--- a/数据结构说明.docx
+++ b/数据结构说明.docx
@@ -35,7 +35,9 @@
         </w:tblBorders>
         <w:tblLayout w:type="autofit"/>
         <w:tblCellMar>
+          <w:top w:w="0" w:type="dxa"/>
           <w:left w:w="108" w:type="dxa"/>
+          <w:bottom w:w="0" w:type="dxa"/>
           <w:right w:w="108" w:type="dxa"/>
         </w:tblCellMar>
       </w:tblPr>
@@ -53,6 +55,12 @@
             <w:insideH w:val="single" w:color="auto" w:sz="4" w:space="0"/>
             <w:insideV w:val="single" w:color="auto" w:sz="4" w:space="0"/>
           </w:tblBorders>
+          <w:tblCellMar>
+            <w:top w:w="0" w:type="dxa"/>
+            <w:left w:w="108" w:type="dxa"/>
+            <w:bottom w:w="0" w:type="dxa"/>
+            <w:right w:w="108" w:type="dxa"/>
+          </w:tblCellMar>
         </w:tblPrEx>
         <w:tc>
           <w:tcPr>
@@ -108,7 +116,9 @@
             <w:insideV w:val="single" w:color="auto" w:sz="4" w:space="0"/>
           </w:tblBorders>
           <w:tblCellMar>
+            <w:top w:w="0" w:type="dxa"/>
             <w:left w:w="108" w:type="dxa"/>
+            <w:bottom w:w="0" w:type="dxa"/>
             <w:right w:w="108" w:type="dxa"/>
           </w:tblCellMar>
         </w:tblPrEx>
@@ -136,8 +146,6 @@
               </w:rPr>
               <w:t>2025年05月26日</w:t>
             </w:r>
-            <w:bookmarkStart w:id="0" w:name="_GoBack"/>
-            <w:bookmarkEnd w:id="0"/>
           </w:p>
         </w:tc>
         <w:tc>
@@ -221,7 +229,9 @@
         </w:tblBorders>
         <w:tblLayout w:type="autofit"/>
         <w:tblCellMar>
+          <w:top w:w="0" w:type="dxa"/>
           <w:left w:w="108" w:type="dxa"/>
+          <w:bottom w:w="0" w:type="dxa"/>
           <w:right w:w="108" w:type="dxa"/>
         </w:tblCellMar>
       </w:tblPr>
@@ -239,7 +249,9 @@
             <w:insideV w:val="single" w:color="auto" w:sz="4" w:space="0"/>
           </w:tblBorders>
           <w:tblCellMar>
+            <w:top w:w="0" w:type="dxa"/>
             <w:left w:w="108" w:type="dxa"/>
+            <w:bottom w:w="0" w:type="dxa"/>
             <w:right w:w="108" w:type="dxa"/>
           </w:tblCellMar>
         </w:tblPrEx>
@@ -5432,11 +5444,21 @@
       <w:r>
         <w:rPr>
           <w:rFonts w:hint="eastAsia" w:ascii="黑体" w:hAnsi="黑体" w:eastAsia="黑体" w:cs="黑体"/>
+          <w:color w:val="FF0000"/>
           <w:sz w:val="24"/>
           <w:szCs w:val="24"/>
           <w:lang w:val="en-US" w:eastAsia="zh-CN"/>
         </w:rPr>
-        <w:t>条件对应参数列表</w:t>
+        <w:t>灯</w:t>
+      </w:r>
+      <w:r>
+        <w:rPr>
+          <w:rFonts w:hint="eastAsia" w:ascii="黑体" w:hAnsi="黑体" w:eastAsia="黑体" w:cs="黑体"/>
+          <w:sz w:val="24"/>
+          <w:szCs w:val="24"/>
+          <w:lang w:val="en-US" w:eastAsia="zh-CN"/>
+        </w:rPr>
+        <w:t xml:space="preserve"> 条件对应参数列表</w:t>
       </w:r>
     </w:p>
     <w:tbl>
@@ -5454,7 +5476,9 @@
         </w:tblBorders>
         <w:tblLayout w:type="autofit"/>
         <w:tblCellMar>
+          <w:top w:w="0" w:type="dxa"/>
           <w:left w:w="108" w:type="dxa"/>
+          <w:bottom w:w="0" w:type="dxa"/>
           <w:right w:w="108" w:type="dxa"/>
         </w:tblCellMar>
       </w:tblPr>
@@ -5474,6 +5498,12 @@
             <w:insideH w:val="single" w:color="auto" w:sz="4" w:space="0"/>
             <w:insideV w:val="single" w:color="auto" w:sz="4" w:space="0"/>
           </w:tblBorders>
+          <w:tblCellMar>
+            <w:top w:w="0" w:type="dxa"/>
+            <w:left w:w="108" w:type="dxa"/>
+            <w:bottom w:w="0" w:type="dxa"/>
+            <w:right w:w="108" w:type="dxa"/>
+          </w:tblCellMar>
         </w:tblPrEx>
         <w:tc>
           <w:tcPr>
@@ -5599,7 +5629,9 @@
             <w:insideV w:val="single" w:color="auto" w:sz="4" w:space="0"/>
           </w:tblBorders>
           <w:tblCellMar>
+            <w:top w:w="0" w:type="dxa"/>
             <w:left w:w="108" w:type="dxa"/>
+            <w:bottom w:w="0" w:type="dxa"/>
             <w:right w:w="108" w:type="dxa"/>
           </w:tblCellMar>
         </w:tblPrEx>
@@ -5634,11 +5666,11 @@
         <w:tc>
           <w:tcPr>
             <w:tcW w:w="2901" w:type="dxa"/>
-            <w:vAlign w:val="top"/>
+            <w:vAlign w:val="center"/>
           </w:tcPr>
           <w:p>
             <w:pPr>
-              <w:jc w:val="both"/>
+              <w:jc w:val="center"/>
               <w:rPr>
                 <w:rFonts w:hint="default" w:ascii="黑体" w:hAnsi="黑体" w:eastAsia="黑体" w:cs="黑体"/>
                 <w:sz w:val="24"/>
@@ -5667,6 +5699,7 @@
           <w:p>
             <w:pPr>
               <w:numPr>
+                <w:ilvl w:val="0"/>
                 <w:numId w:val="0"/>
               </w:numPr>
               <w:jc w:val="center"/>
@@ -5776,6 +5809,7 @@
           <w:p>
             <w:pPr>
               <w:numPr>
+                <w:ilvl w:val="0"/>
                 <w:numId w:val="0"/>
               </w:numPr>
               <w:jc w:val="both"/>
@@ -5811,7 +5845,9 @@
             <w:insideV w:val="single" w:color="auto" w:sz="4" w:space="0"/>
           </w:tblBorders>
           <w:tblCellMar>
+            <w:top w:w="0" w:type="dxa"/>
             <w:left w:w="108" w:type="dxa"/>
+            <w:bottom w:w="0" w:type="dxa"/>
             <w:right w:w="108" w:type="dxa"/>
           </w:tblCellMar>
         </w:tblPrEx>
@@ -5846,11 +5882,11 @@
         <w:tc>
           <w:tcPr>
             <w:tcW w:w="2901" w:type="dxa"/>
-            <w:vAlign w:val="top"/>
+            <w:vAlign w:val="center"/>
           </w:tcPr>
           <w:p>
             <w:pPr>
-              <w:jc w:val="both"/>
+              <w:jc w:val="center"/>
               <w:rPr>
                 <w:rFonts w:hint="default" w:ascii="黑体" w:hAnsi="黑体" w:eastAsia="黑体" w:cs="黑体"/>
                 <w:sz w:val="24"/>
@@ -5951,12 +5987,530 @@
       <w:r>
         <w:rPr>
           <w:rFonts w:hint="eastAsia" w:ascii="黑体" w:hAnsi="黑体" w:eastAsia="黑体" w:cs="黑体"/>
+          <w:color w:val="FF0000"/>
           <w:sz w:val="24"/>
           <w:szCs w:val="24"/>
           <w:lang w:val="en-US" w:eastAsia="zh-CN"/>
         </w:rPr>
-        <w:t>任务对应参数列表</w:t>
+        <w:t>屏</w:t>
       </w:r>
+      <w:r>
+        <w:rPr>
+          <w:rFonts w:hint="eastAsia" w:ascii="黑体" w:hAnsi="黑体" w:eastAsia="黑体" w:cs="黑体"/>
+          <w:sz w:val="24"/>
+          <w:szCs w:val="24"/>
+          <w:lang w:val="en-US" w:eastAsia="zh-CN"/>
+        </w:rPr>
+        <w:t xml:space="preserve"> 任务对应参数列表</w:t>
+      </w:r>
+    </w:p>
+    <w:tbl>
+      <w:tblPr>
+        <w:tblStyle w:val="4"/>
+        <w:tblW w:w="0" w:type="auto"/>
+        <w:tblInd w:w="0" w:type="dxa"/>
+        <w:tblBorders>
+          <w:top w:val="single" w:color="auto" w:sz="4" w:space="0"/>
+          <w:left w:val="single" w:color="auto" w:sz="4" w:space="0"/>
+          <w:bottom w:val="single" w:color="auto" w:sz="4" w:space="0"/>
+          <w:right w:val="single" w:color="auto" w:sz="4" w:space="0"/>
+          <w:insideH w:val="single" w:color="auto" w:sz="4" w:space="0"/>
+          <w:insideV w:val="single" w:color="auto" w:sz="4" w:space="0"/>
+        </w:tblBorders>
+        <w:tblLayout w:type="autofit"/>
+        <w:tblCellMar>
+          <w:top w:w="0" w:type="dxa"/>
+          <w:left w:w="108" w:type="dxa"/>
+          <w:bottom w:w="0" w:type="dxa"/>
+          <w:right w:w="108" w:type="dxa"/>
+        </w:tblCellMar>
+      </w:tblPr>
+      <w:tblGrid>
+        <w:gridCol w:w="1358"/>
+        <w:gridCol w:w="2901"/>
+        <w:gridCol w:w="2130"/>
+        <w:gridCol w:w="2130"/>
+      </w:tblGrid>
+      <w:tr>
+        <w:tblPrEx>
+          <w:tblBorders>
+            <w:top w:val="single" w:color="auto" w:sz="4" w:space="0"/>
+            <w:left w:val="single" w:color="auto" w:sz="4" w:space="0"/>
+            <w:bottom w:val="single" w:color="auto" w:sz="4" w:space="0"/>
+            <w:right w:val="single" w:color="auto" w:sz="4" w:space="0"/>
+            <w:insideH w:val="single" w:color="auto" w:sz="4" w:space="0"/>
+            <w:insideV w:val="single" w:color="auto" w:sz="4" w:space="0"/>
+          </w:tblBorders>
+          <w:tblCellMar>
+            <w:top w:w="0" w:type="dxa"/>
+            <w:left w:w="108" w:type="dxa"/>
+            <w:bottom w:w="0" w:type="dxa"/>
+            <w:right w:w="108" w:type="dxa"/>
+          </w:tblCellMar>
+        </w:tblPrEx>
+        <w:tc>
+          <w:tcPr>
+            <w:tcW w:w="1358" w:type="dxa"/>
+            <w:vAlign w:val="center"/>
+          </w:tcPr>
+          <w:p>
+            <w:pPr>
+              <w:jc w:val="center"/>
+              <w:rPr>
+                <w:rFonts w:hint="default" w:ascii="黑体" w:hAnsi="黑体" w:eastAsia="黑体" w:cs="黑体"/>
+                <w:sz w:val="24"/>
+                <w:szCs w:val="24"/>
+                <w:vertAlign w:val="baseline"/>
+                <w:lang w:val="en-US" w:eastAsia="zh-CN"/>
+              </w:rPr>
+            </w:pPr>
+            <w:r>
+              <w:rPr>
+                <w:rFonts w:hint="eastAsia" w:ascii="黑体" w:hAnsi="黑体" w:eastAsia="黑体" w:cs="黑体"/>
+                <w:sz w:val="24"/>
+                <w:szCs w:val="24"/>
+                <w:vertAlign w:val="baseline"/>
+                <w:lang w:val="en-US" w:eastAsia="zh-CN"/>
+              </w:rPr>
+              <w:t>任务</w:t>
+            </w:r>
+          </w:p>
+        </w:tc>
+        <w:tc>
+          <w:tcPr>
+            <w:tcW w:w="2901" w:type="dxa"/>
+            <w:vAlign w:val="center"/>
+          </w:tcPr>
+          <w:p>
+            <w:pPr>
+              <w:jc w:val="center"/>
+              <w:rPr>
+                <w:rFonts w:hint="default" w:ascii="黑体" w:hAnsi="黑体" w:eastAsia="黑体" w:cs="黑体"/>
+                <w:sz w:val="24"/>
+                <w:szCs w:val="24"/>
+                <w:vertAlign w:val="baseline"/>
+                <w:lang w:val="en-US" w:eastAsia="zh-CN"/>
+              </w:rPr>
+            </w:pPr>
+            <w:r>
+              <w:rPr>
+                <w:rFonts w:hint="eastAsia" w:ascii="黑体" w:hAnsi="黑体" w:eastAsia="黑体" w:cs="黑体"/>
+                <w:sz w:val="24"/>
+                <w:szCs w:val="24"/>
+                <w:vertAlign w:val="baseline"/>
+                <w:lang w:val="en-US" w:eastAsia="zh-CN"/>
+              </w:rPr>
+              <w:t>说明</w:t>
+            </w:r>
+          </w:p>
+        </w:tc>
+        <w:tc>
+          <w:tcPr>
+            <w:tcW w:w="2130" w:type="dxa"/>
+            <w:vAlign w:val="center"/>
+          </w:tcPr>
+          <w:p>
+            <w:pPr>
+              <w:jc w:val="center"/>
+              <w:rPr>
+                <w:rFonts w:hint="default" w:ascii="黑体" w:hAnsi="黑体" w:eastAsia="黑体" w:cs="黑体"/>
+                <w:sz w:val="24"/>
+                <w:szCs w:val="24"/>
+                <w:vertAlign w:val="baseline"/>
+                <w:lang w:val="en-US" w:eastAsia="zh-CN"/>
+              </w:rPr>
+            </w:pPr>
+            <w:r>
+              <w:rPr>
+                <w:rFonts w:hint="eastAsia" w:ascii="黑体" w:hAnsi="黑体" w:eastAsia="黑体" w:cs="黑体"/>
+                <w:sz w:val="24"/>
+                <w:szCs w:val="24"/>
+                <w:vertAlign w:val="baseline"/>
+                <w:lang w:val="en-US" w:eastAsia="zh-CN"/>
+              </w:rPr>
+              <w:t>参数数量</w:t>
+            </w:r>
+          </w:p>
+        </w:tc>
+        <w:tc>
+          <w:tcPr>
+            <w:tcW w:w="2130" w:type="dxa"/>
+            <w:vAlign w:val="center"/>
+          </w:tcPr>
+          <w:p>
+            <w:pPr>
+              <w:jc w:val="center"/>
+              <w:rPr>
+                <w:rFonts w:hint="default" w:ascii="黑体" w:hAnsi="黑体" w:eastAsia="黑体" w:cs="黑体"/>
+                <w:sz w:val="24"/>
+                <w:szCs w:val="24"/>
+                <w:vertAlign w:val="baseline"/>
+                <w:lang w:val="en-US" w:eastAsia="zh-CN"/>
+              </w:rPr>
+            </w:pPr>
+            <w:r>
+              <w:rPr>
+                <w:rFonts w:hint="eastAsia" w:ascii="黑体" w:hAnsi="黑体" w:eastAsia="黑体" w:cs="黑体"/>
+                <w:sz w:val="24"/>
+                <w:szCs w:val="24"/>
+                <w:vertAlign w:val="baseline"/>
+                <w:lang w:val="en-US" w:eastAsia="zh-CN"/>
+              </w:rPr>
+              <w:t>参数说明</w:t>
+            </w:r>
+          </w:p>
+        </w:tc>
+      </w:tr>
+      <w:tr>
+        <w:tblPrEx>
+          <w:tblBorders>
+            <w:top w:val="single" w:color="auto" w:sz="4" w:space="0"/>
+            <w:left w:val="single" w:color="auto" w:sz="4" w:space="0"/>
+            <w:bottom w:val="single" w:color="auto" w:sz="4" w:space="0"/>
+            <w:right w:val="single" w:color="auto" w:sz="4" w:space="0"/>
+            <w:insideH w:val="single" w:color="auto" w:sz="4" w:space="0"/>
+            <w:insideV w:val="single" w:color="auto" w:sz="4" w:space="0"/>
+          </w:tblBorders>
+          <w:tblCellMar>
+            <w:top w:w="0" w:type="dxa"/>
+            <w:left w:w="108" w:type="dxa"/>
+            <w:bottom w:w="0" w:type="dxa"/>
+            <w:right w:w="108" w:type="dxa"/>
+          </w:tblCellMar>
+        </w:tblPrEx>
+        <w:tc>
+          <w:tcPr>
+            <w:tcW w:w="1358" w:type="dxa"/>
+            <w:vAlign w:val="center"/>
+          </w:tcPr>
+          <w:p>
+            <w:pPr>
+              <w:jc w:val="center"/>
+              <w:rPr>
+                <w:rFonts w:hint="eastAsia" w:ascii="黑体" w:hAnsi="黑体" w:eastAsia="黑体" w:cs="黑体"/>
+                <w:sz w:val="24"/>
+                <w:szCs w:val="24"/>
+                <w:vertAlign w:val="baseline"/>
+                <w:lang w:val="en-US" w:eastAsia="zh-CN"/>
+              </w:rPr>
+            </w:pPr>
+            <w:r>
+              <w:rPr>
+                <w:rFonts w:hint="eastAsia" w:ascii="黑体" w:hAnsi="黑体" w:eastAsia="黑体" w:cs="黑体"/>
+                <w:sz w:val="24"/>
+                <w:szCs w:val="24"/>
+                <w:vertAlign w:val="baseline"/>
+                <w:lang w:val="en-US" w:eastAsia="zh-CN"/>
+              </w:rPr>
+              <w:t>0</w:t>
+            </w:r>
+          </w:p>
+        </w:tc>
+        <w:tc>
+          <w:tcPr>
+            <w:tcW w:w="2901" w:type="dxa"/>
+            <w:vAlign w:val="center"/>
+          </w:tcPr>
+          <w:p>
+            <w:pPr>
+              <w:jc w:val="center"/>
+              <w:rPr>
+                <w:rFonts w:hint="default" w:ascii="黑体" w:hAnsi="黑体" w:eastAsia="黑体" w:cs="黑体"/>
+                <w:sz w:val="24"/>
+                <w:szCs w:val="24"/>
+                <w:vertAlign w:val="baseline"/>
+                <w:lang w:val="en-US" w:eastAsia="zh-CN"/>
+              </w:rPr>
+            </w:pPr>
+            <w:r>
+              <w:rPr>
+                <w:rFonts w:hint="eastAsia" w:ascii="黑体" w:hAnsi="黑体" w:eastAsia="黑体" w:cs="黑体"/>
+                <w:sz w:val="24"/>
+                <w:szCs w:val="24"/>
+                <w:vertAlign w:val="baseline"/>
+                <w:lang w:val="en-US" w:eastAsia="zh-CN"/>
+              </w:rPr>
+              <w:t>屏幕显示图片</w:t>
+            </w:r>
+          </w:p>
+        </w:tc>
+        <w:tc>
+          <w:tcPr>
+            <w:tcW w:w="2130" w:type="dxa"/>
+            <w:vAlign w:val="center"/>
+          </w:tcPr>
+          <w:p>
+            <w:pPr>
+              <w:numPr>
+                <w:ilvl w:val="0"/>
+                <w:numId w:val="0"/>
+              </w:numPr>
+              <w:jc w:val="center"/>
+              <w:rPr>
+                <w:rFonts w:hint="default" w:ascii="黑体" w:hAnsi="黑体" w:eastAsia="黑体" w:cs="黑体"/>
+                <w:sz w:val="24"/>
+                <w:szCs w:val="24"/>
+                <w:vertAlign w:val="baseline"/>
+                <w:lang w:val="en-US" w:eastAsia="zh-CN"/>
+              </w:rPr>
+            </w:pPr>
+            <w:r>
+              <w:rPr>
+                <w:rFonts w:hint="eastAsia" w:ascii="黑体" w:hAnsi="黑体" w:eastAsia="黑体" w:cs="黑体"/>
+                <w:sz w:val="24"/>
+                <w:szCs w:val="24"/>
+                <w:vertAlign w:val="baseline"/>
+                <w:lang w:val="en-US" w:eastAsia="zh-CN"/>
+              </w:rPr>
+              <w:t>1</w:t>
+            </w:r>
+          </w:p>
+        </w:tc>
+        <w:tc>
+          <w:tcPr>
+            <w:tcW w:w="2130" w:type="dxa"/>
+            <w:vAlign w:val="top"/>
+          </w:tcPr>
+          <w:p>
+            <w:pPr>
+              <w:numPr>
+                <w:ilvl w:val="0"/>
+                <w:numId w:val="0"/>
+              </w:numPr>
+              <w:jc w:val="both"/>
+              <w:rPr>
+                <w:rFonts w:hint="default" w:ascii="黑体" w:hAnsi="黑体" w:eastAsia="黑体" w:cs="黑体"/>
+                <w:sz w:val="24"/>
+                <w:szCs w:val="24"/>
+                <w:vertAlign w:val="baseline"/>
+                <w:lang w:val="en-US" w:eastAsia="zh-CN"/>
+              </w:rPr>
+            </w:pPr>
+            <w:r>
+              <w:rPr>
+                <w:rFonts w:hint="eastAsia" w:ascii="黑体" w:hAnsi="黑体" w:eastAsia="黑体" w:cs="黑体"/>
+                <w:sz w:val="24"/>
+                <w:szCs w:val="24"/>
+                <w:vertAlign w:val="baseline"/>
+                <w:lang w:val="en-US" w:eastAsia="zh-CN"/>
+              </w:rPr>
+              <w:t>屏幕预设好的图片文件名(例:1.png)</w:t>
+            </w:r>
+          </w:p>
+        </w:tc>
+      </w:tr>
+      <w:tr>
+        <w:tblPrEx>
+          <w:tblBorders>
+            <w:top w:val="single" w:color="auto" w:sz="4" w:space="0"/>
+            <w:left w:val="single" w:color="auto" w:sz="4" w:space="0"/>
+            <w:bottom w:val="single" w:color="auto" w:sz="4" w:space="0"/>
+            <w:right w:val="single" w:color="auto" w:sz="4" w:space="0"/>
+            <w:insideH w:val="single" w:color="auto" w:sz="4" w:space="0"/>
+            <w:insideV w:val="single" w:color="auto" w:sz="4" w:space="0"/>
+          </w:tblBorders>
+          <w:tblCellMar>
+            <w:top w:w="0" w:type="dxa"/>
+            <w:left w:w="108" w:type="dxa"/>
+            <w:bottom w:w="0" w:type="dxa"/>
+            <w:right w:w="108" w:type="dxa"/>
+          </w:tblCellMar>
+        </w:tblPrEx>
+        <w:tc>
+          <w:tcPr>
+            <w:tcW w:w="1358" w:type="dxa"/>
+            <w:vAlign w:val="center"/>
+          </w:tcPr>
+          <w:p>
+            <w:pPr>
+              <w:jc w:val="center"/>
+              <w:rPr>
+                <w:rFonts w:hint="default" w:ascii="黑体" w:hAnsi="黑体" w:eastAsia="黑体" w:cs="黑体"/>
+                <w:sz w:val="24"/>
+                <w:szCs w:val="24"/>
+                <w:vertAlign w:val="baseline"/>
+                <w:lang w:val="en-US" w:eastAsia="zh-CN"/>
+              </w:rPr>
+            </w:pPr>
+            <w:r>
+              <w:rPr>
+                <w:sz w:val="24"/>
+              </w:rPr>
+              <mc:AlternateContent>
+                <mc:Choice Requires="wps">
+                  <w:drawing>
+                    <wp:anchor distT="0" distB="0" distL="114300" distR="114300" simplePos="0" relativeHeight="251659264" behindDoc="0" locked="0" layoutInCell="1" allowOverlap="1">
+                      <wp:simplePos x="0" y="0"/>
+                      <wp:positionH relativeFrom="column">
+                        <wp:posOffset>-531495</wp:posOffset>
+                      </wp:positionH>
+                      <wp:positionV relativeFrom="paragraph">
+                        <wp:posOffset>1905</wp:posOffset>
+                      </wp:positionV>
+                      <wp:extent cx="6177915" cy="615950"/>
+                      <wp:effectExtent l="6350" t="6350" r="18415" b="17780"/>
+                      <wp:wrapNone/>
+                      <wp:docPr id="1" name="矩形 1"/>
+                      <wp:cNvGraphicFramePr/>
+                      <a:graphic xmlns:a="http://schemas.openxmlformats.org/drawingml/2006/main">
+                        <a:graphicData uri="http://schemas.microsoft.com/office/word/2010/wordprocessingShape">
+                          <wps:wsp>
+                            <wps:cNvSpPr/>
+                            <wps:spPr>
+                              <a:xfrm>
+                                <a:off x="899160" y="6179185"/>
+                                <a:ext cx="6177915" cy="615950"/>
+                              </a:xfrm>
+                              <a:prstGeom prst="rect">
+                                <a:avLst/>
+                              </a:prstGeom>
+                            </wps:spPr>
+                            <wps:style>
+                              <a:lnRef idx="2">
+                                <a:schemeClr val="accent1">
+                                  <a:lumMod val="75000"/>
+                                </a:schemeClr>
+                              </a:lnRef>
+                              <a:fillRef idx="1">
+                                <a:schemeClr val="accent1"/>
+                              </a:fillRef>
+                              <a:effectRef idx="0">
+                                <a:srgbClr val="FFFFFF"/>
+                              </a:effectRef>
+                              <a:fontRef idx="minor">
+                                <a:schemeClr val="lt1"/>
+                              </a:fontRef>
+                            </wps:style>
+                            <wps:bodyPr rot="0" spcFirstLastPara="0" vertOverflow="overflow" horzOverflow="overflow" vert="horz" wrap="square" lIns="91440" tIns="45720" rIns="91440" bIns="45720" numCol="1" spcCol="0" rtlCol="0" fromWordArt="0" anchor="ctr" anchorCtr="0" forceAA="0" compatLnSpc="1">
+                              <a:noAutofit/>
+                            </wps:bodyPr>
+                          </wps:wsp>
+                        </a:graphicData>
+                      </a:graphic>
+                    </wp:anchor>
+                  </w:drawing>
+                </mc:Choice>
+                <mc:Fallback>
+                  <w:pict>
+                    <v:rect id="_x0000_s1026" o:spid="_x0000_s1026" o:spt="1" style="position:absolute;left:0pt;margin-left:-41.85pt;margin-top:0.15pt;height:48.5pt;width:486.45pt;z-index:251659264;v-text-anchor:middle;mso-width-relative:page;mso-height-relative:page;" fillcolor="#4874CB [3204]" filled="t" stroked="t" coordsize="21600,21600" o:gfxdata="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">
+                      <v:fill on="t" focussize="0,0"/>
+                      <v:stroke weight="1pt" color="#2E54A1 [2404]" miterlimit="8" joinstyle="miter"/>
+                      <v:imagedata o:title=""/>
+                      <o:lock v:ext="edit" aspectratio="f"/>
+                    </v:rect>
+                  </w:pict>
+                </mc:Fallback>
+              </mc:AlternateContent>
+            </w:r>
+            <w:r>
+              <w:rPr>
+                <w:rFonts w:hint="eastAsia" w:ascii="黑体" w:hAnsi="黑体" w:eastAsia="黑体" w:cs="黑体"/>
+                <w:sz w:val="24"/>
+                <w:szCs w:val="24"/>
+                <w:vertAlign w:val="baseline"/>
+                <w:lang w:val="en-US" w:eastAsia="zh-CN"/>
+              </w:rPr>
+              <w:t>1</w:t>
+            </w:r>
+          </w:p>
+        </w:tc>
+        <w:tc>
+          <w:tcPr>
+            <w:tcW w:w="2901" w:type="dxa"/>
+            <w:vAlign w:val="top"/>
+          </w:tcPr>
+          <w:p>
+            <w:pPr>
+              <w:jc w:val="both"/>
+              <w:rPr>
+                <w:rFonts w:hint="default" w:ascii="黑体" w:hAnsi="黑体" w:eastAsia="黑体" w:cs="黑体"/>
+                <w:sz w:val="24"/>
+                <w:szCs w:val="24"/>
+                <w:vertAlign w:val="baseline"/>
+                <w:lang w:val="en-US" w:eastAsia="zh-CN"/>
+              </w:rPr>
+            </w:pPr>
+            <w:r>
+              <w:rPr>
+                <w:rFonts w:hint="eastAsia" w:ascii="黑体" w:hAnsi="黑体" w:eastAsia="黑体" w:cs="黑体"/>
+                <w:sz w:val="24"/>
+                <w:szCs w:val="24"/>
+                <w:vertAlign w:val="baseline"/>
+                <w:lang w:val="en-US" w:eastAsia="zh-CN"/>
+              </w:rPr>
+              <w:t>屏幕显示参数内容对应的文字内容(方向未翻转)</w:t>
+            </w:r>
+          </w:p>
+        </w:tc>
+        <w:tc>
+          <w:tcPr>
+            <w:tcW w:w="2130" w:type="dxa"/>
+            <w:vAlign w:val="center"/>
+          </w:tcPr>
+          <w:p>
+            <w:pPr>
+              <w:jc w:val="center"/>
+              <w:rPr>
+                <w:rFonts w:hint="default" w:ascii="黑体" w:hAnsi="黑体" w:eastAsia="黑体" w:cs="黑体"/>
+                <w:sz w:val="24"/>
+                <w:szCs w:val="24"/>
+                <w:vertAlign w:val="baseline"/>
+                <w:lang w:val="en-US" w:eastAsia="zh-CN"/>
+              </w:rPr>
+            </w:pPr>
+            <w:r>
+              <w:rPr>
+                <w:rFonts w:hint="eastAsia" w:ascii="黑体" w:hAnsi="黑体" w:eastAsia="黑体" w:cs="黑体"/>
+                <w:sz w:val="24"/>
+                <w:szCs w:val="24"/>
+                <w:vertAlign w:val="baseline"/>
+                <w:lang w:val="en-US" w:eastAsia="zh-CN"/>
+              </w:rPr>
+              <w:t>1</w:t>
+            </w:r>
+          </w:p>
+        </w:tc>
+        <w:tc>
+          <w:tcPr>
+            <w:tcW w:w="2130" w:type="dxa"/>
+            <w:vAlign w:val="top"/>
+          </w:tcPr>
+          <w:p>
+            <w:pPr>
+              <w:jc w:val="both"/>
+              <w:rPr>
+                <w:rFonts w:hint="default" w:ascii="黑体" w:hAnsi="黑体" w:eastAsia="黑体" w:cs="黑体"/>
+                <w:sz w:val="24"/>
+                <w:szCs w:val="24"/>
+                <w:vertAlign w:val="baseline"/>
+                <w:lang w:val="en-US" w:eastAsia="zh-CN"/>
+              </w:rPr>
+            </w:pPr>
+            <w:r>
+              <w:rPr>
+                <w:rFonts w:hint="eastAsia" w:ascii="黑体" w:hAnsi="黑体" w:eastAsia="黑体" w:cs="黑体"/>
+                <w:sz w:val="24"/>
+                <w:szCs w:val="24"/>
+                <w:vertAlign w:val="baseline"/>
+                <w:lang w:val="en-US" w:eastAsia="zh-CN"/>
+              </w:rPr>
+              <w:t>需要显示的文字内容</w:t>
+            </w:r>
+          </w:p>
+        </w:tc>
+      </w:tr>
+    </w:tbl>
+    <w:p>
+      <w:pPr>
+        <w:rPr>
+          <w:rFonts w:hint="eastAsia" w:ascii="黑体" w:hAnsi="黑体" w:eastAsia="黑体" w:cs="黑体"/>
+          <w:sz w:val="24"/>
+          <w:szCs w:val="24"/>
+          <w:lang w:val="en-US" w:eastAsia="zh-CN"/>
+        </w:rPr>
+      </w:pPr>
+      <w:bookmarkStart w:id="0" w:name="_GoBack"/>
+      <w:bookmarkEnd w:id="0"/>
     </w:p>
     <w:sectPr>
       <w:pgSz w:w="11906" w:h="16838"/>
@@ -6044,7 +6598,7 @@
     <w:lsdException w:qFormat="1" w:unhideWhenUsed="0" w:uiPriority="0" w:semiHidden="0" w:name="Title"/>
     <w:lsdException w:unhideWhenUsed="0" w:uiPriority="0" w:semiHidden="0" w:name="Closing"/>
     <w:lsdException w:unhideWhenUsed="0" w:uiPriority="0" w:semiHidden="0" w:name="Signature"/>
-    <w:lsdException w:unhideWhenUsed="0" w:uiPriority="0" w:name="Default Paragraph Font"/>
+    <w:lsdException w:qFormat="1" w:unhideWhenUsed="0" w:uiPriority="0" w:name="Default Paragraph Font"/>
     <w:lsdException w:unhideWhenUsed="0" w:uiPriority="0" w:semiHidden="0" w:name="Body Text"/>
     <w:lsdException w:unhideWhenUsed="0" w:uiPriority="0" w:semiHidden="0" w:name="Body Text Indent"/>
     <w:lsdException w:unhideWhenUsed="0" w:uiPriority="0" w:semiHidden="0" w:name="List Continue"/>
@@ -6265,6 +6819,7 @@
   <w:style w:type="character" w:default="1" w:styleId="5">
     <w:name w:val="Default Paragraph Font"/>
     <w:semiHidden/>
+    <w:qFormat/>
     <w:uiPriority w:val="0"/>
   </w:style>
   <w:style w:type="table" w:default="1" w:styleId="3">
@@ -6547,4 +7102,21 @@
   </a:themeElements>
   <a:objectDefaults/>
 </a:theme>
+</file>
+
+<file path=customXml/item1.xml><?xml version="1.0" encoding="utf-8"?>
+<s:customData xmlns="http://www.wps.cn/officeDocument/2013/wpsCustomData" xmlns:s="http://www.wps.cn/officeDocument/2013/wpsCustomData">
+  <customSectProps/>
+  <customShpExts>
+    <customShpInfo spid="_x0000_s1026" textRotate="1"/>
+  </customShpExts>
+</s:customData>
+</file>
+
+<file path=customXml/itemProps1.xml><?xml version="1.0" encoding="utf-8"?>
+<ds:datastoreItem xmlns:ds="http://schemas.openxmlformats.org/officeDocument/2006/customXml" ds:itemID="{B1977F7D-205B-4081-913C-38D41E755F92}">
+  <ds:schemaRefs>
+    <ds:schemaRef ds:uri="http://www.wps.cn/officeDocument/2013/wpsCustomData"/>
+  </ds:schemaRefs>
+</ds:datastoreItem>
 </file>
--- a/数据结构说明.docx
+++ b/数据结构说明.docx
@@ -55,12 +55,6 @@
             <w:insideH w:val="single" w:color="auto" w:sz="4" w:space="0"/>
             <w:insideV w:val="single" w:color="auto" w:sz="4" w:space="0"/>
           </w:tblBorders>
-          <w:tblCellMar>
-            <w:top w:w="0" w:type="dxa"/>
-            <w:left w:w="108" w:type="dxa"/>
-            <w:bottom w:w="0" w:type="dxa"/>
-            <w:right w:w="108" w:type="dxa"/>
-          </w:tblCellMar>
         </w:tblPrEx>
         <w:tc>
           <w:tcPr>
@@ -99,9 +93,19 @@
                 <w:sz w:val="24"/>
                 <w:szCs w:val="24"/>
                 <w:vertAlign w:val="baseline"/>
-                <w:lang w:val="en-US"/>
-              </w:rPr>
-            </w:pPr>
+                <w:lang w:val="en-US" w:eastAsia="zh-CN"/>
+              </w:rPr>
+            </w:pPr>
+            <w:r>
+              <w:rPr>
+                <w:rFonts w:hint="eastAsia" w:ascii="黑体" w:hAnsi="黑体" w:eastAsia="黑体" w:cs="黑体"/>
+                <w:sz w:val="24"/>
+                <w:szCs w:val="24"/>
+                <w:vertAlign w:val="baseline"/>
+                <w:lang w:val="en-US" w:eastAsia="zh-CN"/>
+              </w:rPr>
+              <w:t>说明</w:t>
+            </w:r>
           </w:p>
         </w:tc>
       </w:tr>
@@ -162,6 +166,116 @@
                 <w:lang w:val="en-US"/>
               </w:rPr>
             </w:pPr>
+          </w:p>
+        </w:tc>
+      </w:tr>
+      <w:tr>
+        <w:tblPrEx>
+          <w:tblBorders>
+            <w:top w:val="single" w:color="auto" w:sz="4" w:space="0"/>
+            <w:left w:val="single" w:color="auto" w:sz="4" w:space="0"/>
+            <w:bottom w:val="single" w:color="auto" w:sz="4" w:space="0"/>
+            <w:right w:val="single" w:color="auto" w:sz="4" w:space="0"/>
+            <w:insideH w:val="single" w:color="auto" w:sz="4" w:space="0"/>
+            <w:insideV w:val="single" w:color="auto" w:sz="4" w:space="0"/>
+          </w:tblBorders>
+          <w:tblCellMar>
+            <w:top w:w="0" w:type="dxa"/>
+            <w:left w:w="108" w:type="dxa"/>
+            <w:bottom w:w="0" w:type="dxa"/>
+            <w:right w:w="108" w:type="dxa"/>
+          </w:tblCellMar>
+        </w:tblPrEx>
+        <w:tc>
+          <w:tcPr>
+            <w:tcW w:w="4261" w:type="dxa"/>
+          </w:tcPr>
+          <w:p>
+            <w:pPr>
+              <w:rPr>
+                <w:rFonts w:hint="default" w:ascii="黑体" w:hAnsi="黑体" w:eastAsia="黑体" w:cs="黑体"/>
+                <w:sz w:val="24"/>
+                <w:szCs w:val="24"/>
+                <w:vertAlign w:val="baseline"/>
+                <w:lang w:val="en-US" w:eastAsia="zh-CN"/>
+              </w:rPr>
+            </w:pPr>
+            <w:r>
+              <w:rPr>
+                <w:rFonts w:hint="default" w:ascii="黑体" w:hAnsi="黑体" w:eastAsia="黑体" w:cs="黑体"/>
+                <w:sz w:val="24"/>
+                <w:szCs w:val="24"/>
+                <w:vertAlign w:val="baseline"/>
+                <w:lang w:val="en-US" w:eastAsia="zh-CN"/>
+              </w:rPr>
+              <w:t>2025</w:t>
+            </w:r>
+            <w:r>
+              <w:rPr>
+                <w:rFonts w:hint="eastAsia" w:ascii="黑体" w:hAnsi="黑体" w:eastAsia="黑体" w:cs="黑体"/>
+                <w:sz w:val="24"/>
+                <w:szCs w:val="24"/>
+                <w:vertAlign w:val="baseline"/>
+                <w:lang w:val="en-US" w:eastAsia="zh-CN"/>
+              </w:rPr>
+              <w:t>年06月16日</w:t>
+            </w:r>
+          </w:p>
+        </w:tc>
+        <w:tc>
+          <w:tcPr>
+            <w:tcW w:w="4261" w:type="dxa"/>
+          </w:tcPr>
+          <w:p>
+            <w:pPr>
+              <w:rPr>
+                <w:rFonts w:hint="default" w:ascii="黑体" w:hAnsi="黑体" w:eastAsia="黑体" w:cs="黑体"/>
+                <w:sz w:val="24"/>
+                <w:szCs w:val="24"/>
+                <w:vertAlign w:val="baseline"/>
+                <w:lang w:val="en-US" w:eastAsia="zh-CN"/>
+              </w:rPr>
+            </w:pPr>
+            <w:r>
+              <w:rPr>
+                <w:rFonts w:hint="default" w:ascii="黑体" w:hAnsi="黑体" w:eastAsia="黑体" w:cs="黑体"/>
+                <w:sz w:val="24"/>
+                <w:szCs w:val="24"/>
+                <w:vertAlign w:val="baseline"/>
+                <w:lang w:val="en-US" w:eastAsia="zh-CN"/>
+              </w:rPr>
+              <w:t>“</w:t>
+            </w:r>
+            <w:r>
+              <w:rPr>
+                <w:rFonts w:hint="eastAsia" w:ascii="黑体" w:hAnsi="黑体" w:eastAsia="黑体" w:cs="黑体"/>
+                <w:sz w:val="24"/>
+                <w:szCs w:val="24"/>
+                <w:vertAlign w:val="baseline"/>
+                <w:lang w:val="en-US" w:eastAsia="zh-CN"/>
+              </w:rPr>
+              <w:t>args</w:t>
+            </w:r>
+            <w:r>
+              <w:rPr>
+                <w:rFonts w:hint="default" w:ascii="黑体" w:hAnsi="黑体" w:eastAsia="黑体" w:cs="黑体"/>
+                <w:sz w:val="24"/>
+                <w:szCs w:val="24"/>
+                <w:vertAlign w:val="baseline"/>
+                <w:lang w:val="en-US" w:eastAsia="zh-CN"/>
+              </w:rPr>
+              <w:t>”</w:t>
+            </w:r>
+            <w:r>
+              <w:rPr>
+                <w:rFonts w:hint="eastAsia" w:ascii="黑体" w:hAnsi="黑体" w:eastAsia="黑体" w:cs="黑体"/>
+                <w:sz w:val="24"/>
+                <w:szCs w:val="24"/>
+                <w:vertAlign w:val="baseline"/>
+                <w:lang w:val="en-US" w:eastAsia="zh-CN"/>
+              </w:rPr>
+              <w:t>:[]属性变更</w:t>
+            </w:r>
           </w:p>
         </w:tc>
       </w:tr>
@@ -211,7 +325,7 @@
           <w:szCs w:val="24"/>
           <w:lang w:val="en-US" w:eastAsia="zh-CN"/>
         </w:rPr>
-        <w:t>文件规则范例</w:t>
+        <w:t>文件规则范例(旧,已更新)</w:t>
       </w:r>
     </w:p>
     <w:tbl>
@@ -5431,6 +5545,6722 @@
           <w:lang w:val="en-US" w:eastAsia="zh-CN"/>
         </w:rPr>
       </w:pPr>
+    </w:p>
+    <w:p>
+      <w:pPr>
+        <w:rPr>
+          <w:rFonts w:hint="default" w:ascii="黑体" w:hAnsi="黑体" w:eastAsia="黑体" w:cs="黑体"/>
+          <w:sz w:val="24"/>
+          <w:szCs w:val="24"/>
+          <w:lang w:val="en-US" w:eastAsia="zh-CN"/>
+        </w:rPr>
+      </w:pPr>
+      <w:r>
+        <w:rPr>
+          <w:rFonts w:hint="eastAsia" w:ascii="黑体" w:hAnsi="黑体" w:eastAsia="黑体" w:cs="黑体"/>
+          <w:sz w:val="24"/>
+          <w:szCs w:val="24"/>
+          <w:lang w:val="en-US" w:eastAsia="zh-CN"/>
+        </w:rPr>
+        <w:t>文件规则范例(2025年06月16日 新)</w:t>
+      </w:r>
+    </w:p>
+    <w:tbl>
+      <w:tblPr>
+        <w:tblStyle w:val="4"/>
+        <w:tblW w:w="0" w:type="auto"/>
+        <w:tblInd w:w="0" w:type="dxa"/>
+        <w:tblBorders>
+          <w:top w:val="single" w:color="auto" w:sz="4" w:space="0"/>
+          <w:left w:val="single" w:color="auto" w:sz="4" w:space="0"/>
+          <w:bottom w:val="single" w:color="auto" w:sz="4" w:space="0"/>
+          <w:right w:val="single" w:color="auto" w:sz="4" w:space="0"/>
+          <w:insideH w:val="single" w:color="auto" w:sz="4" w:space="0"/>
+          <w:insideV w:val="single" w:color="auto" w:sz="4" w:space="0"/>
+        </w:tblBorders>
+        <w:tblLayout w:type="autofit"/>
+        <w:tblCellMar>
+          <w:top w:w="0" w:type="dxa"/>
+          <w:left w:w="108" w:type="dxa"/>
+          <w:bottom w:w="0" w:type="dxa"/>
+          <w:right w:w="108" w:type="dxa"/>
+        </w:tblCellMar>
+      </w:tblPr>
+      <w:tblGrid>
+        <w:gridCol w:w="8522"/>
+      </w:tblGrid>
+      <w:tr>
+        <w:tblPrEx>
+          <w:tblBorders>
+            <w:top w:val="single" w:color="auto" w:sz="4" w:space="0"/>
+            <w:left w:val="single" w:color="auto" w:sz="4" w:space="0"/>
+            <w:bottom w:val="single" w:color="auto" w:sz="4" w:space="0"/>
+            <w:right w:val="single" w:color="auto" w:sz="4" w:space="0"/>
+            <w:insideH w:val="single" w:color="auto" w:sz="4" w:space="0"/>
+            <w:insideV w:val="single" w:color="auto" w:sz="4" w:space="0"/>
+          </w:tblBorders>
+          <w:tblCellMar>
+            <w:top w:w="0" w:type="dxa"/>
+            <w:left w:w="108" w:type="dxa"/>
+            <w:bottom w:w="0" w:type="dxa"/>
+            <w:right w:w="108" w:type="dxa"/>
+          </w:tblCellMar>
+        </w:tblPrEx>
+        <w:tc>
+          <w:tcPr>
+            <w:tcW w:w="8522" w:type="dxa"/>
+          </w:tcPr>
+          <w:p>
+            <w:pPr>
+              <w:keepNext w:val="0"/>
+              <w:keepLines w:val="0"/>
+              <w:widowControl/>
+              <w:suppressLineNumbers w:val="0"/>
+              <w:shd w:val="clear" w:fill="FFFFFF"/>
+              <w:spacing w:line="216" w:lineRule="atLeast"/>
+              <w:jc w:val="left"/>
+              <w:rPr>
+                <w:rFonts w:ascii="Courier New" w:hAnsi="Courier New" w:eastAsia="Courier New" w:cs="Courier New"/>
+                <w:b w:val="0"/>
+                <w:bCs w:val="0"/>
+                <w:color w:val="000000"/>
+                <w:sz w:val="14"/>
+                <w:szCs w:val="14"/>
+              </w:rPr>
+            </w:pPr>
+            <w:r>
+              <w:rPr>
+                <w:rFonts w:hint="default" w:ascii="Courier New" w:hAnsi="Courier New" w:eastAsia="Courier New" w:cs="Courier New"/>
+                <w:b w:val="0"/>
+                <w:bCs w:val="0"/>
+                <w:color w:val="000000"/>
+                <w:kern w:val="0"/>
+                <w:sz w:val="14"/>
+                <w:szCs w:val="14"/>
+                <w:shd w:val="clear" w:fill="FFFFFF"/>
+                <w:lang w:val="en-US" w:eastAsia="zh-CN" w:bidi="ar"/>
+              </w:rPr>
+              <w:t>{</w:t>
+            </w:r>
+          </w:p>
+          <w:p>
+            <w:pPr>
+              <w:keepNext w:val="0"/>
+              <w:keepLines w:val="0"/>
+              <w:widowControl/>
+              <w:suppressLineNumbers w:val="0"/>
+              <w:shd w:val="clear" w:fill="FFFFFF"/>
+              <w:spacing w:line="216" w:lineRule="atLeast"/>
+              <w:jc w:val="left"/>
+              <w:rPr>
+                <w:rFonts w:hint="default" w:ascii="Courier New" w:hAnsi="Courier New" w:eastAsia="Courier New" w:cs="Courier New"/>
+                <w:b w:val="0"/>
+                <w:bCs w:val="0"/>
+                <w:color w:val="000000"/>
+                <w:sz w:val="14"/>
+                <w:szCs w:val="14"/>
+              </w:rPr>
+            </w:pPr>
+            <w:r>
+              <w:rPr>
+                <w:rFonts w:hint="default" w:ascii="Courier New" w:hAnsi="Courier New" w:eastAsia="Courier New" w:cs="Courier New"/>
+                <w:b w:val="0"/>
+                <w:bCs w:val="0"/>
+                <w:color w:val="000000"/>
+                <w:kern w:val="0"/>
+                <w:sz w:val="14"/>
+                <w:szCs w:val="14"/>
+                <w:shd w:val="clear" w:fill="FFFFFF"/>
+                <w:lang w:val="en-US" w:eastAsia="zh-CN" w:bidi="ar"/>
+              </w:rPr>
+              <w:t xml:space="preserve">    </w:t>
+            </w:r>
+            <w:r>
+              <w:rPr>
+                <w:rFonts w:hint="default" w:ascii="Courier New" w:hAnsi="Courier New" w:eastAsia="Courier New" w:cs="Courier New"/>
+                <w:b w:val="0"/>
+                <w:bCs w:val="0"/>
+                <w:color w:val="A31515"/>
+                <w:kern w:val="0"/>
+                <w:sz w:val="14"/>
+                <w:szCs w:val="14"/>
+                <w:shd w:val="clear" w:fill="FFFFFF"/>
+                <w:lang w:val="en-US" w:eastAsia="zh-CN" w:bidi="ar"/>
+              </w:rPr>
+              <w:t>"rules"</w:t>
+            </w:r>
+            <w:r>
+              <w:rPr>
+                <w:rFonts w:hint="default" w:ascii="Courier New" w:hAnsi="Courier New" w:eastAsia="Courier New" w:cs="Courier New"/>
+                <w:b w:val="0"/>
+                <w:bCs w:val="0"/>
+                <w:color w:val="000000"/>
+                <w:kern w:val="0"/>
+                <w:sz w:val="14"/>
+                <w:szCs w:val="14"/>
+                <w:shd w:val="clear" w:fill="FFFFFF"/>
+                <w:lang w:val="en-US" w:eastAsia="zh-CN" w:bidi="ar"/>
+              </w:rPr>
+              <w:t>: [</w:t>
+            </w:r>
+          </w:p>
+          <w:p>
+            <w:pPr>
+              <w:keepNext w:val="0"/>
+              <w:keepLines w:val="0"/>
+              <w:widowControl/>
+              <w:suppressLineNumbers w:val="0"/>
+              <w:shd w:val="clear" w:fill="FFFFFF"/>
+              <w:spacing w:line="216" w:lineRule="atLeast"/>
+              <w:jc w:val="left"/>
+              <w:rPr>
+                <w:rFonts w:hint="default" w:ascii="Courier New" w:hAnsi="Courier New" w:eastAsia="Courier New" w:cs="Courier New"/>
+                <w:b w:val="0"/>
+                <w:bCs w:val="0"/>
+                <w:color w:val="000000"/>
+                <w:sz w:val="14"/>
+                <w:szCs w:val="14"/>
+              </w:rPr>
+            </w:pPr>
+            <w:r>
+              <w:rPr>
+                <w:rFonts w:hint="default" w:ascii="Courier New" w:hAnsi="Courier New" w:eastAsia="Courier New" w:cs="Courier New"/>
+                <w:b w:val="0"/>
+                <w:bCs w:val="0"/>
+                <w:color w:val="000000"/>
+                <w:kern w:val="0"/>
+                <w:sz w:val="14"/>
+                <w:szCs w:val="14"/>
+                <w:shd w:val="clear" w:fill="FFFFFF"/>
+                <w:lang w:val="en-US" w:eastAsia="zh-CN" w:bidi="ar"/>
+              </w:rPr>
+              <w:t>        {</w:t>
+            </w:r>
+          </w:p>
+          <w:p>
+            <w:pPr>
+              <w:keepNext w:val="0"/>
+              <w:keepLines w:val="0"/>
+              <w:widowControl/>
+              <w:suppressLineNumbers w:val="0"/>
+              <w:shd w:val="clear" w:fill="FFFFFF"/>
+              <w:spacing w:line="216" w:lineRule="atLeast"/>
+              <w:jc w:val="left"/>
+              <w:rPr>
+                <w:rFonts w:hint="default" w:ascii="Courier New" w:hAnsi="Courier New" w:eastAsia="Courier New" w:cs="Courier New"/>
+                <w:b w:val="0"/>
+                <w:bCs w:val="0"/>
+                <w:color w:val="000000"/>
+                <w:sz w:val="14"/>
+                <w:szCs w:val="14"/>
+              </w:rPr>
+            </w:pPr>
+            <w:r>
+              <w:rPr>
+                <w:rFonts w:hint="default" w:ascii="Courier New" w:hAnsi="Courier New" w:eastAsia="Courier New" w:cs="Courier New"/>
+                <w:b w:val="0"/>
+                <w:bCs w:val="0"/>
+                <w:color w:val="000000"/>
+                <w:kern w:val="0"/>
+                <w:sz w:val="14"/>
+                <w:szCs w:val="14"/>
+                <w:shd w:val="clear" w:fill="FFFFFF"/>
+                <w:lang w:val="en-US" w:eastAsia="zh-CN" w:bidi="ar"/>
+              </w:rPr>
+              <w:t xml:space="preserve">            </w:t>
+            </w:r>
+            <w:r>
+              <w:rPr>
+                <w:rFonts w:hint="default" w:ascii="Courier New" w:hAnsi="Courier New" w:eastAsia="Courier New" w:cs="Courier New"/>
+                <w:b w:val="0"/>
+                <w:bCs w:val="0"/>
+                <w:color w:val="A31515"/>
+                <w:kern w:val="0"/>
+                <w:sz w:val="14"/>
+                <w:szCs w:val="14"/>
+                <w:shd w:val="clear" w:fill="FFFFFF"/>
+                <w:lang w:val="en-US" w:eastAsia="zh-CN" w:bidi="ar"/>
+              </w:rPr>
+              <w:t>"name"</w:t>
+            </w:r>
+            <w:r>
+              <w:rPr>
+                <w:rFonts w:hint="default" w:ascii="Courier New" w:hAnsi="Courier New" w:eastAsia="Courier New" w:cs="Courier New"/>
+                <w:b w:val="0"/>
+                <w:bCs w:val="0"/>
+                <w:color w:val="000000"/>
+                <w:kern w:val="0"/>
+                <w:sz w:val="14"/>
+                <w:szCs w:val="14"/>
+                <w:shd w:val="clear" w:fill="FFFFFF"/>
+                <w:lang w:val="en-US" w:eastAsia="zh-CN" w:bidi="ar"/>
+              </w:rPr>
+              <w:t>:</w:t>
+            </w:r>
+            <w:r>
+              <w:rPr>
+                <w:rFonts w:hint="default" w:ascii="Courier New" w:hAnsi="Courier New" w:eastAsia="Courier New" w:cs="Courier New"/>
+                <w:b w:val="0"/>
+                <w:bCs w:val="0"/>
+                <w:color w:val="0451A5"/>
+                <w:kern w:val="0"/>
+                <w:sz w:val="14"/>
+                <w:szCs w:val="14"/>
+                <w:shd w:val="clear" w:fill="FFFFFF"/>
+                <w:lang w:val="en-US" w:eastAsia="zh-CN" w:bidi="ar"/>
+              </w:rPr>
+              <w:t>"规则1"</w:t>
+            </w:r>
+            <w:r>
+              <w:rPr>
+                <w:rFonts w:hint="default" w:ascii="Courier New" w:hAnsi="Courier New" w:eastAsia="Courier New" w:cs="Courier New"/>
+                <w:b w:val="0"/>
+                <w:bCs w:val="0"/>
+                <w:color w:val="000000"/>
+                <w:kern w:val="0"/>
+                <w:sz w:val="14"/>
+                <w:szCs w:val="14"/>
+                <w:shd w:val="clear" w:fill="FFFFFF"/>
+                <w:lang w:val="en-US" w:eastAsia="zh-CN" w:bidi="ar"/>
+              </w:rPr>
+              <w:t>,</w:t>
+            </w:r>
+          </w:p>
+          <w:p>
+            <w:pPr>
+              <w:keepNext w:val="0"/>
+              <w:keepLines w:val="0"/>
+              <w:widowControl/>
+              <w:suppressLineNumbers w:val="0"/>
+              <w:shd w:val="clear" w:fill="FFFFFF"/>
+              <w:spacing w:line="216" w:lineRule="atLeast"/>
+              <w:jc w:val="left"/>
+              <w:rPr>
+                <w:rFonts w:hint="default" w:ascii="Courier New" w:hAnsi="Courier New" w:eastAsia="Courier New" w:cs="Courier New"/>
+                <w:b w:val="0"/>
+                <w:bCs w:val="0"/>
+                <w:color w:val="000000"/>
+                <w:sz w:val="14"/>
+                <w:szCs w:val="14"/>
+              </w:rPr>
+            </w:pPr>
+            <w:r>
+              <w:rPr>
+                <w:rFonts w:hint="default" w:ascii="Courier New" w:hAnsi="Courier New" w:eastAsia="Courier New" w:cs="Courier New"/>
+                <w:b w:val="0"/>
+                <w:bCs w:val="0"/>
+                <w:color w:val="000000"/>
+                <w:kern w:val="0"/>
+                <w:sz w:val="14"/>
+                <w:szCs w:val="14"/>
+                <w:shd w:val="clear" w:fill="FFFFFF"/>
+                <w:lang w:val="en-US" w:eastAsia="zh-CN" w:bidi="ar"/>
+              </w:rPr>
+              <w:t xml:space="preserve">            </w:t>
+            </w:r>
+            <w:r>
+              <w:rPr>
+                <w:rFonts w:hint="default" w:ascii="Courier New" w:hAnsi="Courier New" w:eastAsia="Courier New" w:cs="Courier New"/>
+                <w:b w:val="0"/>
+                <w:bCs w:val="0"/>
+                <w:color w:val="A31515"/>
+                <w:kern w:val="0"/>
+                <w:sz w:val="14"/>
+                <w:szCs w:val="14"/>
+                <w:shd w:val="clear" w:fill="FFFFFF"/>
+                <w:lang w:val="en-US" w:eastAsia="zh-CN" w:bidi="ar"/>
+              </w:rPr>
+              <w:t>"conditionList"</w:t>
+            </w:r>
+            <w:r>
+              <w:rPr>
+                <w:rFonts w:hint="default" w:ascii="Courier New" w:hAnsi="Courier New" w:eastAsia="Courier New" w:cs="Courier New"/>
+                <w:b w:val="0"/>
+                <w:bCs w:val="0"/>
+                <w:color w:val="000000"/>
+                <w:kern w:val="0"/>
+                <w:sz w:val="14"/>
+                <w:szCs w:val="14"/>
+                <w:shd w:val="clear" w:fill="FFFFFF"/>
+                <w:lang w:val="en-US" w:eastAsia="zh-CN" w:bidi="ar"/>
+              </w:rPr>
+              <w:t xml:space="preserve">:[           </w:t>
+            </w:r>
+            <w:r>
+              <w:rPr>
+                <w:rFonts w:hint="default" w:ascii="Courier New" w:hAnsi="Courier New" w:eastAsia="Courier New" w:cs="Courier New"/>
+                <w:b w:val="0"/>
+                <w:bCs w:val="0"/>
+                <w:color w:val="5F8FBF"/>
+                <w:kern w:val="0"/>
+                <w:sz w:val="14"/>
+                <w:szCs w:val="14"/>
+                <w:shd w:val="clear" w:fill="FFFFFF"/>
+                <w:lang w:val="en-US" w:eastAsia="zh-CN" w:bidi="ar"/>
+              </w:rPr>
+              <w:t>// 条件列表</w:t>
+            </w:r>
+          </w:p>
+          <w:p>
+            <w:pPr>
+              <w:keepNext w:val="0"/>
+              <w:keepLines w:val="0"/>
+              <w:widowControl/>
+              <w:suppressLineNumbers w:val="0"/>
+              <w:shd w:val="clear" w:fill="FFFFFF"/>
+              <w:spacing w:line="216" w:lineRule="atLeast"/>
+              <w:jc w:val="left"/>
+              <w:rPr>
+                <w:rFonts w:hint="default" w:ascii="Courier New" w:hAnsi="Courier New" w:eastAsia="Courier New" w:cs="Courier New"/>
+                <w:b w:val="0"/>
+                <w:bCs w:val="0"/>
+                <w:color w:val="000000"/>
+                <w:sz w:val="14"/>
+                <w:szCs w:val="14"/>
+              </w:rPr>
+            </w:pPr>
+            <w:r>
+              <w:rPr>
+                <w:rFonts w:hint="default" w:ascii="Courier New" w:hAnsi="Courier New" w:eastAsia="Courier New" w:cs="Courier New"/>
+                <w:b w:val="0"/>
+                <w:bCs w:val="0"/>
+                <w:color w:val="000000"/>
+                <w:kern w:val="0"/>
+                <w:sz w:val="14"/>
+                <w:szCs w:val="14"/>
+                <w:shd w:val="clear" w:fill="FFFFFF"/>
+                <w:lang w:val="en-US" w:eastAsia="zh-CN" w:bidi="ar"/>
+              </w:rPr>
+              <w:t>                {</w:t>
+            </w:r>
+          </w:p>
+          <w:p>
+            <w:pPr>
+              <w:keepNext w:val="0"/>
+              <w:keepLines w:val="0"/>
+              <w:widowControl/>
+              <w:suppressLineNumbers w:val="0"/>
+              <w:shd w:val="clear" w:fill="FFFFFF"/>
+              <w:spacing w:line="216" w:lineRule="atLeast"/>
+              <w:jc w:val="left"/>
+              <w:rPr>
+                <w:rFonts w:hint="default" w:ascii="Courier New" w:hAnsi="Courier New" w:eastAsia="Courier New" w:cs="Courier New"/>
+                <w:b w:val="0"/>
+                <w:bCs w:val="0"/>
+                <w:color w:val="000000"/>
+                <w:sz w:val="14"/>
+                <w:szCs w:val="14"/>
+              </w:rPr>
+            </w:pPr>
+            <w:r>
+              <w:rPr>
+                <w:rFonts w:hint="default" w:ascii="Courier New" w:hAnsi="Courier New" w:eastAsia="Courier New" w:cs="Courier New"/>
+                <w:b w:val="0"/>
+                <w:bCs w:val="0"/>
+                <w:color w:val="000000"/>
+                <w:kern w:val="0"/>
+                <w:sz w:val="14"/>
+                <w:szCs w:val="14"/>
+                <w:shd w:val="clear" w:fill="FFFFFF"/>
+                <w:lang w:val="en-US" w:eastAsia="zh-CN" w:bidi="ar"/>
+              </w:rPr>
+              <w:t xml:space="preserve">                    </w:t>
+            </w:r>
+            <w:r>
+              <w:rPr>
+                <w:rFonts w:hint="default" w:ascii="Courier New" w:hAnsi="Courier New" w:eastAsia="Courier New" w:cs="Courier New"/>
+                <w:b w:val="0"/>
+                <w:bCs w:val="0"/>
+                <w:color w:val="A31515"/>
+                <w:kern w:val="0"/>
+                <w:sz w:val="14"/>
+                <w:szCs w:val="14"/>
+                <w:shd w:val="clear" w:fill="FFFFFF"/>
+                <w:lang w:val="en-US" w:eastAsia="zh-CN" w:bidi="ar"/>
+              </w:rPr>
+              <w:t>"deviceType"</w:t>
+            </w:r>
+            <w:r>
+              <w:rPr>
+                <w:rFonts w:hint="default" w:ascii="Courier New" w:hAnsi="Courier New" w:eastAsia="Courier New" w:cs="Courier New"/>
+                <w:b w:val="0"/>
+                <w:bCs w:val="0"/>
+                <w:color w:val="000000"/>
+                <w:kern w:val="0"/>
+                <w:sz w:val="14"/>
+                <w:szCs w:val="14"/>
+                <w:shd w:val="clear" w:fill="FFFFFF"/>
+                <w:lang w:val="en-US" w:eastAsia="zh-CN" w:bidi="ar"/>
+              </w:rPr>
+              <w:t>:</w:t>
+            </w:r>
+            <w:r>
+              <w:rPr>
+                <w:rFonts w:hint="default" w:ascii="Courier New" w:hAnsi="Courier New" w:eastAsia="Courier New" w:cs="Courier New"/>
+                <w:b w:val="0"/>
+                <w:bCs w:val="0"/>
+                <w:color w:val="098658"/>
+                <w:kern w:val="0"/>
+                <w:sz w:val="14"/>
+                <w:szCs w:val="14"/>
+                <w:shd w:val="clear" w:fill="FFFFFF"/>
+                <w:lang w:val="en-US" w:eastAsia="zh-CN" w:bidi="ar"/>
+              </w:rPr>
+              <w:t>0</w:t>
+            </w:r>
+            <w:r>
+              <w:rPr>
+                <w:rFonts w:hint="default" w:ascii="Courier New" w:hAnsi="Courier New" w:eastAsia="Courier New" w:cs="Courier New"/>
+                <w:b w:val="0"/>
+                <w:bCs w:val="0"/>
+                <w:color w:val="000000"/>
+                <w:kern w:val="0"/>
+                <w:sz w:val="14"/>
+                <w:szCs w:val="14"/>
+                <w:shd w:val="clear" w:fill="FFFFFF"/>
+                <w:lang w:val="en-US" w:eastAsia="zh-CN" w:bidi="ar"/>
+              </w:rPr>
+              <w:t xml:space="preserve">,     </w:t>
+            </w:r>
+            <w:r>
+              <w:rPr>
+                <w:rFonts w:hint="default" w:ascii="Courier New" w:hAnsi="Courier New" w:eastAsia="Courier New" w:cs="Courier New"/>
+                <w:b w:val="0"/>
+                <w:bCs w:val="0"/>
+                <w:color w:val="5F8FBF"/>
+                <w:kern w:val="0"/>
+                <w:sz w:val="14"/>
+                <w:szCs w:val="14"/>
+                <w:shd w:val="clear" w:fill="FFFFFF"/>
+                <w:lang w:val="en-US" w:eastAsia="zh-CN" w:bidi="ar"/>
+              </w:rPr>
+              <w:t>// 设备类型 0-灯 1-屏幕</w:t>
+            </w:r>
+          </w:p>
+          <w:p>
+            <w:pPr>
+              <w:keepNext w:val="0"/>
+              <w:keepLines w:val="0"/>
+              <w:widowControl/>
+              <w:suppressLineNumbers w:val="0"/>
+              <w:shd w:val="clear" w:fill="FFFFFF"/>
+              <w:spacing w:line="216" w:lineRule="atLeast"/>
+              <w:jc w:val="left"/>
+              <w:rPr>
+                <w:rFonts w:hint="default" w:ascii="Courier New" w:hAnsi="Courier New" w:eastAsia="Courier New" w:cs="Courier New"/>
+                <w:b w:val="0"/>
+                <w:bCs w:val="0"/>
+                <w:color w:val="000000"/>
+                <w:sz w:val="14"/>
+                <w:szCs w:val="14"/>
+              </w:rPr>
+            </w:pPr>
+            <w:r>
+              <w:rPr>
+                <w:rFonts w:hint="default" w:ascii="Courier New" w:hAnsi="Courier New" w:eastAsia="Courier New" w:cs="Courier New"/>
+                <w:b w:val="0"/>
+                <w:bCs w:val="0"/>
+                <w:color w:val="000000"/>
+                <w:kern w:val="0"/>
+                <w:sz w:val="14"/>
+                <w:szCs w:val="14"/>
+                <w:shd w:val="clear" w:fill="FFFFFF"/>
+                <w:lang w:val="en-US" w:eastAsia="zh-CN" w:bidi="ar"/>
+              </w:rPr>
+              <w:t xml:space="preserve">                    </w:t>
+            </w:r>
+            <w:r>
+              <w:rPr>
+                <w:rFonts w:hint="default" w:ascii="Courier New" w:hAnsi="Courier New" w:eastAsia="Courier New" w:cs="Courier New"/>
+                <w:b w:val="0"/>
+                <w:bCs w:val="0"/>
+                <w:color w:val="A31515"/>
+                <w:kern w:val="0"/>
+                <w:sz w:val="14"/>
+                <w:szCs w:val="14"/>
+                <w:shd w:val="clear" w:fill="FFFFFF"/>
+                <w:lang w:val="en-US" w:eastAsia="zh-CN" w:bidi="ar"/>
+              </w:rPr>
+              <w:t>"deviceId"</w:t>
+            </w:r>
+            <w:r>
+              <w:rPr>
+                <w:rFonts w:hint="default" w:ascii="Courier New" w:hAnsi="Courier New" w:eastAsia="Courier New" w:cs="Courier New"/>
+                <w:b w:val="0"/>
+                <w:bCs w:val="0"/>
+                <w:color w:val="000000"/>
+                <w:kern w:val="0"/>
+                <w:sz w:val="14"/>
+                <w:szCs w:val="14"/>
+                <w:shd w:val="clear" w:fill="FFFFFF"/>
+                <w:lang w:val="en-US" w:eastAsia="zh-CN" w:bidi="ar"/>
+              </w:rPr>
+              <w:t>:</w:t>
+            </w:r>
+            <w:r>
+              <w:rPr>
+                <w:rFonts w:hint="default" w:ascii="Courier New" w:hAnsi="Courier New" w:eastAsia="Courier New" w:cs="Courier New"/>
+                <w:b w:val="0"/>
+                <w:bCs w:val="0"/>
+                <w:color w:val="098658"/>
+                <w:kern w:val="0"/>
+                <w:sz w:val="14"/>
+                <w:szCs w:val="14"/>
+                <w:shd w:val="clear" w:fill="FFFFFF"/>
+                <w:lang w:val="en-US" w:eastAsia="zh-CN" w:bidi="ar"/>
+              </w:rPr>
+              <w:t>1</w:t>
+            </w:r>
+            <w:r>
+              <w:rPr>
+                <w:rFonts w:hint="default" w:ascii="Courier New" w:hAnsi="Courier New" w:eastAsia="Courier New" w:cs="Courier New"/>
+                <w:b w:val="0"/>
+                <w:bCs w:val="0"/>
+                <w:color w:val="000000"/>
+                <w:kern w:val="0"/>
+                <w:sz w:val="14"/>
+                <w:szCs w:val="14"/>
+                <w:shd w:val="clear" w:fill="FFFFFF"/>
+                <w:lang w:val="en-US" w:eastAsia="zh-CN" w:bidi="ar"/>
+              </w:rPr>
+              <w:t xml:space="preserve">,       </w:t>
+            </w:r>
+            <w:r>
+              <w:rPr>
+                <w:rFonts w:hint="default" w:ascii="Courier New" w:hAnsi="Courier New" w:eastAsia="Courier New" w:cs="Courier New"/>
+                <w:b w:val="0"/>
+                <w:bCs w:val="0"/>
+                <w:color w:val="5F8FBF"/>
+                <w:kern w:val="0"/>
+                <w:sz w:val="14"/>
+                <w:szCs w:val="14"/>
+                <w:shd w:val="clear" w:fill="FFFFFF"/>
+                <w:lang w:val="en-US" w:eastAsia="zh-CN" w:bidi="ar"/>
+              </w:rPr>
+              <w:t>// 设备编号 灯编号对应摄像机配置的灯编号</w:t>
+            </w:r>
+          </w:p>
+          <w:p>
+            <w:pPr>
+              <w:keepNext w:val="0"/>
+              <w:keepLines w:val="0"/>
+              <w:widowControl/>
+              <w:suppressLineNumbers w:val="0"/>
+              <w:shd w:val="clear" w:fill="FFFFFF"/>
+              <w:spacing w:line="216" w:lineRule="atLeast"/>
+              <w:jc w:val="left"/>
+              <w:rPr>
+                <w:rFonts w:hint="default" w:ascii="Courier New" w:hAnsi="Courier New" w:eastAsia="Courier New" w:cs="Courier New"/>
+                <w:b w:val="0"/>
+                <w:bCs w:val="0"/>
+                <w:color w:val="000000"/>
+                <w:sz w:val="14"/>
+                <w:szCs w:val="14"/>
+              </w:rPr>
+            </w:pPr>
+            <w:r>
+              <w:rPr>
+                <w:rFonts w:hint="default" w:ascii="Courier New" w:hAnsi="Courier New" w:eastAsia="Courier New" w:cs="Courier New"/>
+                <w:b w:val="0"/>
+                <w:bCs w:val="0"/>
+                <w:color w:val="000000"/>
+                <w:kern w:val="0"/>
+                <w:sz w:val="14"/>
+                <w:szCs w:val="14"/>
+                <w:shd w:val="clear" w:fill="FFFFFF"/>
+                <w:lang w:val="en-US" w:eastAsia="zh-CN" w:bidi="ar"/>
+              </w:rPr>
+              <w:t xml:space="preserve">                    </w:t>
+            </w:r>
+            <w:r>
+              <w:rPr>
+                <w:rFonts w:hint="default" w:ascii="Courier New" w:hAnsi="Courier New" w:eastAsia="Courier New" w:cs="Courier New"/>
+                <w:b w:val="0"/>
+                <w:bCs w:val="0"/>
+                <w:color w:val="A31515"/>
+                <w:kern w:val="0"/>
+                <w:sz w:val="14"/>
+                <w:szCs w:val="14"/>
+                <w:shd w:val="clear" w:fill="FFFFFF"/>
+                <w:lang w:val="en-US" w:eastAsia="zh-CN" w:bidi="ar"/>
+              </w:rPr>
+              <w:t>"condition"</w:t>
+            </w:r>
+            <w:r>
+              <w:rPr>
+                <w:rFonts w:hint="default" w:ascii="Courier New" w:hAnsi="Courier New" w:eastAsia="Courier New" w:cs="Courier New"/>
+                <w:b w:val="0"/>
+                <w:bCs w:val="0"/>
+                <w:color w:val="000000"/>
+                <w:kern w:val="0"/>
+                <w:sz w:val="14"/>
+                <w:szCs w:val="14"/>
+                <w:shd w:val="clear" w:fill="FFFFFF"/>
+                <w:lang w:val="en-US" w:eastAsia="zh-CN" w:bidi="ar"/>
+              </w:rPr>
+              <w:t>:</w:t>
+            </w:r>
+            <w:r>
+              <w:rPr>
+                <w:rFonts w:hint="default" w:ascii="Courier New" w:hAnsi="Courier New" w:eastAsia="Courier New" w:cs="Courier New"/>
+                <w:b w:val="0"/>
+                <w:bCs w:val="0"/>
+                <w:color w:val="098658"/>
+                <w:kern w:val="0"/>
+                <w:sz w:val="14"/>
+                <w:szCs w:val="14"/>
+                <w:shd w:val="clear" w:fill="FFFFFF"/>
+                <w:lang w:val="en-US" w:eastAsia="zh-CN" w:bidi="ar"/>
+              </w:rPr>
+              <w:t>4</w:t>
+            </w:r>
+            <w:r>
+              <w:rPr>
+                <w:rFonts w:hint="default" w:ascii="Courier New" w:hAnsi="Courier New" w:eastAsia="Courier New" w:cs="Courier New"/>
+                <w:b w:val="0"/>
+                <w:bCs w:val="0"/>
+                <w:color w:val="000000"/>
+                <w:kern w:val="0"/>
+                <w:sz w:val="14"/>
+                <w:szCs w:val="14"/>
+                <w:shd w:val="clear" w:fill="FFFFFF"/>
+                <w:lang w:val="en-US" w:eastAsia="zh-CN" w:bidi="ar"/>
+              </w:rPr>
+              <w:t>,      </w:t>
+            </w:r>
+            <w:r>
+              <w:rPr>
+                <w:rFonts w:hint="default" w:ascii="Courier New" w:hAnsi="Courier New" w:eastAsia="Courier New" w:cs="Courier New"/>
+                <w:b w:val="0"/>
+                <w:bCs w:val="0"/>
+                <w:color w:val="5F8FBF"/>
+                <w:kern w:val="0"/>
+                <w:sz w:val="14"/>
+                <w:szCs w:val="14"/>
+                <w:shd w:val="clear" w:fill="FFFFFF"/>
+                <w:lang w:val="en-US" w:eastAsia="zh-CN" w:bidi="ar"/>
+              </w:rPr>
+              <w:t>// 条件</w:t>
+            </w:r>
+          </w:p>
+          <w:p>
+            <w:pPr>
+              <w:keepNext w:val="0"/>
+              <w:keepLines w:val="0"/>
+              <w:widowControl/>
+              <w:suppressLineNumbers w:val="0"/>
+              <w:shd w:val="clear" w:fill="FFFFFF"/>
+              <w:spacing w:line="216" w:lineRule="atLeast"/>
+              <w:jc w:val="left"/>
+              <w:rPr>
+                <w:rFonts w:hint="default" w:ascii="Courier New" w:hAnsi="Courier New" w:eastAsia="Courier New" w:cs="Courier New"/>
+                <w:b w:val="0"/>
+                <w:bCs w:val="0"/>
+                <w:color w:val="000000"/>
+                <w:sz w:val="14"/>
+                <w:szCs w:val="14"/>
+              </w:rPr>
+            </w:pPr>
+            <w:r>
+              <w:rPr>
+                <w:rFonts w:hint="default" w:ascii="Courier New" w:hAnsi="Courier New" w:eastAsia="Courier New" w:cs="Courier New"/>
+                <w:b w:val="0"/>
+                <w:bCs w:val="0"/>
+                <w:color w:val="000000"/>
+                <w:kern w:val="0"/>
+                <w:sz w:val="14"/>
+                <w:szCs w:val="14"/>
+                <w:shd w:val="clear" w:fill="FFFFFF"/>
+                <w:lang w:val="en-US" w:eastAsia="zh-CN" w:bidi="ar"/>
+              </w:rPr>
+              <w:t xml:space="preserve">                    </w:t>
+            </w:r>
+            <w:r>
+              <w:rPr>
+                <w:rFonts w:hint="default" w:ascii="Courier New" w:hAnsi="Courier New" w:eastAsia="Courier New" w:cs="Courier New"/>
+                <w:b w:val="0"/>
+                <w:bCs w:val="0"/>
+                <w:color w:val="A31515"/>
+                <w:kern w:val="0"/>
+                <w:sz w:val="14"/>
+                <w:szCs w:val="14"/>
+                <w:shd w:val="clear" w:fill="FFFFFF"/>
+                <w:lang w:val="en-US" w:eastAsia="zh-CN" w:bidi="ar"/>
+              </w:rPr>
+              <w:t>"args"</w:t>
+            </w:r>
+            <w:r>
+              <w:rPr>
+                <w:rFonts w:hint="default" w:ascii="Courier New" w:hAnsi="Courier New" w:eastAsia="Courier New" w:cs="Courier New"/>
+                <w:b w:val="0"/>
+                <w:bCs w:val="0"/>
+                <w:color w:val="000000"/>
+                <w:kern w:val="0"/>
+                <w:sz w:val="14"/>
+                <w:szCs w:val="14"/>
+                <w:shd w:val="clear" w:fill="FFFFFF"/>
+                <w:lang w:val="en-US" w:eastAsia="zh-CN" w:bidi="ar"/>
+              </w:rPr>
+              <w:t>:[</w:t>
+            </w:r>
+          </w:p>
+          <w:p>
+            <w:pPr>
+              <w:keepNext w:val="0"/>
+              <w:keepLines w:val="0"/>
+              <w:widowControl/>
+              <w:suppressLineNumbers w:val="0"/>
+              <w:shd w:val="clear" w:fill="FFFFFF"/>
+              <w:spacing w:line="216" w:lineRule="atLeast"/>
+              <w:jc w:val="left"/>
+              <w:rPr>
+                <w:rFonts w:hint="default" w:ascii="Courier New" w:hAnsi="Courier New" w:eastAsia="Courier New" w:cs="Courier New"/>
+                <w:b w:val="0"/>
+                <w:bCs w:val="0"/>
+                <w:color w:val="000000"/>
+                <w:sz w:val="14"/>
+                <w:szCs w:val="14"/>
+              </w:rPr>
+            </w:pPr>
+            <w:r>
+              <w:rPr>
+                <w:rFonts w:hint="default" w:ascii="Courier New" w:hAnsi="Courier New" w:eastAsia="Courier New" w:cs="Courier New"/>
+                <w:b w:val="0"/>
+                <w:bCs w:val="0"/>
+                <w:color w:val="000000"/>
+                <w:kern w:val="0"/>
+                <w:sz w:val="14"/>
+                <w:szCs w:val="14"/>
+                <w:shd w:val="clear" w:fill="FFFFFF"/>
+                <w:lang w:val="en-US" w:eastAsia="zh-CN" w:bidi="ar"/>
+              </w:rPr>
+              <w:t>                        {</w:t>
+            </w:r>
+          </w:p>
+          <w:p>
+            <w:pPr>
+              <w:keepNext w:val="0"/>
+              <w:keepLines w:val="0"/>
+              <w:widowControl/>
+              <w:suppressLineNumbers w:val="0"/>
+              <w:shd w:val="clear" w:fill="FFFFFF"/>
+              <w:spacing w:line="216" w:lineRule="atLeast"/>
+              <w:jc w:val="left"/>
+              <w:rPr>
+                <w:rFonts w:hint="default" w:ascii="Courier New" w:hAnsi="Courier New" w:eastAsia="Courier New" w:cs="Courier New"/>
+                <w:b w:val="0"/>
+                <w:bCs w:val="0"/>
+                <w:color w:val="000000"/>
+                <w:sz w:val="14"/>
+                <w:szCs w:val="14"/>
+              </w:rPr>
+            </w:pPr>
+            <w:r>
+              <w:rPr>
+                <w:rFonts w:hint="default" w:ascii="Courier New" w:hAnsi="Courier New" w:eastAsia="Courier New" w:cs="Courier New"/>
+                <w:b w:val="0"/>
+                <w:bCs w:val="0"/>
+                <w:color w:val="000000"/>
+                <w:kern w:val="0"/>
+                <w:sz w:val="14"/>
+                <w:szCs w:val="14"/>
+                <w:shd w:val="clear" w:fill="FFFFFF"/>
+                <w:lang w:val="en-US" w:eastAsia="zh-CN" w:bidi="ar"/>
+              </w:rPr>
+              <w:t xml:space="preserve">                            </w:t>
+            </w:r>
+            <w:r>
+              <w:rPr>
+                <w:rFonts w:hint="default" w:ascii="Courier New" w:hAnsi="Courier New" w:eastAsia="Courier New" w:cs="Courier New"/>
+                <w:b w:val="0"/>
+                <w:bCs w:val="0"/>
+                <w:color w:val="A31515"/>
+                <w:kern w:val="0"/>
+                <w:sz w:val="14"/>
+                <w:szCs w:val="14"/>
+                <w:shd w:val="clear" w:fill="FFFFFF"/>
+                <w:lang w:val="en-US" w:eastAsia="zh-CN" w:bidi="ar"/>
+              </w:rPr>
+              <w:t>"name"</w:t>
+            </w:r>
+            <w:r>
+              <w:rPr>
+                <w:rFonts w:hint="default" w:ascii="Courier New" w:hAnsi="Courier New" w:eastAsia="Courier New" w:cs="Courier New"/>
+                <w:b w:val="0"/>
+                <w:bCs w:val="0"/>
+                <w:color w:val="000000"/>
+                <w:kern w:val="0"/>
+                <w:sz w:val="14"/>
+                <w:szCs w:val="14"/>
+                <w:shd w:val="clear" w:fill="FFFFFF"/>
+                <w:lang w:val="en-US" w:eastAsia="zh-CN" w:bidi="ar"/>
+              </w:rPr>
+              <w:t>:</w:t>
+            </w:r>
+            <w:r>
+              <w:rPr>
+                <w:rFonts w:hint="default" w:ascii="Courier New" w:hAnsi="Courier New" w:eastAsia="Courier New" w:cs="Courier New"/>
+                <w:b w:val="0"/>
+                <w:bCs w:val="0"/>
+                <w:color w:val="0451A5"/>
+                <w:kern w:val="0"/>
+                <w:sz w:val="14"/>
+                <w:szCs w:val="14"/>
+                <w:shd w:val="clear" w:fill="FFFFFF"/>
+                <w:lang w:val="en-US" w:eastAsia="zh-CN" w:bidi="ar"/>
+              </w:rPr>
+              <w:t>"安全驾驶"</w:t>
+            </w:r>
+          </w:p>
+          <w:p>
+            <w:pPr>
+              <w:keepNext w:val="0"/>
+              <w:keepLines w:val="0"/>
+              <w:widowControl/>
+              <w:suppressLineNumbers w:val="0"/>
+              <w:shd w:val="clear" w:fill="FFFFFF"/>
+              <w:spacing w:line="216" w:lineRule="atLeast"/>
+              <w:jc w:val="left"/>
+              <w:rPr>
+                <w:rFonts w:hint="default" w:ascii="Courier New" w:hAnsi="Courier New" w:eastAsia="Courier New" w:cs="Courier New"/>
+                <w:b w:val="0"/>
+                <w:bCs w:val="0"/>
+                <w:color w:val="000000"/>
+                <w:sz w:val="14"/>
+                <w:szCs w:val="14"/>
+              </w:rPr>
+            </w:pPr>
+            <w:r>
+              <w:rPr>
+                <w:rFonts w:hint="default" w:ascii="Courier New" w:hAnsi="Courier New" w:eastAsia="Courier New" w:cs="Courier New"/>
+                <w:b w:val="0"/>
+                <w:bCs w:val="0"/>
+                <w:color w:val="000000"/>
+                <w:kern w:val="0"/>
+                <w:sz w:val="14"/>
+                <w:szCs w:val="14"/>
+                <w:shd w:val="clear" w:fill="FFFFFF"/>
+                <w:lang w:val="en-US" w:eastAsia="zh-CN" w:bidi="ar"/>
+              </w:rPr>
+              <w:t>                        },</w:t>
+            </w:r>
+          </w:p>
+          <w:p>
+            <w:pPr>
+              <w:keepNext w:val="0"/>
+              <w:keepLines w:val="0"/>
+              <w:widowControl/>
+              <w:suppressLineNumbers w:val="0"/>
+              <w:shd w:val="clear" w:fill="FFFFFF"/>
+              <w:spacing w:line="216" w:lineRule="atLeast"/>
+              <w:jc w:val="left"/>
+              <w:rPr>
+                <w:rFonts w:hint="default" w:ascii="Courier New" w:hAnsi="Courier New" w:eastAsia="Courier New" w:cs="Courier New"/>
+                <w:b w:val="0"/>
+                <w:bCs w:val="0"/>
+                <w:color w:val="000000"/>
+                <w:sz w:val="14"/>
+                <w:szCs w:val="14"/>
+              </w:rPr>
+            </w:pPr>
+            <w:r>
+              <w:rPr>
+                <w:rFonts w:hint="default" w:ascii="Courier New" w:hAnsi="Courier New" w:eastAsia="Courier New" w:cs="Courier New"/>
+                <w:b w:val="0"/>
+                <w:bCs w:val="0"/>
+                <w:color w:val="000000"/>
+                <w:kern w:val="0"/>
+                <w:sz w:val="14"/>
+                <w:szCs w:val="14"/>
+                <w:shd w:val="clear" w:fill="FFFFFF"/>
+                <w:lang w:val="en-US" w:eastAsia="zh-CN" w:bidi="ar"/>
+              </w:rPr>
+              <w:t>                        {</w:t>
+            </w:r>
+          </w:p>
+          <w:p>
+            <w:pPr>
+              <w:keepNext w:val="0"/>
+              <w:keepLines w:val="0"/>
+              <w:widowControl/>
+              <w:suppressLineNumbers w:val="0"/>
+              <w:shd w:val="clear" w:fill="FFFFFF"/>
+              <w:spacing w:line="216" w:lineRule="atLeast"/>
+              <w:jc w:val="left"/>
+              <w:rPr>
+                <w:rFonts w:hint="default" w:ascii="Courier New" w:hAnsi="Courier New" w:eastAsia="Courier New" w:cs="Courier New"/>
+                <w:b w:val="0"/>
+                <w:bCs w:val="0"/>
+                <w:color w:val="000000"/>
+                <w:sz w:val="14"/>
+                <w:szCs w:val="14"/>
+              </w:rPr>
+            </w:pPr>
+            <w:r>
+              <w:rPr>
+                <w:rFonts w:hint="default" w:ascii="Courier New" w:hAnsi="Courier New" w:eastAsia="Courier New" w:cs="Courier New"/>
+                <w:b w:val="0"/>
+                <w:bCs w:val="0"/>
+                <w:color w:val="000000"/>
+                <w:kern w:val="0"/>
+                <w:sz w:val="14"/>
+                <w:szCs w:val="14"/>
+                <w:shd w:val="clear" w:fill="FFFFFF"/>
+                <w:lang w:val="en-US" w:eastAsia="zh-CN" w:bidi="ar"/>
+              </w:rPr>
+              <w:t xml:space="preserve">                            </w:t>
+            </w:r>
+            <w:r>
+              <w:rPr>
+                <w:rFonts w:hint="default" w:ascii="Courier New" w:hAnsi="Courier New" w:eastAsia="Courier New" w:cs="Courier New"/>
+                <w:b w:val="0"/>
+                <w:bCs w:val="0"/>
+                <w:color w:val="A31515"/>
+                <w:kern w:val="0"/>
+                <w:sz w:val="14"/>
+                <w:szCs w:val="14"/>
+                <w:shd w:val="clear" w:fill="FFFFFF"/>
+                <w:lang w:val="en-US" w:eastAsia="zh-CN" w:bidi="ar"/>
+              </w:rPr>
+              <w:t>"name"</w:t>
+            </w:r>
+            <w:r>
+              <w:rPr>
+                <w:rFonts w:hint="default" w:ascii="Courier New" w:hAnsi="Courier New" w:eastAsia="Courier New" w:cs="Courier New"/>
+                <w:b w:val="0"/>
+                <w:bCs w:val="0"/>
+                <w:color w:val="000000"/>
+                <w:kern w:val="0"/>
+                <w:sz w:val="14"/>
+                <w:szCs w:val="14"/>
+                <w:shd w:val="clear" w:fill="FFFFFF"/>
+                <w:lang w:val="en-US" w:eastAsia="zh-CN" w:bidi="ar"/>
+              </w:rPr>
+              <w:t>:</w:t>
+            </w:r>
+            <w:r>
+              <w:rPr>
+                <w:rFonts w:hint="default" w:ascii="Courier New" w:hAnsi="Courier New" w:eastAsia="Courier New" w:cs="Courier New"/>
+                <w:b w:val="0"/>
+                <w:bCs w:val="0"/>
+                <w:color w:val="0451A5"/>
+                <w:kern w:val="0"/>
+                <w:sz w:val="14"/>
+                <w:szCs w:val="14"/>
+                <w:shd w:val="clear" w:fill="FFFFFF"/>
+                <w:lang w:val="en-US" w:eastAsia="zh-CN" w:bidi="ar"/>
+              </w:rPr>
+              <w:t>"安全驾驶"</w:t>
+            </w:r>
+          </w:p>
+          <w:p>
+            <w:pPr>
+              <w:keepNext w:val="0"/>
+              <w:keepLines w:val="0"/>
+              <w:widowControl/>
+              <w:suppressLineNumbers w:val="0"/>
+              <w:shd w:val="clear" w:fill="FFFFFF"/>
+              <w:spacing w:line="216" w:lineRule="atLeast"/>
+              <w:jc w:val="left"/>
+              <w:rPr>
+                <w:rFonts w:hint="default" w:ascii="Courier New" w:hAnsi="Courier New" w:eastAsia="Courier New" w:cs="Courier New"/>
+                <w:b w:val="0"/>
+                <w:bCs w:val="0"/>
+                <w:color w:val="000000"/>
+                <w:sz w:val="14"/>
+                <w:szCs w:val="14"/>
+              </w:rPr>
+            </w:pPr>
+            <w:r>
+              <w:rPr>
+                <w:rFonts w:hint="default" w:ascii="Courier New" w:hAnsi="Courier New" w:eastAsia="Courier New" w:cs="Courier New"/>
+                <w:b w:val="0"/>
+                <w:bCs w:val="0"/>
+                <w:color w:val="000000"/>
+                <w:kern w:val="0"/>
+                <w:sz w:val="14"/>
+                <w:szCs w:val="14"/>
+                <w:shd w:val="clear" w:fill="FFFFFF"/>
+                <w:lang w:val="en-US" w:eastAsia="zh-CN" w:bidi="ar"/>
+              </w:rPr>
+              <w:t>                        }</w:t>
+            </w:r>
+          </w:p>
+          <w:p>
+            <w:pPr>
+              <w:keepNext w:val="0"/>
+              <w:keepLines w:val="0"/>
+              <w:widowControl/>
+              <w:suppressLineNumbers w:val="0"/>
+              <w:shd w:val="clear" w:fill="FFFFFF"/>
+              <w:spacing w:line="216" w:lineRule="atLeast"/>
+              <w:jc w:val="left"/>
+              <w:rPr>
+                <w:rFonts w:hint="default" w:ascii="Courier New" w:hAnsi="Courier New" w:eastAsia="Courier New" w:cs="Courier New"/>
+                <w:b w:val="0"/>
+                <w:bCs w:val="0"/>
+                <w:color w:val="000000"/>
+                <w:sz w:val="14"/>
+                <w:szCs w:val="14"/>
+              </w:rPr>
+            </w:pPr>
+            <w:r>
+              <w:rPr>
+                <w:rFonts w:hint="default" w:ascii="Courier New" w:hAnsi="Courier New" w:eastAsia="Courier New" w:cs="Courier New"/>
+                <w:b w:val="0"/>
+                <w:bCs w:val="0"/>
+                <w:color w:val="000000"/>
+                <w:kern w:val="0"/>
+                <w:sz w:val="14"/>
+                <w:szCs w:val="14"/>
+                <w:shd w:val="clear" w:fill="FFFFFF"/>
+                <w:lang w:val="en-US" w:eastAsia="zh-CN" w:bidi="ar"/>
+              </w:rPr>
+              <w:t>                    ]</w:t>
+            </w:r>
+          </w:p>
+          <w:p>
+            <w:pPr>
+              <w:keepNext w:val="0"/>
+              <w:keepLines w:val="0"/>
+              <w:widowControl/>
+              <w:suppressLineNumbers w:val="0"/>
+              <w:shd w:val="clear" w:fill="FFFFFF"/>
+              <w:spacing w:line="216" w:lineRule="atLeast"/>
+              <w:jc w:val="left"/>
+              <w:rPr>
+                <w:rFonts w:hint="default" w:ascii="Courier New" w:hAnsi="Courier New" w:eastAsia="Courier New" w:cs="Courier New"/>
+                <w:b w:val="0"/>
+                <w:bCs w:val="0"/>
+                <w:color w:val="000000"/>
+                <w:sz w:val="14"/>
+                <w:szCs w:val="14"/>
+              </w:rPr>
+            </w:pPr>
+            <w:r>
+              <w:rPr>
+                <w:rFonts w:hint="default" w:ascii="Courier New" w:hAnsi="Courier New" w:eastAsia="Courier New" w:cs="Courier New"/>
+                <w:b w:val="0"/>
+                <w:bCs w:val="0"/>
+                <w:color w:val="000000"/>
+                <w:kern w:val="0"/>
+                <w:sz w:val="14"/>
+                <w:szCs w:val="14"/>
+                <w:shd w:val="clear" w:fill="FFFFFF"/>
+                <w:lang w:val="en-US" w:eastAsia="zh-CN" w:bidi="ar"/>
+              </w:rPr>
+              <w:t>                },</w:t>
+            </w:r>
+          </w:p>
+          <w:p>
+            <w:pPr>
+              <w:keepNext w:val="0"/>
+              <w:keepLines w:val="0"/>
+              <w:widowControl/>
+              <w:suppressLineNumbers w:val="0"/>
+              <w:shd w:val="clear" w:fill="FFFFFF"/>
+              <w:spacing w:line="216" w:lineRule="atLeast"/>
+              <w:jc w:val="left"/>
+              <w:rPr>
+                <w:rFonts w:hint="default" w:ascii="Courier New" w:hAnsi="Courier New" w:eastAsia="Courier New" w:cs="Courier New"/>
+                <w:b w:val="0"/>
+                <w:bCs w:val="0"/>
+                <w:color w:val="000000"/>
+                <w:sz w:val="14"/>
+                <w:szCs w:val="14"/>
+              </w:rPr>
+            </w:pPr>
+            <w:r>
+              <w:rPr>
+                <w:rFonts w:hint="default" w:ascii="Courier New" w:hAnsi="Courier New" w:eastAsia="Courier New" w:cs="Courier New"/>
+                <w:b w:val="0"/>
+                <w:bCs w:val="0"/>
+                <w:color w:val="000000"/>
+                <w:kern w:val="0"/>
+                <w:sz w:val="14"/>
+                <w:szCs w:val="14"/>
+                <w:shd w:val="clear" w:fill="FFFFFF"/>
+                <w:lang w:val="en-US" w:eastAsia="zh-CN" w:bidi="ar"/>
+              </w:rPr>
+              <w:t>                {</w:t>
+            </w:r>
+          </w:p>
+          <w:p>
+            <w:pPr>
+              <w:keepNext w:val="0"/>
+              <w:keepLines w:val="0"/>
+              <w:widowControl/>
+              <w:suppressLineNumbers w:val="0"/>
+              <w:shd w:val="clear" w:fill="FFFFFF"/>
+              <w:spacing w:line="216" w:lineRule="atLeast"/>
+              <w:jc w:val="left"/>
+              <w:rPr>
+                <w:rFonts w:hint="default" w:ascii="Courier New" w:hAnsi="Courier New" w:eastAsia="Courier New" w:cs="Courier New"/>
+                <w:b w:val="0"/>
+                <w:bCs w:val="0"/>
+                <w:color w:val="000000"/>
+                <w:sz w:val="14"/>
+                <w:szCs w:val="14"/>
+              </w:rPr>
+            </w:pPr>
+            <w:r>
+              <w:rPr>
+                <w:rFonts w:hint="default" w:ascii="Courier New" w:hAnsi="Courier New" w:eastAsia="Courier New" w:cs="Courier New"/>
+                <w:b w:val="0"/>
+                <w:bCs w:val="0"/>
+                <w:color w:val="000000"/>
+                <w:kern w:val="0"/>
+                <w:sz w:val="14"/>
+                <w:szCs w:val="14"/>
+                <w:shd w:val="clear" w:fill="FFFFFF"/>
+                <w:lang w:val="en-US" w:eastAsia="zh-CN" w:bidi="ar"/>
+              </w:rPr>
+              <w:t xml:space="preserve">                    </w:t>
+            </w:r>
+            <w:r>
+              <w:rPr>
+                <w:rFonts w:hint="default" w:ascii="Courier New" w:hAnsi="Courier New" w:eastAsia="Courier New" w:cs="Courier New"/>
+                <w:b w:val="0"/>
+                <w:bCs w:val="0"/>
+                <w:color w:val="A31515"/>
+                <w:kern w:val="0"/>
+                <w:sz w:val="14"/>
+                <w:szCs w:val="14"/>
+                <w:shd w:val="clear" w:fill="FFFFFF"/>
+                <w:lang w:val="en-US" w:eastAsia="zh-CN" w:bidi="ar"/>
+              </w:rPr>
+              <w:t>"deviceType"</w:t>
+            </w:r>
+            <w:r>
+              <w:rPr>
+                <w:rFonts w:hint="default" w:ascii="Courier New" w:hAnsi="Courier New" w:eastAsia="Courier New" w:cs="Courier New"/>
+                <w:b w:val="0"/>
+                <w:bCs w:val="0"/>
+                <w:color w:val="000000"/>
+                <w:kern w:val="0"/>
+                <w:sz w:val="14"/>
+                <w:szCs w:val="14"/>
+                <w:shd w:val="clear" w:fill="FFFFFF"/>
+                <w:lang w:val="en-US" w:eastAsia="zh-CN" w:bidi="ar"/>
+              </w:rPr>
+              <w:t>:</w:t>
+            </w:r>
+            <w:r>
+              <w:rPr>
+                <w:rFonts w:hint="default" w:ascii="Courier New" w:hAnsi="Courier New" w:eastAsia="Courier New" w:cs="Courier New"/>
+                <w:b w:val="0"/>
+                <w:bCs w:val="0"/>
+                <w:color w:val="098658"/>
+                <w:kern w:val="0"/>
+                <w:sz w:val="14"/>
+                <w:szCs w:val="14"/>
+                <w:shd w:val="clear" w:fill="FFFFFF"/>
+                <w:lang w:val="en-US" w:eastAsia="zh-CN" w:bidi="ar"/>
+              </w:rPr>
+              <w:t>0</w:t>
+            </w:r>
+            <w:r>
+              <w:rPr>
+                <w:rFonts w:hint="default" w:ascii="Courier New" w:hAnsi="Courier New" w:eastAsia="Courier New" w:cs="Courier New"/>
+                <w:b w:val="0"/>
+                <w:bCs w:val="0"/>
+                <w:color w:val="000000"/>
+                <w:kern w:val="0"/>
+                <w:sz w:val="14"/>
+                <w:szCs w:val="14"/>
+                <w:shd w:val="clear" w:fill="FFFFFF"/>
+                <w:lang w:val="en-US" w:eastAsia="zh-CN" w:bidi="ar"/>
+              </w:rPr>
+              <w:t>,</w:t>
+            </w:r>
+          </w:p>
+          <w:p>
+            <w:pPr>
+              <w:keepNext w:val="0"/>
+              <w:keepLines w:val="0"/>
+              <w:widowControl/>
+              <w:suppressLineNumbers w:val="0"/>
+              <w:shd w:val="clear" w:fill="FFFFFF"/>
+              <w:spacing w:line="216" w:lineRule="atLeast"/>
+              <w:jc w:val="left"/>
+              <w:rPr>
+                <w:rFonts w:hint="default" w:ascii="Courier New" w:hAnsi="Courier New" w:eastAsia="Courier New" w:cs="Courier New"/>
+                <w:b w:val="0"/>
+                <w:bCs w:val="0"/>
+                <w:color w:val="000000"/>
+                <w:sz w:val="14"/>
+                <w:szCs w:val="14"/>
+              </w:rPr>
+            </w:pPr>
+            <w:r>
+              <w:rPr>
+                <w:rFonts w:hint="default" w:ascii="Courier New" w:hAnsi="Courier New" w:eastAsia="Courier New" w:cs="Courier New"/>
+                <w:b w:val="0"/>
+                <w:bCs w:val="0"/>
+                <w:color w:val="000000"/>
+                <w:kern w:val="0"/>
+                <w:sz w:val="14"/>
+                <w:szCs w:val="14"/>
+                <w:shd w:val="clear" w:fill="FFFFFF"/>
+                <w:lang w:val="en-US" w:eastAsia="zh-CN" w:bidi="ar"/>
+              </w:rPr>
+              <w:t xml:space="preserve">                    </w:t>
+            </w:r>
+            <w:r>
+              <w:rPr>
+                <w:rFonts w:hint="default" w:ascii="Courier New" w:hAnsi="Courier New" w:eastAsia="Courier New" w:cs="Courier New"/>
+                <w:b w:val="0"/>
+                <w:bCs w:val="0"/>
+                <w:color w:val="A31515"/>
+                <w:kern w:val="0"/>
+                <w:sz w:val="14"/>
+                <w:szCs w:val="14"/>
+                <w:shd w:val="clear" w:fill="FFFFFF"/>
+                <w:lang w:val="en-US" w:eastAsia="zh-CN" w:bidi="ar"/>
+              </w:rPr>
+              <w:t>"deviceId"</w:t>
+            </w:r>
+            <w:r>
+              <w:rPr>
+                <w:rFonts w:hint="default" w:ascii="Courier New" w:hAnsi="Courier New" w:eastAsia="Courier New" w:cs="Courier New"/>
+                <w:b w:val="0"/>
+                <w:bCs w:val="0"/>
+                <w:color w:val="000000"/>
+                <w:kern w:val="0"/>
+                <w:sz w:val="14"/>
+                <w:szCs w:val="14"/>
+                <w:shd w:val="clear" w:fill="FFFFFF"/>
+                <w:lang w:val="en-US" w:eastAsia="zh-CN" w:bidi="ar"/>
+              </w:rPr>
+              <w:t>:</w:t>
+            </w:r>
+            <w:r>
+              <w:rPr>
+                <w:rFonts w:hint="default" w:ascii="Courier New" w:hAnsi="Courier New" w:eastAsia="Courier New" w:cs="Courier New"/>
+                <w:b w:val="0"/>
+                <w:bCs w:val="0"/>
+                <w:color w:val="098658"/>
+                <w:kern w:val="0"/>
+                <w:sz w:val="14"/>
+                <w:szCs w:val="14"/>
+                <w:shd w:val="clear" w:fill="FFFFFF"/>
+                <w:lang w:val="en-US" w:eastAsia="zh-CN" w:bidi="ar"/>
+              </w:rPr>
+              <w:t>1</w:t>
+            </w:r>
+            <w:r>
+              <w:rPr>
+                <w:rFonts w:hint="default" w:ascii="Courier New" w:hAnsi="Courier New" w:eastAsia="Courier New" w:cs="Courier New"/>
+                <w:b w:val="0"/>
+                <w:bCs w:val="0"/>
+                <w:color w:val="000000"/>
+                <w:kern w:val="0"/>
+                <w:sz w:val="14"/>
+                <w:szCs w:val="14"/>
+                <w:shd w:val="clear" w:fill="FFFFFF"/>
+                <w:lang w:val="en-US" w:eastAsia="zh-CN" w:bidi="ar"/>
+              </w:rPr>
+              <w:t>,</w:t>
+            </w:r>
+          </w:p>
+          <w:p>
+            <w:pPr>
+              <w:keepNext w:val="0"/>
+              <w:keepLines w:val="0"/>
+              <w:widowControl/>
+              <w:suppressLineNumbers w:val="0"/>
+              <w:shd w:val="clear" w:fill="FFFFFF"/>
+              <w:spacing w:line="216" w:lineRule="atLeast"/>
+              <w:jc w:val="left"/>
+              <w:rPr>
+                <w:rFonts w:hint="default" w:ascii="Courier New" w:hAnsi="Courier New" w:eastAsia="Courier New" w:cs="Courier New"/>
+                <w:b w:val="0"/>
+                <w:bCs w:val="0"/>
+                <w:color w:val="000000"/>
+                <w:sz w:val="14"/>
+                <w:szCs w:val="14"/>
+              </w:rPr>
+            </w:pPr>
+            <w:r>
+              <w:rPr>
+                <w:rFonts w:hint="default" w:ascii="Courier New" w:hAnsi="Courier New" w:eastAsia="Courier New" w:cs="Courier New"/>
+                <w:b w:val="0"/>
+                <w:bCs w:val="0"/>
+                <w:color w:val="000000"/>
+                <w:kern w:val="0"/>
+                <w:sz w:val="14"/>
+                <w:szCs w:val="14"/>
+                <w:shd w:val="clear" w:fill="FFFFFF"/>
+                <w:lang w:val="en-US" w:eastAsia="zh-CN" w:bidi="ar"/>
+              </w:rPr>
+              <w:t xml:space="preserve">                    </w:t>
+            </w:r>
+            <w:r>
+              <w:rPr>
+                <w:rFonts w:hint="default" w:ascii="Courier New" w:hAnsi="Courier New" w:eastAsia="Courier New" w:cs="Courier New"/>
+                <w:b w:val="0"/>
+                <w:bCs w:val="0"/>
+                <w:color w:val="A31515"/>
+                <w:kern w:val="0"/>
+                <w:sz w:val="14"/>
+                <w:szCs w:val="14"/>
+                <w:shd w:val="clear" w:fill="FFFFFF"/>
+                <w:lang w:val="en-US" w:eastAsia="zh-CN" w:bidi="ar"/>
+              </w:rPr>
+              <w:t>"condition"</w:t>
+            </w:r>
+            <w:r>
+              <w:rPr>
+                <w:rFonts w:hint="default" w:ascii="Courier New" w:hAnsi="Courier New" w:eastAsia="Courier New" w:cs="Courier New"/>
+                <w:b w:val="0"/>
+                <w:bCs w:val="0"/>
+                <w:color w:val="000000"/>
+                <w:kern w:val="0"/>
+                <w:sz w:val="14"/>
+                <w:szCs w:val="14"/>
+                <w:shd w:val="clear" w:fill="FFFFFF"/>
+                <w:lang w:val="en-US" w:eastAsia="zh-CN" w:bidi="ar"/>
+              </w:rPr>
+              <w:t>:</w:t>
+            </w:r>
+            <w:r>
+              <w:rPr>
+                <w:rFonts w:hint="default" w:ascii="Courier New" w:hAnsi="Courier New" w:eastAsia="Courier New" w:cs="Courier New"/>
+                <w:b w:val="0"/>
+                <w:bCs w:val="0"/>
+                <w:color w:val="098658"/>
+                <w:kern w:val="0"/>
+                <w:sz w:val="14"/>
+                <w:szCs w:val="14"/>
+                <w:shd w:val="clear" w:fill="FFFFFF"/>
+                <w:lang w:val="en-US" w:eastAsia="zh-CN" w:bidi="ar"/>
+              </w:rPr>
+              <w:t>4</w:t>
+            </w:r>
+            <w:r>
+              <w:rPr>
+                <w:rFonts w:hint="default" w:ascii="Courier New" w:hAnsi="Courier New" w:eastAsia="Courier New" w:cs="Courier New"/>
+                <w:b w:val="0"/>
+                <w:bCs w:val="0"/>
+                <w:color w:val="000000"/>
+                <w:kern w:val="0"/>
+                <w:sz w:val="14"/>
+                <w:szCs w:val="14"/>
+                <w:shd w:val="clear" w:fill="FFFFFF"/>
+                <w:lang w:val="en-US" w:eastAsia="zh-CN" w:bidi="ar"/>
+              </w:rPr>
+              <w:t>,</w:t>
+            </w:r>
+          </w:p>
+          <w:p>
+            <w:pPr>
+              <w:keepNext w:val="0"/>
+              <w:keepLines w:val="0"/>
+              <w:widowControl/>
+              <w:suppressLineNumbers w:val="0"/>
+              <w:shd w:val="clear" w:fill="FFFFFF"/>
+              <w:spacing w:line="216" w:lineRule="atLeast"/>
+              <w:jc w:val="left"/>
+              <w:rPr>
+                <w:rFonts w:hint="default" w:ascii="Courier New" w:hAnsi="Courier New" w:eastAsia="Courier New" w:cs="Courier New"/>
+                <w:b w:val="0"/>
+                <w:bCs w:val="0"/>
+                <w:color w:val="000000"/>
+                <w:sz w:val="14"/>
+                <w:szCs w:val="14"/>
+              </w:rPr>
+            </w:pPr>
+            <w:r>
+              <w:rPr>
+                <w:rFonts w:hint="default" w:ascii="Courier New" w:hAnsi="Courier New" w:eastAsia="Courier New" w:cs="Courier New"/>
+                <w:b w:val="0"/>
+                <w:bCs w:val="0"/>
+                <w:color w:val="000000"/>
+                <w:kern w:val="0"/>
+                <w:sz w:val="14"/>
+                <w:szCs w:val="14"/>
+                <w:shd w:val="clear" w:fill="FFFFFF"/>
+                <w:lang w:val="en-US" w:eastAsia="zh-CN" w:bidi="ar"/>
+              </w:rPr>
+              <w:t xml:space="preserve">                    </w:t>
+            </w:r>
+            <w:r>
+              <w:rPr>
+                <w:rFonts w:hint="default" w:ascii="Courier New" w:hAnsi="Courier New" w:eastAsia="Courier New" w:cs="Courier New"/>
+                <w:b w:val="0"/>
+                <w:bCs w:val="0"/>
+                <w:color w:val="A31515"/>
+                <w:kern w:val="0"/>
+                <w:sz w:val="14"/>
+                <w:szCs w:val="14"/>
+                <w:shd w:val="clear" w:fill="FFFFFF"/>
+                <w:lang w:val="en-US" w:eastAsia="zh-CN" w:bidi="ar"/>
+              </w:rPr>
+              <w:t>"args"</w:t>
+            </w:r>
+            <w:r>
+              <w:rPr>
+                <w:rFonts w:hint="default" w:ascii="Courier New" w:hAnsi="Courier New" w:eastAsia="Courier New" w:cs="Courier New"/>
+                <w:b w:val="0"/>
+                <w:bCs w:val="0"/>
+                <w:color w:val="000000"/>
+                <w:kern w:val="0"/>
+                <w:sz w:val="14"/>
+                <w:szCs w:val="14"/>
+                <w:shd w:val="clear" w:fill="FFFFFF"/>
+                <w:lang w:val="en-US" w:eastAsia="zh-CN" w:bidi="ar"/>
+              </w:rPr>
+              <w:t>:[</w:t>
+            </w:r>
+          </w:p>
+          <w:p>
+            <w:pPr>
+              <w:keepNext w:val="0"/>
+              <w:keepLines w:val="0"/>
+              <w:widowControl/>
+              <w:suppressLineNumbers w:val="0"/>
+              <w:shd w:val="clear" w:fill="FFFFFF"/>
+              <w:spacing w:line="216" w:lineRule="atLeast"/>
+              <w:jc w:val="left"/>
+              <w:rPr>
+                <w:rFonts w:hint="default" w:ascii="Courier New" w:hAnsi="Courier New" w:eastAsia="Courier New" w:cs="Courier New"/>
+                <w:b w:val="0"/>
+                <w:bCs w:val="0"/>
+                <w:color w:val="000000"/>
+                <w:sz w:val="14"/>
+                <w:szCs w:val="14"/>
+              </w:rPr>
+            </w:pPr>
+            <w:r>
+              <w:rPr>
+                <w:rFonts w:hint="default" w:ascii="Courier New" w:hAnsi="Courier New" w:eastAsia="Courier New" w:cs="Courier New"/>
+                <w:b w:val="0"/>
+                <w:bCs w:val="0"/>
+                <w:color w:val="000000"/>
+                <w:kern w:val="0"/>
+                <w:sz w:val="14"/>
+                <w:szCs w:val="14"/>
+                <w:shd w:val="clear" w:fill="FFFFFF"/>
+                <w:lang w:val="en-US" w:eastAsia="zh-CN" w:bidi="ar"/>
+              </w:rPr>
+              <w:t>                        {</w:t>
+            </w:r>
+          </w:p>
+          <w:p>
+            <w:pPr>
+              <w:keepNext w:val="0"/>
+              <w:keepLines w:val="0"/>
+              <w:widowControl/>
+              <w:suppressLineNumbers w:val="0"/>
+              <w:shd w:val="clear" w:fill="FFFFFF"/>
+              <w:spacing w:line="216" w:lineRule="atLeast"/>
+              <w:jc w:val="left"/>
+              <w:rPr>
+                <w:rFonts w:hint="default" w:ascii="Courier New" w:hAnsi="Courier New" w:eastAsia="Courier New" w:cs="Courier New"/>
+                <w:b w:val="0"/>
+                <w:bCs w:val="0"/>
+                <w:color w:val="000000"/>
+                <w:sz w:val="14"/>
+                <w:szCs w:val="14"/>
+              </w:rPr>
+            </w:pPr>
+            <w:r>
+              <w:rPr>
+                <w:rFonts w:hint="default" w:ascii="Courier New" w:hAnsi="Courier New" w:eastAsia="Courier New" w:cs="Courier New"/>
+                <w:b w:val="0"/>
+                <w:bCs w:val="0"/>
+                <w:color w:val="000000"/>
+                <w:kern w:val="0"/>
+                <w:sz w:val="14"/>
+                <w:szCs w:val="14"/>
+                <w:shd w:val="clear" w:fill="FFFFFF"/>
+                <w:lang w:val="en-US" w:eastAsia="zh-CN" w:bidi="ar"/>
+              </w:rPr>
+              <w:t xml:space="preserve">                            </w:t>
+            </w:r>
+            <w:r>
+              <w:rPr>
+                <w:rFonts w:hint="default" w:ascii="Courier New" w:hAnsi="Courier New" w:eastAsia="Courier New" w:cs="Courier New"/>
+                <w:b w:val="0"/>
+                <w:bCs w:val="0"/>
+                <w:color w:val="A31515"/>
+                <w:kern w:val="0"/>
+                <w:sz w:val="14"/>
+                <w:szCs w:val="14"/>
+                <w:shd w:val="clear" w:fill="FFFFFF"/>
+                <w:lang w:val="en-US" w:eastAsia="zh-CN" w:bidi="ar"/>
+              </w:rPr>
+              <w:t>"name"</w:t>
+            </w:r>
+            <w:r>
+              <w:rPr>
+                <w:rFonts w:hint="default" w:ascii="Courier New" w:hAnsi="Courier New" w:eastAsia="Courier New" w:cs="Courier New"/>
+                <w:b w:val="0"/>
+                <w:bCs w:val="0"/>
+                <w:color w:val="000000"/>
+                <w:kern w:val="0"/>
+                <w:sz w:val="14"/>
+                <w:szCs w:val="14"/>
+                <w:shd w:val="clear" w:fill="FFFFFF"/>
+                <w:lang w:val="en-US" w:eastAsia="zh-CN" w:bidi="ar"/>
+              </w:rPr>
+              <w:t>:</w:t>
+            </w:r>
+            <w:r>
+              <w:rPr>
+                <w:rFonts w:hint="default" w:ascii="Courier New" w:hAnsi="Courier New" w:eastAsia="Courier New" w:cs="Courier New"/>
+                <w:b w:val="0"/>
+                <w:bCs w:val="0"/>
+                <w:color w:val="0451A5"/>
+                <w:kern w:val="0"/>
+                <w:sz w:val="14"/>
+                <w:szCs w:val="14"/>
+                <w:shd w:val="clear" w:fill="FFFFFF"/>
+                <w:lang w:val="en-US" w:eastAsia="zh-CN" w:bidi="ar"/>
+              </w:rPr>
+              <w:t>"安全驾驶"</w:t>
+            </w:r>
+          </w:p>
+          <w:p>
+            <w:pPr>
+              <w:keepNext w:val="0"/>
+              <w:keepLines w:val="0"/>
+              <w:widowControl/>
+              <w:suppressLineNumbers w:val="0"/>
+              <w:shd w:val="clear" w:fill="FFFFFF"/>
+              <w:spacing w:line="216" w:lineRule="atLeast"/>
+              <w:jc w:val="left"/>
+              <w:rPr>
+                <w:rFonts w:hint="default" w:ascii="Courier New" w:hAnsi="Courier New" w:eastAsia="Courier New" w:cs="Courier New"/>
+                <w:b w:val="0"/>
+                <w:bCs w:val="0"/>
+                <w:color w:val="000000"/>
+                <w:sz w:val="14"/>
+                <w:szCs w:val="14"/>
+              </w:rPr>
+            </w:pPr>
+            <w:r>
+              <w:rPr>
+                <w:rFonts w:hint="default" w:ascii="Courier New" w:hAnsi="Courier New" w:eastAsia="Courier New" w:cs="Courier New"/>
+                <w:b w:val="0"/>
+                <w:bCs w:val="0"/>
+                <w:color w:val="000000"/>
+                <w:kern w:val="0"/>
+                <w:sz w:val="14"/>
+                <w:szCs w:val="14"/>
+                <w:shd w:val="clear" w:fill="FFFFFF"/>
+                <w:lang w:val="en-US" w:eastAsia="zh-CN" w:bidi="ar"/>
+              </w:rPr>
+              <w:t>                        },</w:t>
+            </w:r>
+          </w:p>
+          <w:p>
+            <w:pPr>
+              <w:keepNext w:val="0"/>
+              <w:keepLines w:val="0"/>
+              <w:widowControl/>
+              <w:suppressLineNumbers w:val="0"/>
+              <w:shd w:val="clear" w:fill="FFFFFF"/>
+              <w:spacing w:line="216" w:lineRule="atLeast"/>
+              <w:jc w:val="left"/>
+              <w:rPr>
+                <w:rFonts w:hint="default" w:ascii="Courier New" w:hAnsi="Courier New" w:eastAsia="Courier New" w:cs="Courier New"/>
+                <w:b w:val="0"/>
+                <w:bCs w:val="0"/>
+                <w:color w:val="000000"/>
+                <w:sz w:val="14"/>
+                <w:szCs w:val="14"/>
+              </w:rPr>
+            </w:pPr>
+            <w:r>
+              <w:rPr>
+                <w:rFonts w:hint="default" w:ascii="Courier New" w:hAnsi="Courier New" w:eastAsia="Courier New" w:cs="Courier New"/>
+                <w:b w:val="0"/>
+                <w:bCs w:val="0"/>
+                <w:color w:val="000000"/>
+                <w:kern w:val="0"/>
+                <w:sz w:val="14"/>
+                <w:szCs w:val="14"/>
+                <w:shd w:val="clear" w:fill="FFFFFF"/>
+                <w:lang w:val="en-US" w:eastAsia="zh-CN" w:bidi="ar"/>
+              </w:rPr>
+              <w:t>                        {</w:t>
+            </w:r>
+          </w:p>
+          <w:p>
+            <w:pPr>
+              <w:keepNext w:val="0"/>
+              <w:keepLines w:val="0"/>
+              <w:widowControl/>
+              <w:suppressLineNumbers w:val="0"/>
+              <w:shd w:val="clear" w:fill="FFFFFF"/>
+              <w:spacing w:line="216" w:lineRule="atLeast"/>
+              <w:jc w:val="left"/>
+              <w:rPr>
+                <w:rFonts w:hint="default" w:ascii="Courier New" w:hAnsi="Courier New" w:eastAsia="Courier New" w:cs="Courier New"/>
+                <w:b w:val="0"/>
+                <w:bCs w:val="0"/>
+                <w:color w:val="000000"/>
+                <w:sz w:val="14"/>
+                <w:szCs w:val="14"/>
+              </w:rPr>
+            </w:pPr>
+            <w:r>
+              <w:rPr>
+                <w:rFonts w:hint="default" w:ascii="Courier New" w:hAnsi="Courier New" w:eastAsia="Courier New" w:cs="Courier New"/>
+                <w:b w:val="0"/>
+                <w:bCs w:val="0"/>
+                <w:color w:val="000000"/>
+                <w:kern w:val="0"/>
+                <w:sz w:val="14"/>
+                <w:szCs w:val="14"/>
+                <w:shd w:val="clear" w:fill="FFFFFF"/>
+                <w:lang w:val="en-US" w:eastAsia="zh-CN" w:bidi="ar"/>
+              </w:rPr>
+              <w:t xml:space="preserve">                            </w:t>
+            </w:r>
+            <w:r>
+              <w:rPr>
+                <w:rFonts w:hint="default" w:ascii="Courier New" w:hAnsi="Courier New" w:eastAsia="Courier New" w:cs="Courier New"/>
+                <w:b w:val="0"/>
+                <w:bCs w:val="0"/>
+                <w:color w:val="A31515"/>
+                <w:kern w:val="0"/>
+                <w:sz w:val="14"/>
+                <w:szCs w:val="14"/>
+                <w:shd w:val="clear" w:fill="FFFFFF"/>
+                <w:lang w:val="en-US" w:eastAsia="zh-CN" w:bidi="ar"/>
+              </w:rPr>
+              <w:t>"name"</w:t>
+            </w:r>
+            <w:r>
+              <w:rPr>
+                <w:rFonts w:hint="default" w:ascii="Courier New" w:hAnsi="Courier New" w:eastAsia="Courier New" w:cs="Courier New"/>
+                <w:b w:val="0"/>
+                <w:bCs w:val="0"/>
+                <w:color w:val="000000"/>
+                <w:kern w:val="0"/>
+                <w:sz w:val="14"/>
+                <w:szCs w:val="14"/>
+                <w:shd w:val="clear" w:fill="FFFFFF"/>
+                <w:lang w:val="en-US" w:eastAsia="zh-CN" w:bidi="ar"/>
+              </w:rPr>
+              <w:t>:</w:t>
+            </w:r>
+            <w:r>
+              <w:rPr>
+                <w:rFonts w:hint="default" w:ascii="Courier New" w:hAnsi="Courier New" w:eastAsia="Courier New" w:cs="Courier New"/>
+                <w:b w:val="0"/>
+                <w:bCs w:val="0"/>
+                <w:color w:val="0451A5"/>
+                <w:kern w:val="0"/>
+                <w:sz w:val="14"/>
+                <w:szCs w:val="14"/>
+                <w:shd w:val="clear" w:fill="FFFFFF"/>
+                <w:lang w:val="en-US" w:eastAsia="zh-CN" w:bidi="ar"/>
+              </w:rPr>
+              <w:t>"安全驾驶"</w:t>
+            </w:r>
+          </w:p>
+          <w:p>
+            <w:pPr>
+              <w:keepNext w:val="0"/>
+              <w:keepLines w:val="0"/>
+              <w:widowControl/>
+              <w:suppressLineNumbers w:val="0"/>
+              <w:shd w:val="clear" w:fill="FFFFFF"/>
+              <w:spacing w:line="216" w:lineRule="atLeast"/>
+              <w:jc w:val="left"/>
+              <w:rPr>
+                <w:rFonts w:hint="default" w:ascii="Courier New" w:hAnsi="Courier New" w:eastAsia="Courier New" w:cs="Courier New"/>
+                <w:b w:val="0"/>
+                <w:bCs w:val="0"/>
+                <w:color w:val="000000"/>
+                <w:sz w:val="14"/>
+                <w:szCs w:val="14"/>
+              </w:rPr>
+            </w:pPr>
+            <w:r>
+              <w:rPr>
+                <w:rFonts w:hint="default" w:ascii="Courier New" w:hAnsi="Courier New" w:eastAsia="Courier New" w:cs="Courier New"/>
+                <w:b w:val="0"/>
+                <w:bCs w:val="0"/>
+                <w:color w:val="000000"/>
+                <w:kern w:val="0"/>
+                <w:sz w:val="14"/>
+                <w:szCs w:val="14"/>
+                <w:shd w:val="clear" w:fill="FFFFFF"/>
+                <w:lang w:val="en-US" w:eastAsia="zh-CN" w:bidi="ar"/>
+              </w:rPr>
+              <w:t>                        }</w:t>
+            </w:r>
+          </w:p>
+          <w:p>
+            <w:pPr>
+              <w:keepNext w:val="0"/>
+              <w:keepLines w:val="0"/>
+              <w:widowControl/>
+              <w:suppressLineNumbers w:val="0"/>
+              <w:shd w:val="clear" w:fill="FFFFFF"/>
+              <w:spacing w:line="216" w:lineRule="atLeast"/>
+              <w:jc w:val="left"/>
+              <w:rPr>
+                <w:rFonts w:hint="default" w:ascii="Courier New" w:hAnsi="Courier New" w:eastAsia="Courier New" w:cs="Courier New"/>
+                <w:b w:val="0"/>
+                <w:bCs w:val="0"/>
+                <w:color w:val="000000"/>
+                <w:sz w:val="14"/>
+                <w:szCs w:val="14"/>
+              </w:rPr>
+            </w:pPr>
+            <w:r>
+              <w:rPr>
+                <w:rFonts w:hint="default" w:ascii="Courier New" w:hAnsi="Courier New" w:eastAsia="Courier New" w:cs="Courier New"/>
+                <w:b w:val="0"/>
+                <w:bCs w:val="0"/>
+                <w:color w:val="000000"/>
+                <w:kern w:val="0"/>
+                <w:sz w:val="14"/>
+                <w:szCs w:val="14"/>
+                <w:shd w:val="clear" w:fill="FFFFFF"/>
+                <w:lang w:val="en-US" w:eastAsia="zh-CN" w:bidi="ar"/>
+              </w:rPr>
+              <w:t>                    ]</w:t>
+            </w:r>
+          </w:p>
+          <w:p>
+            <w:pPr>
+              <w:keepNext w:val="0"/>
+              <w:keepLines w:val="0"/>
+              <w:widowControl/>
+              <w:suppressLineNumbers w:val="0"/>
+              <w:shd w:val="clear" w:fill="FFFFFF"/>
+              <w:spacing w:line="216" w:lineRule="atLeast"/>
+              <w:jc w:val="left"/>
+              <w:rPr>
+                <w:rFonts w:hint="default" w:ascii="Courier New" w:hAnsi="Courier New" w:eastAsia="Courier New" w:cs="Courier New"/>
+                <w:b w:val="0"/>
+                <w:bCs w:val="0"/>
+                <w:color w:val="000000"/>
+                <w:sz w:val="14"/>
+                <w:szCs w:val="14"/>
+              </w:rPr>
+            </w:pPr>
+            <w:r>
+              <w:rPr>
+                <w:rFonts w:hint="default" w:ascii="Courier New" w:hAnsi="Courier New" w:eastAsia="Courier New" w:cs="Courier New"/>
+                <w:b w:val="0"/>
+                <w:bCs w:val="0"/>
+                <w:color w:val="000000"/>
+                <w:kern w:val="0"/>
+                <w:sz w:val="14"/>
+                <w:szCs w:val="14"/>
+                <w:shd w:val="clear" w:fill="FFFFFF"/>
+                <w:lang w:val="en-US" w:eastAsia="zh-CN" w:bidi="ar"/>
+              </w:rPr>
+              <w:t>                }</w:t>
+            </w:r>
+          </w:p>
+          <w:p>
+            <w:pPr>
+              <w:keepNext w:val="0"/>
+              <w:keepLines w:val="0"/>
+              <w:widowControl/>
+              <w:suppressLineNumbers w:val="0"/>
+              <w:shd w:val="clear" w:fill="FFFFFF"/>
+              <w:spacing w:line="216" w:lineRule="atLeast"/>
+              <w:jc w:val="left"/>
+              <w:rPr>
+                <w:rFonts w:hint="default" w:ascii="Courier New" w:hAnsi="Courier New" w:eastAsia="Courier New" w:cs="Courier New"/>
+                <w:b w:val="0"/>
+                <w:bCs w:val="0"/>
+                <w:color w:val="000000"/>
+                <w:sz w:val="14"/>
+                <w:szCs w:val="14"/>
+              </w:rPr>
+            </w:pPr>
+            <w:r>
+              <w:rPr>
+                <w:rFonts w:hint="default" w:ascii="Courier New" w:hAnsi="Courier New" w:eastAsia="Courier New" w:cs="Courier New"/>
+                <w:b w:val="0"/>
+                <w:bCs w:val="0"/>
+                <w:color w:val="000000"/>
+                <w:kern w:val="0"/>
+                <w:sz w:val="14"/>
+                <w:szCs w:val="14"/>
+                <w:shd w:val="clear" w:fill="FFFFFF"/>
+                <w:lang w:val="en-US" w:eastAsia="zh-CN" w:bidi="ar"/>
+              </w:rPr>
+              <w:t>            ],</w:t>
+            </w:r>
+          </w:p>
+          <w:p>
+            <w:pPr>
+              <w:keepNext w:val="0"/>
+              <w:keepLines w:val="0"/>
+              <w:widowControl/>
+              <w:suppressLineNumbers w:val="0"/>
+              <w:shd w:val="clear" w:fill="FFFFFF"/>
+              <w:spacing w:line="216" w:lineRule="atLeast"/>
+              <w:jc w:val="left"/>
+              <w:rPr>
+                <w:rFonts w:hint="default" w:ascii="Courier New" w:hAnsi="Courier New" w:eastAsia="Courier New" w:cs="Courier New"/>
+                <w:b w:val="0"/>
+                <w:bCs w:val="0"/>
+                <w:color w:val="000000"/>
+                <w:sz w:val="14"/>
+                <w:szCs w:val="14"/>
+              </w:rPr>
+            </w:pPr>
+            <w:r>
+              <w:rPr>
+                <w:rFonts w:hint="default" w:ascii="Courier New" w:hAnsi="Courier New" w:eastAsia="Courier New" w:cs="Courier New"/>
+                <w:b w:val="0"/>
+                <w:bCs w:val="0"/>
+                <w:color w:val="000000"/>
+                <w:kern w:val="0"/>
+                <w:sz w:val="14"/>
+                <w:szCs w:val="14"/>
+                <w:shd w:val="clear" w:fill="FFFFFF"/>
+                <w:lang w:val="en-US" w:eastAsia="zh-CN" w:bidi="ar"/>
+              </w:rPr>
+              <w:t xml:space="preserve">            </w:t>
+            </w:r>
+            <w:r>
+              <w:rPr>
+                <w:rFonts w:hint="default" w:ascii="Courier New" w:hAnsi="Courier New" w:eastAsia="Courier New" w:cs="Courier New"/>
+                <w:b w:val="0"/>
+                <w:bCs w:val="0"/>
+                <w:color w:val="A31515"/>
+                <w:kern w:val="0"/>
+                <w:sz w:val="14"/>
+                <w:szCs w:val="14"/>
+                <w:shd w:val="clear" w:fill="FFFFFF"/>
+                <w:lang w:val="en-US" w:eastAsia="zh-CN" w:bidi="ar"/>
+              </w:rPr>
+              <w:t>"executeTaskList"</w:t>
+            </w:r>
+            <w:r>
+              <w:rPr>
+                <w:rFonts w:hint="default" w:ascii="Courier New" w:hAnsi="Courier New" w:eastAsia="Courier New" w:cs="Courier New"/>
+                <w:b w:val="0"/>
+                <w:bCs w:val="0"/>
+                <w:color w:val="000000"/>
+                <w:kern w:val="0"/>
+                <w:sz w:val="14"/>
+                <w:szCs w:val="14"/>
+                <w:shd w:val="clear" w:fill="FFFFFF"/>
+                <w:lang w:val="en-US" w:eastAsia="zh-CN" w:bidi="ar"/>
+              </w:rPr>
+              <w:t xml:space="preserve">:[         </w:t>
+            </w:r>
+            <w:r>
+              <w:rPr>
+                <w:rFonts w:hint="default" w:ascii="Courier New" w:hAnsi="Courier New" w:eastAsia="Courier New" w:cs="Courier New"/>
+                <w:b w:val="0"/>
+                <w:bCs w:val="0"/>
+                <w:color w:val="5F8FBF"/>
+                <w:kern w:val="0"/>
+                <w:sz w:val="14"/>
+                <w:szCs w:val="14"/>
+                <w:shd w:val="clear" w:fill="FFFFFF"/>
+                <w:lang w:val="en-US" w:eastAsia="zh-CN" w:bidi="ar"/>
+              </w:rPr>
+              <w:t>// 任务列表</w:t>
+            </w:r>
+          </w:p>
+          <w:p>
+            <w:pPr>
+              <w:keepNext w:val="0"/>
+              <w:keepLines w:val="0"/>
+              <w:widowControl/>
+              <w:suppressLineNumbers w:val="0"/>
+              <w:shd w:val="clear" w:fill="FFFFFF"/>
+              <w:spacing w:line="216" w:lineRule="atLeast"/>
+              <w:jc w:val="left"/>
+              <w:rPr>
+                <w:rFonts w:hint="default" w:ascii="Courier New" w:hAnsi="Courier New" w:eastAsia="Courier New" w:cs="Courier New"/>
+                <w:b w:val="0"/>
+                <w:bCs w:val="0"/>
+                <w:color w:val="000000"/>
+                <w:sz w:val="14"/>
+                <w:szCs w:val="14"/>
+              </w:rPr>
+            </w:pPr>
+            <w:r>
+              <w:rPr>
+                <w:rFonts w:hint="default" w:ascii="Courier New" w:hAnsi="Courier New" w:eastAsia="Courier New" w:cs="Courier New"/>
+                <w:b w:val="0"/>
+                <w:bCs w:val="0"/>
+                <w:color w:val="000000"/>
+                <w:kern w:val="0"/>
+                <w:sz w:val="14"/>
+                <w:szCs w:val="14"/>
+                <w:shd w:val="clear" w:fill="FFFFFF"/>
+                <w:lang w:val="en-US" w:eastAsia="zh-CN" w:bidi="ar"/>
+              </w:rPr>
+              <w:t>                {</w:t>
+            </w:r>
+          </w:p>
+          <w:p>
+            <w:pPr>
+              <w:keepNext w:val="0"/>
+              <w:keepLines w:val="0"/>
+              <w:widowControl/>
+              <w:suppressLineNumbers w:val="0"/>
+              <w:shd w:val="clear" w:fill="FFFFFF"/>
+              <w:spacing w:line="216" w:lineRule="atLeast"/>
+              <w:jc w:val="left"/>
+              <w:rPr>
+                <w:rFonts w:hint="default" w:ascii="Courier New" w:hAnsi="Courier New" w:eastAsia="Courier New" w:cs="Courier New"/>
+                <w:b w:val="0"/>
+                <w:bCs w:val="0"/>
+                <w:color w:val="000000"/>
+                <w:sz w:val="14"/>
+                <w:szCs w:val="14"/>
+              </w:rPr>
+            </w:pPr>
+            <w:r>
+              <w:rPr>
+                <w:rFonts w:hint="default" w:ascii="Courier New" w:hAnsi="Courier New" w:eastAsia="Courier New" w:cs="Courier New"/>
+                <w:b w:val="0"/>
+                <w:bCs w:val="0"/>
+                <w:color w:val="000000"/>
+                <w:kern w:val="0"/>
+                <w:sz w:val="14"/>
+                <w:szCs w:val="14"/>
+                <w:shd w:val="clear" w:fill="FFFFFF"/>
+                <w:lang w:val="en-US" w:eastAsia="zh-CN" w:bidi="ar"/>
+              </w:rPr>
+              <w:t xml:space="preserve">                    </w:t>
+            </w:r>
+            <w:r>
+              <w:rPr>
+                <w:rFonts w:hint="default" w:ascii="Courier New" w:hAnsi="Courier New" w:eastAsia="Courier New" w:cs="Courier New"/>
+                <w:b w:val="0"/>
+                <w:bCs w:val="0"/>
+                <w:color w:val="A31515"/>
+                <w:kern w:val="0"/>
+                <w:sz w:val="14"/>
+                <w:szCs w:val="14"/>
+                <w:shd w:val="clear" w:fill="FFFFFF"/>
+                <w:lang w:val="en-US" w:eastAsia="zh-CN" w:bidi="ar"/>
+              </w:rPr>
+              <w:t>"deviceType"</w:t>
+            </w:r>
+            <w:r>
+              <w:rPr>
+                <w:rFonts w:hint="default" w:ascii="Courier New" w:hAnsi="Courier New" w:eastAsia="Courier New" w:cs="Courier New"/>
+                <w:b w:val="0"/>
+                <w:bCs w:val="0"/>
+                <w:color w:val="000000"/>
+                <w:kern w:val="0"/>
+                <w:sz w:val="14"/>
+                <w:szCs w:val="14"/>
+                <w:shd w:val="clear" w:fill="FFFFFF"/>
+                <w:lang w:val="en-US" w:eastAsia="zh-CN" w:bidi="ar"/>
+              </w:rPr>
+              <w:t>:</w:t>
+            </w:r>
+            <w:r>
+              <w:rPr>
+                <w:rFonts w:hint="default" w:ascii="Courier New" w:hAnsi="Courier New" w:eastAsia="Courier New" w:cs="Courier New"/>
+                <w:b w:val="0"/>
+                <w:bCs w:val="0"/>
+                <w:color w:val="098658"/>
+                <w:kern w:val="0"/>
+                <w:sz w:val="14"/>
+                <w:szCs w:val="14"/>
+                <w:shd w:val="clear" w:fill="FFFFFF"/>
+                <w:lang w:val="en-US" w:eastAsia="zh-CN" w:bidi="ar"/>
+              </w:rPr>
+              <w:t>1</w:t>
+            </w:r>
+            <w:r>
+              <w:rPr>
+                <w:rFonts w:hint="default" w:ascii="Courier New" w:hAnsi="Courier New" w:eastAsia="Courier New" w:cs="Courier New"/>
+                <w:b w:val="0"/>
+                <w:bCs w:val="0"/>
+                <w:color w:val="000000"/>
+                <w:kern w:val="0"/>
+                <w:sz w:val="14"/>
+                <w:szCs w:val="14"/>
+                <w:shd w:val="clear" w:fill="FFFFFF"/>
+                <w:lang w:val="en-US" w:eastAsia="zh-CN" w:bidi="ar"/>
+              </w:rPr>
+              <w:t xml:space="preserve">,     </w:t>
+            </w:r>
+            <w:r>
+              <w:rPr>
+                <w:rFonts w:hint="default" w:ascii="Courier New" w:hAnsi="Courier New" w:eastAsia="Courier New" w:cs="Courier New"/>
+                <w:b w:val="0"/>
+                <w:bCs w:val="0"/>
+                <w:color w:val="5F8FBF"/>
+                <w:kern w:val="0"/>
+                <w:sz w:val="14"/>
+                <w:szCs w:val="14"/>
+                <w:shd w:val="clear" w:fill="FFFFFF"/>
+                <w:lang w:val="en-US" w:eastAsia="zh-CN" w:bidi="ar"/>
+              </w:rPr>
+              <w:t>// 设备类型 0-灯 1-屏幕</w:t>
+            </w:r>
+          </w:p>
+          <w:p>
+            <w:pPr>
+              <w:keepNext w:val="0"/>
+              <w:keepLines w:val="0"/>
+              <w:widowControl/>
+              <w:suppressLineNumbers w:val="0"/>
+              <w:shd w:val="clear" w:fill="FFFFFF"/>
+              <w:spacing w:line="216" w:lineRule="atLeast"/>
+              <w:jc w:val="left"/>
+              <w:rPr>
+                <w:rFonts w:hint="default" w:ascii="Courier New" w:hAnsi="Courier New" w:eastAsia="Courier New" w:cs="Courier New"/>
+                <w:b w:val="0"/>
+                <w:bCs w:val="0"/>
+                <w:color w:val="000000"/>
+                <w:sz w:val="14"/>
+                <w:szCs w:val="14"/>
+              </w:rPr>
+            </w:pPr>
+            <w:r>
+              <w:rPr>
+                <w:rFonts w:hint="default" w:ascii="Courier New" w:hAnsi="Courier New" w:eastAsia="Courier New" w:cs="Courier New"/>
+                <w:b w:val="0"/>
+                <w:bCs w:val="0"/>
+                <w:color w:val="000000"/>
+                <w:kern w:val="0"/>
+                <w:sz w:val="14"/>
+                <w:szCs w:val="14"/>
+                <w:shd w:val="clear" w:fill="FFFFFF"/>
+                <w:lang w:val="en-US" w:eastAsia="zh-CN" w:bidi="ar"/>
+              </w:rPr>
+              <w:t xml:space="preserve">                    </w:t>
+            </w:r>
+            <w:r>
+              <w:rPr>
+                <w:rFonts w:hint="default" w:ascii="Courier New" w:hAnsi="Courier New" w:eastAsia="Courier New" w:cs="Courier New"/>
+                <w:b w:val="0"/>
+                <w:bCs w:val="0"/>
+                <w:color w:val="A31515"/>
+                <w:kern w:val="0"/>
+                <w:sz w:val="14"/>
+                <w:szCs w:val="14"/>
+                <w:shd w:val="clear" w:fill="FFFFFF"/>
+                <w:lang w:val="en-US" w:eastAsia="zh-CN" w:bidi="ar"/>
+              </w:rPr>
+              <w:t>"deviceId"</w:t>
+            </w:r>
+            <w:r>
+              <w:rPr>
+                <w:rFonts w:hint="default" w:ascii="Courier New" w:hAnsi="Courier New" w:eastAsia="Courier New" w:cs="Courier New"/>
+                <w:b w:val="0"/>
+                <w:bCs w:val="0"/>
+                <w:color w:val="000000"/>
+                <w:kern w:val="0"/>
+                <w:sz w:val="14"/>
+                <w:szCs w:val="14"/>
+                <w:shd w:val="clear" w:fill="FFFFFF"/>
+                <w:lang w:val="en-US" w:eastAsia="zh-CN" w:bidi="ar"/>
+              </w:rPr>
+              <w:t>:</w:t>
+            </w:r>
+            <w:r>
+              <w:rPr>
+                <w:rFonts w:hint="default" w:ascii="Courier New" w:hAnsi="Courier New" w:eastAsia="Courier New" w:cs="Courier New"/>
+                <w:b w:val="0"/>
+                <w:bCs w:val="0"/>
+                <w:color w:val="098658"/>
+                <w:kern w:val="0"/>
+                <w:sz w:val="14"/>
+                <w:szCs w:val="14"/>
+                <w:shd w:val="clear" w:fill="FFFFFF"/>
+                <w:lang w:val="en-US" w:eastAsia="zh-CN" w:bidi="ar"/>
+              </w:rPr>
+              <w:t>1</w:t>
+            </w:r>
+            <w:r>
+              <w:rPr>
+                <w:rFonts w:hint="default" w:ascii="Courier New" w:hAnsi="Courier New" w:eastAsia="Courier New" w:cs="Courier New"/>
+                <w:b w:val="0"/>
+                <w:bCs w:val="0"/>
+                <w:color w:val="000000"/>
+                <w:kern w:val="0"/>
+                <w:sz w:val="14"/>
+                <w:szCs w:val="14"/>
+                <w:shd w:val="clear" w:fill="FFFFFF"/>
+                <w:lang w:val="en-US" w:eastAsia="zh-CN" w:bidi="ar"/>
+              </w:rPr>
+              <w:t xml:space="preserve">,       </w:t>
+            </w:r>
+            <w:r>
+              <w:rPr>
+                <w:rFonts w:hint="default" w:ascii="Courier New" w:hAnsi="Courier New" w:eastAsia="Courier New" w:cs="Courier New"/>
+                <w:b w:val="0"/>
+                <w:bCs w:val="0"/>
+                <w:color w:val="5F8FBF"/>
+                <w:kern w:val="0"/>
+                <w:sz w:val="14"/>
+                <w:szCs w:val="14"/>
+                <w:shd w:val="clear" w:fill="FFFFFF"/>
+                <w:lang w:val="en-US" w:eastAsia="zh-CN" w:bidi="ar"/>
+              </w:rPr>
+              <w:t>// 设备编号 目前默认为1 屏幕</w:t>
+            </w:r>
+          </w:p>
+          <w:p>
+            <w:pPr>
+              <w:keepNext w:val="0"/>
+              <w:keepLines w:val="0"/>
+              <w:widowControl/>
+              <w:suppressLineNumbers w:val="0"/>
+              <w:shd w:val="clear" w:fill="FFFFFF"/>
+              <w:spacing w:line="216" w:lineRule="atLeast"/>
+              <w:jc w:val="left"/>
+              <w:rPr>
+                <w:rFonts w:hint="default" w:ascii="Courier New" w:hAnsi="Courier New" w:eastAsia="Courier New" w:cs="Courier New"/>
+                <w:b w:val="0"/>
+                <w:bCs w:val="0"/>
+                <w:color w:val="000000"/>
+                <w:sz w:val="14"/>
+                <w:szCs w:val="14"/>
+              </w:rPr>
+            </w:pPr>
+            <w:r>
+              <w:rPr>
+                <w:rFonts w:hint="default" w:ascii="Courier New" w:hAnsi="Courier New" w:eastAsia="Courier New" w:cs="Courier New"/>
+                <w:b w:val="0"/>
+                <w:bCs w:val="0"/>
+                <w:color w:val="000000"/>
+                <w:kern w:val="0"/>
+                <w:sz w:val="14"/>
+                <w:szCs w:val="14"/>
+                <w:shd w:val="clear" w:fill="FFFFFF"/>
+                <w:lang w:val="en-US" w:eastAsia="zh-CN" w:bidi="ar"/>
+              </w:rPr>
+              <w:t xml:space="preserve">                    </w:t>
+            </w:r>
+            <w:r>
+              <w:rPr>
+                <w:rFonts w:hint="default" w:ascii="Courier New" w:hAnsi="Courier New" w:eastAsia="Courier New" w:cs="Courier New"/>
+                <w:b w:val="0"/>
+                <w:bCs w:val="0"/>
+                <w:color w:val="A31515"/>
+                <w:kern w:val="0"/>
+                <w:sz w:val="14"/>
+                <w:szCs w:val="14"/>
+                <w:shd w:val="clear" w:fill="FFFFFF"/>
+                <w:lang w:val="en-US" w:eastAsia="zh-CN" w:bidi="ar"/>
+              </w:rPr>
+              <w:t>"executeTask"</w:t>
+            </w:r>
+            <w:r>
+              <w:rPr>
+                <w:rFonts w:hint="default" w:ascii="Courier New" w:hAnsi="Courier New" w:eastAsia="Courier New" w:cs="Courier New"/>
+                <w:b w:val="0"/>
+                <w:bCs w:val="0"/>
+                <w:color w:val="000000"/>
+                <w:kern w:val="0"/>
+                <w:sz w:val="14"/>
+                <w:szCs w:val="14"/>
+                <w:shd w:val="clear" w:fill="FFFFFF"/>
+                <w:lang w:val="en-US" w:eastAsia="zh-CN" w:bidi="ar"/>
+              </w:rPr>
+              <w:t>:</w:t>
+            </w:r>
+            <w:r>
+              <w:rPr>
+                <w:rFonts w:hint="default" w:ascii="Courier New" w:hAnsi="Courier New" w:eastAsia="Courier New" w:cs="Courier New"/>
+                <w:b w:val="0"/>
+                <w:bCs w:val="0"/>
+                <w:color w:val="098658"/>
+                <w:kern w:val="0"/>
+                <w:sz w:val="14"/>
+                <w:szCs w:val="14"/>
+                <w:shd w:val="clear" w:fill="FFFFFF"/>
+                <w:lang w:val="en-US" w:eastAsia="zh-CN" w:bidi="ar"/>
+              </w:rPr>
+              <w:t>0</w:t>
+            </w:r>
+            <w:r>
+              <w:rPr>
+                <w:rFonts w:hint="default" w:ascii="Courier New" w:hAnsi="Courier New" w:eastAsia="Courier New" w:cs="Courier New"/>
+                <w:b w:val="0"/>
+                <w:bCs w:val="0"/>
+                <w:color w:val="000000"/>
+                <w:kern w:val="0"/>
+                <w:sz w:val="14"/>
+                <w:szCs w:val="14"/>
+                <w:shd w:val="clear" w:fill="FFFFFF"/>
+                <w:lang w:val="en-US" w:eastAsia="zh-CN" w:bidi="ar"/>
+              </w:rPr>
+              <w:t>,    </w:t>
+            </w:r>
+            <w:r>
+              <w:rPr>
+                <w:rFonts w:hint="default" w:ascii="Courier New" w:hAnsi="Courier New" w:eastAsia="Courier New" w:cs="Courier New"/>
+                <w:b w:val="0"/>
+                <w:bCs w:val="0"/>
+                <w:color w:val="5F8FBF"/>
+                <w:kern w:val="0"/>
+                <w:sz w:val="14"/>
+                <w:szCs w:val="14"/>
+                <w:shd w:val="clear" w:fill="FFFFFF"/>
+                <w:lang w:val="en-US" w:eastAsia="zh-CN" w:bidi="ar"/>
+              </w:rPr>
+              <w:t xml:space="preserve">// 任务 </w:t>
+            </w:r>
+          </w:p>
+          <w:p>
+            <w:pPr>
+              <w:keepNext w:val="0"/>
+              <w:keepLines w:val="0"/>
+              <w:widowControl/>
+              <w:suppressLineNumbers w:val="0"/>
+              <w:shd w:val="clear" w:fill="FFFFFF"/>
+              <w:spacing w:line="216" w:lineRule="atLeast"/>
+              <w:jc w:val="left"/>
+              <w:rPr>
+                <w:rFonts w:hint="default" w:ascii="Courier New" w:hAnsi="Courier New" w:eastAsia="Courier New" w:cs="Courier New"/>
+                <w:b w:val="0"/>
+                <w:bCs w:val="0"/>
+                <w:color w:val="000000"/>
+                <w:sz w:val="14"/>
+                <w:szCs w:val="14"/>
+              </w:rPr>
+            </w:pPr>
+            <w:r>
+              <w:rPr>
+                <w:rFonts w:hint="default" w:ascii="Courier New" w:hAnsi="Courier New" w:eastAsia="Courier New" w:cs="Courier New"/>
+                <w:b w:val="0"/>
+                <w:bCs w:val="0"/>
+                <w:color w:val="000000"/>
+                <w:kern w:val="0"/>
+                <w:sz w:val="14"/>
+                <w:szCs w:val="14"/>
+                <w:shd w:val="clear" w:fill="FFFFFF"/>
+                <w:lang w:val="en-US" w:eastAsia="zh-CN" w:bidi="ar"/>
+              </w:rPr>
+              <w:t xml:space="preserve">                    </w:t>
+            </w:r>
+            <w:r>
+              <w:rPr>
+                <w:rFonts w:hint="default" w:ascii="Courier New" w:hAnsi="Courier New" w:eastAsia="Courier New" w:cs="Courier New"/>
+                <w:b w:val="0"/>
+                <w:bCs w:val="0"/>
+                <w:color w:val="A31515"/>
+                <w:kern w:val="0"/>
+                <w:sz w:val="14"/>
+                <w:szCs w:val="14"/>
+                <w:shd w:val="clear" w:fill="FFFFFF"/>
+                <w:lang w:val="en-US" w:eastAsia="zh-CN" w:bidi="ar"/>
+              </w:rPr>
+              <w:t>"args"</w:t>
+            </w:r>
+            <w:r>
+              <w:rPr>
+                <w:rFonts w:hint="default" w:ascii="Courier New" w:hAnsi="Courier New" w:eastAsia="Courier New" w:cs="Courier New"/>
+                <w:b w:val="0"/>
+                <w:bCs w:val="0"/>
+                <w:color w:val="000000"/>
+                <w:kern w:val="0"/>
+                <w:sz w:val="14"/>
+                <w:szCs w:val="14"/>
+                <w:shd w:val="clear" w:fill="FFFFFF"/>
+                <w:lang w:val="en-US" w:eastAsia="zh-CN" w:bidi="ar"/>
+              </w:rPr>
+              <w:t>:[</w:t>
+            </w:r>
+          </w:p>
+          <w:p>
+            <w:pPr>
+              <w:keepNext w:val="0"/>
+              <w:keepLines w:val="0"/>
+              <w:widowControl/>
+              <w:suppressLineNumbers w:val="0"/>
+              <w:shd w:val="clear" w:fill="FFFFFF"/>
+              <w:spacing w:line="216" w:lineRule="atLeast"/>
+              <w:jc w:val="left"/>
+              <w:rPr>
+                <w:rFonts w:hint="default" w:ascii="Courier New" w:hAnsi="Courier New" w:eastAsia="Courier New" w:cs="Courier New"/>
+                <w:b w:val="0"/>
+                <w:bCs w:val="0"/>
+                <w:color w:val="000000"/>
+                <w:sz w:val="14"/>
+                <w:szCs w:val="14"/>
+              </w:rPr>
+            </w:pPr>
+            <w:r>
+              <w:rPr>
+                <w:rFonts w:hint="default" w:ascii="Courier New" w:hAnsi="Courier New" w:eastAsia="Courier New" w:cs="Courier New"/>
+                <w:b w:val="0"/>
+                <w:bCs w:val="0"/>
+                <w:color w:val="000000"/>
+                <w:kern w:val="0"/>
+                <w:sz w:val="14"/>
+                <w:szCs w:val="14"/>
+                <w:shd w:val="clear" w:fill="FFFFFF"/>
+                <w:lang w:val="en-US" w:eastAsia="zh-CN" w:bidi="ar"/>
+              </w:rPr>
+              <w:t>                        {</w:t>
+            </w:r>
+          </w:p>
+          <w:p>
+            <w:pPr>
+              <w:keepNext w:val="0"/>
+              <w:keepLines w:val="0"/>
+              <w:widowControl/>
+              <w:suppressLineNumbers w:val="0"/>
+              <w:shd w:val="clear" w:fill="FFFFFF"/>
+              <w:spacing w:line="216" w:lineRule="atLeast"/>
+              <w:jc w:val="left"/>
+              <w:rPr>
+                <w:rFonts w:hint="default" w:ascii="Courier New" w:hAnsi="Courier New" w:eastAsia="Courier New" w:cs="Courier New"/>
+                <w:b w:val="0"/>
+                <w:bCs w:val="0"/>
+                <w:color w:val="000000"/>
+                <w:sz w:val="14"/>
+                <w:szCs w:val="14"/>
+              </w:rPr>
+            </w:pPr>
+            <w:r>
+              <w:rPr>
+                <w:rFonts w:hint="default" w:ascii="Courier New" w:hAnsi="Courier New" w:eastAsia="Courier New" w:cs="Courier New"/>
+                <w:b w:val="0"/>
+                <w:bCs w:val="0"/>
+                <w:color w:val="000000"/>
+                <w:kern w:val="0"/>
+                <w:sz w:val="14"/>
+                <w:szCs w:val="14"/>
+                <w:shd w:val="clear" w:fill="FFFFFF"/>
+                <w:lang w:val="en-US" w:eastAsia="zh-CN" w:bidi="ar"/>
+              </w:rPr>
+              <w:t xml:space="preserve">                            </w:t>
+            </w:r>
+            <w:r>
+              <w:rPr>
+                <w:rFonts w:hint="default" w:ascii="Courier New" w:hAnsi="Courier New" w:eastAsia="Courier New" w:cs="Courier New"/>
+                <w:b w:val="0"/>
+                <w:bCs w:val="0"/>
+                <w:color w:val="A31515"/>
+                <w:kern w:val="0"/>
+                <w:sz w:val="14"/>
+                <w:szCs w:val="14"/>
+                <w:shd w:val="clear" w:fill="FFFFFF"/>
+                <w:lang w:val="en-US" w:eastAsia="zh-CN" w:bidi="ar"/>
+              </w:rPr>
+              <w:t>"name"</w:t>
+            </w:r>
+            <w:r>
+              <w:rPr>
+                <w:rFonts w:hint="default" w:ascii="Courier New" w:hAnsi="Courier New" w:eastAsia="Courier New" w:cs="Courier New"/>
+                <w:b w:val="0"/>
+                <w:bCs w:val="0"/>
+                <w:color w:val="000000"/>
+                <w:kern w:val="0"/>
+                <w:sz w:val="14"/>
+                <w:szCs w:val="14"/>
+                <w:shd w:val="clear" w:fill="FFFFFF"/>
+                <w:lang w:val="en-US" w:eastAsia="zh-CN" w:bidi="ar"/>
+              </w:rPr>
+              <w:t>:</w:t>
+            </w:r>
+            <w:r>
+              <w:rPr>
+                <w:rFonts w:hint="default" w:ascii="Courier New" w:hAnsi="Courier New" w:eastAsia="Courier New" w:cs="Courier New"/>
+                <w:b w:val="0"/>
+                <w:bCs w:val="0"/>
+                <w:color w:val="0451A5"/>
+                <w:kern w:val="0"/>
+                <w:sz w:val="14"/>
+                <w:szCs w:val="14"/>
+                <w:shd w:val="clear" w:fill="FFFFFF"/>
+                <w:lang w:val="en-US" w:eastAsia="zh-CN" w:bidi="ar"/>
+              </w:rPr>
+              <w:t>"安全驾驶"</w:t>
+            </w:r>
+          </w:p>
+          <w:p>
+            <w:pPr>
+              <w:keepNext w:val="0"/>
+              <w:keepLines w:val="0"/>
+              <w:widowControl/>
+              <w:suppressLineNumbers w:val="0"/>
+              <w:shd w:val="clear" w:fill="FFFFFF"/>
+              <w:spacing w:line="216" w:lineRule="atLeast"/>
+              <w:jc w:val="left"/>
+              <w:rPr>
+                <w:rFonts w:hint="default" w:ascii="Courier New" w:hAnsi="Courier New" w:eastAsia="Courier New" w:cs="Courier New"/>
+                <w:b w:val="0"/>
+                <w:bCs w:val="0"/>
+                <w:color w:val="000000"/>
+                <w:sz w:val="14"/>
+                <w:szCs w:val="14"/>
+              </w:rPr>
+            </w:pPr>
+            <w:r>
+              <w:rPr>
+                <w:rFonts w:hint="default" w:ascii="Courier New" w:hAnsi="Courier New" w:eastAsia="Courier New" w:cs="Courier New"/>
+                <w:b w:val="0"/>
+                <w:bCs w:val="0"/>
+                <w:color w:val="000000"/>
+                <w:kern w:val="0"/>
+                <w:sz w:val="14"/>
+                <w:szCs w:val="14"/>
+                <w:shd w:val="clear" w:fill="FFFFFF"/>
+                <w:lang w:val="en-US" w:eastAsia="zh-CN" w:bidi="ar"/>
+              </w:rPr>
+              <w:t>                        },</w:t>
+            </w:r>
+          </w:p>
+          <w:p>
+            <w:pPr>
+              <w:keepNext w:val="0"/>
+              <w:keepLines w:val="0"/>
+              <w:widowControl/>
+              <w:suppressLineNumbers w:val="0"/>
+              <w:shd w:val="clear" w:fill="FFFFFF"/>
+              <w:spacing w:line="216" w:lineRule="atLeast"/>
+              <w:jc w:val="left"/>
+              <w:rPr>
+                <w:rFonts w:hint="default" w:ascii="Courier New" w:hAnsi="Courier New" w:eastAsia="Courier New" w:cs="Courier New"/>
+                <w:b w:val="0"/>
+                <w:bCs w:val="0"/>
+                <w:color w:val="000000"/>
+                <w:sz w:val="14"/>
+                <w:szCs w:val="14"/>
+              </w:rPr>
+            </w:pPr>
+            <w:r>
+              <w:rPr>
+                <w:rFonts w:hint="default" w:ascii="Courier New" w:hAnsi="Courier New" w:eastAsia="Courier New" w:cs="Courier New"/>
+                <w:b w:val="0"/>
+                <w:bCs w:val="0"/>
+                <w:color w:val="000000"/>
+                <w:kern w:val="0"/>
+                <w:sz w:val="14"/>
+                <w:szCs w:val="14"/>
+                <w:shd w:val="clear" w:fill="FFFFFF"/>
+                <w:lang w:val="en-US" w:eastAsia="zh-CN" w:bidi="ar"/>
+              </w:rPr>
+              <w:t>                        {</w:t>
+            </w:r>
+          </w:p>
+          <w:p>
+            <w:pPr>
+              <w:keepNext w:val="0"/>
+              <w:keepLines w:val="0"/>
+              <w:widowControl/>
+              <w:suppressLineNumbers w:val="0"/>
+              <w:shd w:val="clear" w:fill="FFFFFF"/>
+              <w:spacing w:line="216" w:lineRule="atLeast"/>
+              <w:jc w:val="left"/>
+              <w:rPr>
+                <w:rFonts w:hint="default" w:ascii="Courier New" w:hAnsi="Courier New" w:eastAsia="Courier New" w:cs="Courier New"/>
+                <w:b w:val="0"/>
+                <w:bCs w:val="0"/>
+                <w:color w:val="000000"/>
+                <w:sz w:val="14"/>
+                <w:szCs w:val="14"/>
+              </w:rPr>
+            </w:pPr>
+            <w:r>
+              <w:rPr>
+                <w:rFonts w:hint="default" w:ascii="Courier New" w:hAnsi="Courier New" w:eastAsia="Courier New" w:cs="Courier New"/>
+                <w:b w:val="0"/>
+                <w:bCs w:val="0"/>
+                <w:color w:val="000000"/>
+                <w:kern w:val="0"/>
+                <w:sz w:val="14"/>
+                <w:szCs w:val="14"/>
+                <w:shd w:val="clear" w:fill="FFFFFF"/>
+                <w:lang w:val="en-US" w:eastAsia="zh-CN" w:bidi="ar"/>
+              </w:rPr>
+              <w:t xml:space="preserve">                            </w:t>
+            </w:r>
+            <w:r>
+              <w:rPr>
+                <w:rFonts w:hint="default" w:ascii="Courier New" w:hAnsi="Courier New" w:eastAsia="Courier New" w:cs="Courier New"/>
+                <w:b w:val="0"/>
+                <w:bCs w:val="0"/>
+                <w:color w:val="A31515"/>
+                <w:kern w:val="0"/>
+                <w:sz w:val="14"/>
+                <w:szCs w:val="14"/>
+                <w:shd w:val="clear" w:fill="FFFFFF"/>
+                <w:lang w:val="en-US" w:eastAsia="zh-CN" w:bidi="ar"/>
+              </w:rPr>
+              <w:t>"name"</w:t>
+            </w:r>
+            <w:r>
+              <w:rPr>
+                <w:rFonts w:hint="default" w:ascii="Courier New" w:hAnsi="Courier New" w:eastAsia="Courier New" w:cs="Courier New"/>
+                <w:b w:val="0"/>
+                <w:bCs w:val="0"/>
+                <w:color w:val="000000"/>
+                <w:kern w:val="0"/>
+                <w:sz w:val="14"/>
+                <w:szCs w:val="14"/>
+                <w:shd w:val="clear" w:fill="FFFFFF"/>
+                <w:lang w:val="en-US" w:eastAsia="zh-CN" w:bidi="ar"/>
+              </w:rPr>
+              <w:t>:</w:t>
+            </w:r>
+            <w:r>
+              <w:rPr>
+                <w:rFonts w:hint="default" w:ascii="Courier New" w:hAnsi="Courier New" w:eastAsia="Courier New" w:cs="Courier New"/>
+                <w:b w:val="0"/>
+                <w:bCs w:val="0"/>
+                <w:color w:val="0451A5"/>
+                <w:kern w:val="0"/>
+                <w:sz w:val="14"/>
+                <w:szCs w:val="14"/>
+                <w:shd w:val="clear" w:fill="FFFFFF"/>
+                <w:lang w:val="en-US" w:eastAsia="zh-CN" w:bidi="ar"/>
+              </w:rPr>
+              <w:t>"安全驾驶"</w:t>
+            </w:r>
+          </w:p>
+          <w:p>
+            <w:pPr>
+              <w:keepNext w:val="0"/>
+              <w:keepLines w:val="0"/>
+              <w:widowControl/>
+              <w:suppressLineNumbers w:val="0"/>
+              <w:shd w:val="clear" w:fill="FFFFFF"/>
+              <w:spacing w:line="216" w:lineRule="atLeast"/>
+              <w:jc w:val="left"/>
+              <w:rPr>
+                <w:rFonts w:hint="default" w:ascii="Courier New" w:hAnsi="Courier New" w:eastAsia="Courier New" w:cs="Courier New"/>
+                <w:b w:val="0"/>
+                <w:bCs w:val="0"/>
+                <w:color w:val="000000"/>
+                <w:sz w:val="14"/>
+                <w:szCs w:val="14"/>
+              </w:rPr>
+            </w:pPr>
+            <w:r>
+              <w:rPr>
+                <w:rFonts w:hint="default" w:ascii="Courier New" w:hAnsi="Courier New" w:eastAsia="Courier New" w:cs="Courier New"/>
+                <w:b w:val="0"/>
+                <w:bCs w:val="0"/>
+                <w:color w:val="000000"/>
+                <w:kern w:val="0"/>
+                <w:sz w:val="14"/>
+                <w:szCs w:val="14"/>
+                <w:shd w:val="clear" w:fill="FFFFFF"/>
+                <w:lang w:val="en-US" w:eastAsia="zh-CN" w:bidi="ar"/>
+              </w:rPr>
+              <w:t>                        }</w:t>
+            </w:r>
+          </w:p>
+          <w:p>
+            <w:pPr>
+              <w:keepNext w:val="0"/>
+              <w:keepLines w:val="0"/>
+              <w:widowControl/>
+              <w:suppressLineNumbers w:val="0"/>
+              <w:shd w:val="clear" w:fill="FFFFFF"/>
+              <w:spacing w:line="216" w:lineRule="atLeast"/>
+              <w:jc w:val="left"/>
+              <w:rPr>
+                <w:rFonts w:hint="default" w:ascii="Courier New" w:hAnsi="Courier New" w:eastAsia="Courier New" w:cs="Courier New"/>
+                <w:b w:val="0"/>
+                <w:bCs w:val="0"/>
+                <w:color w:val="000000"/>
+                <w:sz w:val="14"/>
+                <w:szCs w:val="14"/>
+              </w:rPr>
+            </w:pPr>
+            <w:r>
+              <w:rPr>
+                <w:rFonts w:hint="default" w:ascii="Courier New" w:hAnsi="Courier New" w:eastAsia="Courier New" w:cs="Courier New"/>
+                <w:b w:val="0"/>
+                <w:bCs w:val="0"/>
+                <w:color w:val="000000"/>
+                <w:kern w:val="0"/>
+                <w:sz w:val="14"/>
+                <w:szCs w:val="14"/>
+                <w:shd w:val="clear" w:fill="FFFFFF"/>
+                <w:lang w:val="en-US" w:eastAsia="zh-CN" w:bidi="ar"/>
+              </w:rPr>
+              <w:t>                    ]</w:t>
+            </w:r>
+          </w:p>
+          <w:p>
+            <w:pPr>
+              <w:keepNext w:val="0"/>
+              <w:keepLines w:val="0"/>
+              <w:widowControl/>
+              <w:suppressLineNumbers w:val="0"/>
+              <w:shd w:val="clear" w:fill="FFFFFF"/>
+              <w:spacing w:line="216" w:lineRule="atLeast"/>
+              <w:jc w:val="left"/>
+              <w:rPr>
+                <w:rFonts w:hint="default" w:ascii="Courier New" w:hAnsi="Courier New" w:eastAsia="Courier New" w:cs="Courier New"/>
+                <w:b w:val="0"/>
+                <w:bCs w:val="0"/>
+                <w:color w:val="000000"/>
+                <w:sz w:val="14"/>
+                <w:szCs w:val="14"/>
+              </w:rPr>
+            </w:pPr>
+            <w:r>
+              <w:rPr>
+                <w:rFonts w:hint="default" w:ascii="Courier New" w:hAnsi="Courier New" w:eastAsia="Courier New" w:cs="Courier New"/>
+                <w:b w:val="0"/>
+                <w:bCs w:val="0"/>
+                <w:color w:val="000000"/>
+                <w:kern w:val="0"/>
+                <w:sz w:val="14"/>
+                <w:szCs w:val="14"/>
+                <w:shd w:val="clear" w:fill="FFFFFF"/>
+                <w:lang w:val="en-US" w:eastAsia="zh-CN" w:bidi="ar"/>
+              </w:rPr>
+              <w:t>                },</w:t>
+            </w:r>
+          </w:p>
+          <w:p>
+            <w:pPr>
+              <w:keepNext w:val="0"/>
+              <w:keepLines w:val="0"/>
+              <w:widowControl/>
+              <w:suppressLineNumbers w:val="0"/>
+              <w:shd w:val="clear" w:fill="FFFFFF"/>
+              <w:spacing w:line="216" w:lineRule="atLeast"/>
+              <w:jc w:val="left"/>
+              <w:rPr>
+                <w:rFonts w:hint="default" w:ascii="Courier New" w:hAnsi="Courier New" w:eastAsia="Courier New" w:cs="Courier New"/>
+                <w:b w:val="0"/>
+                <w:bCs w:val="0"/>
+                <w:color w:val="000000"/>
+                <w:sz w:val="14"/>
+                <w:szCs w:val="14"/>
+              </w:rPr>
+            </w:pPr>
+            <w:r>
+              <w:rPr>
+                <w:rFonts w:hint="default" w:ascii="Courier New" w:hAnsi="Courier New" w:eastAsia="Courier New" w:cs="Courier New"/>
+                <w:b w:val="0"/>
+                <w:bCs w:val="0"/>
+                <w:color w:val="000000"/>
+                <w:kern w:val="0"/>
+                <w:sz w:val="14"/>
+                <w:szCs w:val="14"/>
+                <w:shd w:val="clear" w:fill="FFFFFF"/>
+                <w:lang w:val="en-US" w:eastAsia="zh-CN" w:bidi="ar"/>
+              </w:rPr>
+              <w:t>                {</w:t>
+            </w:r>
+          </w:p>
+          <w:p>
+            <w:pPr>
+              <w:keepNext w:val="0"/>
+              <w:keepLines w:val="0"/>
+              <w:widowControl/>
+              <w:suppressLineNumbers w:val="0"/>
+              <w:shd w:val="clear" w:fill="FFFFFF"/>
+              <w:spacing w:line="216" w:lineRule="atLeast"/>
+              <w:jc w:val="left"/>
+              <w:rPr>
+                <w:rFonts w:hint="default" w:ascii="Courier New" w:hAnsi="Courier New" w:eastAsia="Courier New" w:cs="Courier New"/>
+                <w:b w:val="0"/>
+                <w:bCs w:val="0"/>
+                <w:color w:val="000000"/>
+                <w:sz w:val="14"/>
+                <w:szCs w:val="14"/>
+              </w:rPr>
+            </w:pPr>
+            <w:r>
+              <w:rPr>
+                <w:rFonts w:hint="default" w:ascii="Courier New" w:hAnsi="Courier New" w:eastAsia="Courier New" w:cs="Courier New"/>
+                <w:b w:val="0"/>
+                <w:bCs w:val="0"/>
+                <w:color w:val="000000"/>
+                <w:kern w:val="0"/>
+                <w:sz w:val="14"/>
+                <w:szCs w:val="14"/>
+                <w:shd w:val="clear" w:fill="FFFFFF"/>
+                <w:lang w:val="en-US" w:eastAsia="zh-CN" w:bidi="ar"/>
+              </w:rPr>
+              <w:t xml:space="preserve">                    </w:t>
+            </w:r>
+            <w:r>
+              <w:rPr>
+                <w:rFonts w:hint="default" w:ascii="Courier New" w:hAnsi="Courier New" w:eastAsia="Courier New" w:cs="Courier New"/>
+                <w:b w:val="0"/>
+                <w:bCs w:val="0"/>
+                <w:color w:val="A31515"/>
+                <w:kern w:val="0"/>
+                <w:sz w:val="14"/>
+                <w:szCs w:val="14"/>
+                <w:shd w:val="clear" w:fill="FFFFFF"/>
+                <w:lang w:val="en-US" w:eastAsia="zh-CN" w:bidi="ar"/>
+              </w:rPr>
+              <w:t>"deviceType"</w:t>
+            </w:r>
+            <w:r>
+              <w:rPr>
+                <w:rFonts w:hint="default" w:ascii="Courier New" w:hAnsi="Courier New" w:eastAsia="Courier New" w:cs="Courier New"/>
+                <w:b w:val="0"/>
+                <w:bCs w:val="0"/>
+                <w:color w:val="000000"/>
+                <w:kern w:val="0"/>
+                <w:sz w:val="14"/>
+                <w:szCs w:val="14"/>
+                <w:shd w:val="clear" w:fill="FFFFFF"/>
+                <w:lang w:val="en-US" w:eastAsia="zh-CN" w:bidi="ar"/>
+              </w:rPr>
+              <w:t>:</w:t>
+            </w:r>
+            <w:r>
+              <w:rPr>
+                <w:rFonts w:hint="default" w:ascii="Courier New" w:hAnsi="Courier New" w:eastAsia="Courier New" w:cs="Courier New"/>
+                <w:b w:val="0"/>
+                <w:bCs w:val="0"/>
+                <w:color w:val="098658"/>
+                <w:kern w:val="0"/>
+                <w:sz w:val="14"/>
+                <w:szCs w:val="14"/>
+                <w:shd w:val="clear" w:fill="FFFFFF"/>
+                <w:lang w:val="en-US" w:eastAsia="zh-CN" w:bidi="ar"/>
+              </w:rPr>
+              <w:t>1</w:t>
+            </w:r>
+            <w:r>
+              <w:rPr>
+                <w:rFonts w:hint="default" w:ascii="Courier New" w:hAnsi="Courier New" w:eastAsia="Courier New" w:cs="Courier New"/>
+                <w:b w:val="0"/>
+                <w:bCs w:val="0"/>
+                <w:color w:val="000000"/>
+                <w:kern w:val="0"/>
+                <w:sz w:val="14"/>
+                <w:szCs w:val="14"/>
+                <w:shd w:val="clear" w:fill="FFFFFF"/>
+                <w:lang w:val="en-US" w:eastAsia="zh-CN" w:bidi="ar"/>
+              </w:rPr>
+              <w:t>,</w:t>
+            </w:r>
+          </w:p>
+          <w:p>
+            <w:pPr>
+              <w:keepNext w:val="0"/>
+              <w:keepLines w:val="0"/>
+              <w:widowControl/>
+              <w:suppressLineNumbers w:val="0"/>
+              <w:shd w:val="clear" w:fill="FFFFFF"/>
+              <w:spacing w:line="216" w:lineRule="atLeast"/>
+              <w:jc w:val="left"/>
+              <w:rPr>
+                <w:rFonts w:hint="default" w:ascii="Courier New" w:hAnsi="Courier New" w:eastAsia="Courier New" w:cs="Courier New"/>
+                <w:b w:val="0"/>
+                <w:bCs w:val="0"/>
+                <w:color w:val="000000"/>
+                <w:sz w:val="14"/>
+                <w:szCs w:val="14"/>
+              </w:rPr>
+            </w:pPr>
+            <w:r>
+              <w:rPr>
+                <w:rFonts w:hint="default" w:ascii="Courier New" w:hAnsi="Courier New" w:eastAsia="Courier New" w:cs="Courier New"/>
+                <w:b w:val="0"/>
+                <w:bCs w:val="0"/>
+                <w:color w:val="000000"/>
+                <w:kern w:val="0"/>
+                <w:sz w:val="14"/>
+                <w:szCs w:val="14"/>
+                <w:shd w:val="clear" w:fill="FFFFFF"/>
+                <w:lang w:val="en-US" w:eastAsia="zh-CN" w:bidi="ar"/>
+              </w:rPr>
+              <w:t xml:space="preserve">                    </w:t>
+            </w:r>
+            <w:r>
+              <w:rPr>
+                <w:rFonts w:hint="default" w:ascii="Courier New" w:hAnsi="Courier New" w:eastAsia="Courier New" w:cs="Courier New"/>
+                <w:b w:val="0"/>
+                <w:bCs w:val="0"/>
+                <w:color w:val="A31515"/>
+                <w:kern w:val="0"/>
+                <w:sz w:val="14"/>
+                <w:szCs w:val="14"/>
+                <w:shd w:val="clear" w:fill="FFFFFF"/>
+                <w:lang w:val="en-US" w:eastAsia="zh-CN" w:bidi="ar"/>
+              </w:rPr>
+              <w:t>"deviceId"</w:t>
+            </w:r>
+            <w:r>
+              <w:rPr>
+                <w:rFonts w:hint="default" w:ascii="Courier New" w:hAnsi="Courier New" w:eastAsia="Courier New" w:cs="Courier New"/>
+                <w:b w:val="0"/>
+                <w:bCs w:val="0"/>
+                <w:color w:val="000000"/>
+                <w:kern w:val="0"/>
+                <w:sz w:val="14"/>
+                <w:szCs w:val="14"/>
+                <w:shd w:val="clear" w:fill="FFFFFF"/>
+                <w:lang w:val="en-US" w:eastAsia="zh-CN" w:bidi="ar"/>
+              </w:rPr>
+              <w:t>:</w:t>
+            </w:r>
+            <w:r>
+              <w:rPr>
+                <w:rFonts w:hint="default" w:ascii="Courier New" w:hAnsi="Courier New" w:eastAsia="Courier New" w:cs="Courier New"/>
+                <w:b w:val="0"/>
+                <w:bCs w:val="0"/>
+                <w:color w:val="098658"/>
+                <w:kern w:val="0"/>
+                <w:sz w:val="14"/>
+                <w:szCs w:val="14"/>
+                <w:shd w:val="clear" w:fill="FFFFFF"/>
+                <w:lang w:val="en-US" w:eastAsia="zh-CN" w:bidi="ar"/>
+              </w:rPr>
+              <w:t>1</w:t>
+            </w:r>
+            <w:r>
+              <w:rPr>
+                <w:rFonts w:hint="default" w:ascii="Courier New" w:hAnsi="Courier New" w:eastAsia="Courier New" w:cs="Courier New"/>
+                <w:b w:val="0"/>
+                <w:bCs w:val="0"/>
+                <w:color w:val="000000"/>
+                <w:kern w:val="0"/>
+                <w:sz w:val="14"/>
+                <w:szCs w:val="14"/>
+                <w:shd w:val="clear" w:fill="FFFFFF"/>
+                <w:lang w:val="en-US" w:eastAsia="zh-CN" w:bidi="ar"/>
+              </w:rPr>
+              <w:t>,</w:t>
+            </w:r>
+          </w:p>
+          <w:p>
+            <w:pPr>
+              <w:keepNext w:val="0"/>
+              <w:keepLines w:val="0"/>
+              <w:widowControl/>
+              <w:suppressLineNumbers w:val="0"/>
+              <w:shd w:val="clear" w:fill="FFFFFF"/>
+              <w:spacing w:line="216" w:lineRule="atLeast"/>
+              <w:jc w:val="left"/>
+              <w:rPr>
+                <w:rFonts w:hint="default" w:ascii="Courier New" w:hAnsi="Courier New" w:eastAsia="Courier New" w:cs="Courier New"/>
+                <w:b w:val="0"/>
+                <w:bCs w:val="0"/>
+                <w:color w:val="000000"/>
+                <w:sz w:val="14"/>
+                <w:szCs w:val="14"/>
+              </w:rPr>
+            </w:pPr>
+            <w:r>
+              <w:rPr>
+                <w:rFonts w:hint="default" w:ascii="Courier New" w:hAnsi="Courier New" w:eastAsia="Courier New" w:cs="Courier New"/>
+                <w:b w:val="0"/>
+                <w:bCs w:val="0"/>
+                <w:color w:val="000000"/>
+                <w:kern w:val="0"/>
+                <w:sz w:val="14"/>
+                <w:szCs w:val="14"/>
+                <w:shd w:val="clear" w:fill="FFFFFF"/>
+                <w:lang w:val="en-US" w:eastAsia="zh-CN" w:bidi="ar"/>
+              </w:rPr>
+              <w:t xml:space="preserve">                    </w:t>
+            </w:r>
+            <w:r>
+              <w:rPr>
+                <w:rFonts w:hint="default" w:ascii="Courier New" w:hAnsi="Courier New" w:eastAsia="Courier New" w:cs="Courier New"/>
+                <w:b w:val="0"/>
+                <w:bCs w:val="0"/>
+                <w:color w:val="A31515"/>
+                <w:kern w:val="0"/>
+                <w:sz w:val="14"/>
+                <w:szCs w:val="14"/>
+                <w:shd w:val="clear" w:fill="FFFFFF"/>
+                <w:lang w:val="en-US" w:eastAsia="zh-CN" w:bidi="ar"/>
+              </w:rPr>
+              <w:t>"executeTask"</w:t>
+            </w:r>
+            <w:r>
+              <w:rPr>
+                <w:rFonts w:hint="default" w:ascii="Courier New" w:hAnsi="Courier New" w:eastAsia="Courier New" w:cs="Courier New"/>
+                <w:b w:val="0"/>
+                <w:bCs w:val="0"/>
+                <w:color w:val="000000"/>
+                <w:kern w:val="0"/>
+                <w:sz w:val="14"/>
+                <w:szCs w:val="14"/>
+                <w:shd w:val="clear" w:fill="FFFFFF"/>
+                <w:lang w:val="en-US" w:eastAsia="zh-CN" w:bidi="ar"/>
+              </w:rPr>
+              <w:t>:</w:t>
+            </w:r>
+            <w:r>
+              <w:rPr>
+                <w:rFonts w:hint="default" w:ascii="Courier New" w:hAnsi="Courier New" w:eastAsia="Courier New" w:cs="Courier New"/>
+                <w:b w:val="0"/>
+                <w:bCs w:val="0"/>
+                <w:color w:val="098658"/>
+                <w:kern w:val="0"/>
+                <w:sz w:val="14"/>
+                <w:szCs w:val="14"/>
+                <w:shd w:val="clear" w:fill="FFFFFF"/>
+                <w:lang w:val="en-US" w:eastAsia="zh-CN" w:bidi="ar"/>
+              </w:rPr>
+              <w:t>0</w:t>
+            </w:r>
+            <w:r>
+              <w:rPr>
+                <w:rFonts w:hint="default" w:ascii="Courier New" w:hAnsi="Courier New" w:eastAsia="Courier New" w:cs="Courier New"/>
+                <w:b w:val="0"/>
+                <w:bCs w:val="0"/>
+                <w:color w:val="000000"/>
+                <w:kern w:val="0"/>
+                <w:sz w:val="14"/>
+                <w:szCs w:val="14"/>
+                <w:shd w:val="clear" w:fill="FFFFFF"/>
+                <w:lang w:val="en-US" w:eastAsia="zh-CN" w:bidi="ar"/>
+              </w:rPr>
+              <w:t>,</w:t>
+            </w:r>
+          </w:p>
+          <w:p>
+            <w:pPr>
+              <w:keepNext w:val="0"/>
+              <w:keepLines w:val="0"/>
+              <w:widowControl/>
+              <w:suppressLineNumbers w:val="0"/>
+              <w:shd w:val="clear" w:fill="FFFFFF"/>
+              <w:spacing w:line="216" w:lineRule="atLeast"/>
+              <w:jc w:val="left"/>
+              <w:rPr>
+                <w:rFonts w:hint="default" w:ascii="Courier New" w:hAnsi="Courier New" w:eastAsia="Courier New" w:cs="Courier New"/>
+                <w:b w:val="0"/>
+                <w:bCs w:val="0"/>
+                <w:color w:val="000000"/>
+                <w:sz w:val="14"/>
+                <w:szCs w:val="14"/>
+              </w:rPr>
+            </w:pPr>
+            <w:r>
+              <w:rPr>
+                <w:rFonts w:hint="default" w:ascii="Courier New" w:hAnsi="Courier New" w:eastAsia="Courier New" w:cs="Courier New"/>
+                <w:b w:val="0"/>
+                <w:bCs w:val="0"/>
+                <w:color w:val="000000"/>
+                <w:kern w:val="0"/>
+                <w:sz w:val="14"/>
+                <w:szCs w:val="14"/>
+                <w:shd w:val="clear" w:fill="FFFFFF"/>
+                <w:lang w:val="en-US" w:eastAsia="zh-CN" w:bidi="ar"/>
+              </w:rPr>
+              <w:t xml:space="preserve">                    </w:t>
+            </w:r>
+            <w:r>
+              <w:rPr>
+                <w:rFonts w:hint="default" w:ascii="Courier New" w:hAnsi="Courier New" w:eastAsia="Courier New" w:cs="Courier New"/>
+                <w:b w:val="0"/>
+                <w:bCs w:val="0"/>
+                <w:color w:val="A31515"/>
+                <w:kern w:val="0"/>
+                <w:sz w:val="14"/>
+                <w:szCs w:val="14"/>
+                <w:shd w:val="clear" w:fill="FFFFFF"/>
+                <w:lang w:val="en-US" w:eastAsia="zh-CN" w:bidi="ar"/>
+              </w:rPr>
+              <w:t>"args"</w:t>
+            </w:r>
+            <w:r>
+              <w:rPr>
+                <w:rFonts w:hint="default" w:ascii="Courier New" w:hAnsi="Courier New" w:eastAsia="Courier New" w:cs="Courier New"/>
+                <w:b w:val="0"/>
+                <w:bCs w:val="0"/>
+                <w:color w:val="000000"/>
+                <w:kern w:val="0"/>
+                <w:sz w:val="14"/>
+                <w:szCs w:val="14"/>
+                <w:shd w:val="clear" w:fill="FFFFFF"/>
+                <w:lang w:val="en-US" w:eastAsia="zh-CN" w:bidi="ar"/>
+              </w:rPr>
+              <w:t>:[</w:t>
+            </w:r>
+          </w:p>
+          <w:p>
+            <w:pPr>
+              <w:keepNext w:val="0"/>
+              <w:keepLines w:val="0"/>
+              <w:widowControl/>
+              <w:suppressLineNumbers w:val="0"/>
+              <w:shd w:val="clear" w:fill="FFFFFF"/>
+              <w:spacing w:line="216" w:lineRule="atLeast"/>
+              <w:jc w:val="left"/>
+              <w:rPr>
+                <w:rFonts w:hint="default" w:ascii="Courier New" w:hAnsi="Courier New" w:eastAsia="Courier New" w:cs="Courier New"/>
+                <w:b w:val="0"/>
+                <w:bCs w:val="0"/>
+                <w:color w:val="000000"/>
+                <w:sz w:val="14"/>
+                <w:szCs w:val="14"/>
+              </w:rPr>
+            </w:pPr>
+            <w:r>
+              <w:rPr>
+                <w:rFonts w:hint="default" w:ascii="Courier New" w:hAnsi="Courier New" w:eastAsia="Courier New" w:cs="Courier New"/>
+                <w:b w:val="0"/>
+                <w:bCs w:val="0"/>
+                <w:color w:val="000000"/>
+                <w:kern w:val="0"/>
+                <w:sz w:val="14"/>
+                <w:szCs w:val="14"/>
+                <w:shd w:val="clear" w:fill="FFFFFF"/>
+                <w:lang w:val="en-US" w:eastAsia="zh-CN" w:bidi="ar"/>
+              </w:rPr>
+              <w:t>                        {</w:t>
+            </w:r>
+          </w:p>
+          <w:p>
+            <w:pPr>
+              <w:keepNext w:val="0"/>
+              <w:keepLines w:val="0"/>
+              <w:widowControl/>
+              <w:suppressLineNumbers w:val="0"/>
+              <w:shd w:val="clear" w:fill="FFFFFF"/>
+              <w:spacing w:line="216" w:lineRule="atLeast"/>
+              <w:jc w:val="left"/>
+              <w:rPr>
+                <w:rFonts w:hint="default" w:ascii="Courier New" w:hAnsi="Courier New" w:eastAsia="Courier New" w:cs="Courier New"/>
+                <w:b w:val="0"/>
+                <w:bCs w:val="0"/>
+                <w:color w:val="000000"/>
+                <w:sz w:val="14"/>
+                <w:szCs w:val="14"/>
+              </w:rPr>
+            </w:pPr>
+            <w:r>
+              <w:rPr>
+                <w:rFonts w:hint="default" w:ascii="Courier New" w:hAnsi="Courier New" w:eastAsia="Courier New" w:cs="Courier New"/>
+                <w:b w:val="0"/>
+                <w:bCs w:val="0"/>
+                <w:color w:val="000000"/>
+                <w:kern w:val="0"/>
+                <w:sz w:val="14"/>
+                <w:szCs w:val="14"/>
+                <w:shd w:val="clear" w:fill="FFFFFF"/>
+                <w:lang w:val="en-US" w:eastAsia="zh-CN" w:bidi="ar"/>
+              </w:rPr>
+              <w:t xml:space="preserve">                            </w:t>
+            </w:r>
+            <w:r>
+              <w:rPr>
+                <w:rFonts w:hint="default" w:ascii="Courier New" w:hAnsi="Courier New" w:eastAsia="Courier New" w:cs="Courier New"/>
+                <w:b w:val="0"/>
+                <w:bCs w:val="0"/>
+                <w:color w:val="A31515"/>
+                <w:kern w:val="0"/>
+                <w:sz w:val="14"/>
+                <w:szCs w:val="14"/>
+                <w:shd w:val="clear" w:fill="FFFFFF"/>
+                <w:lang w:val="en-US" w:eastAsia="zh-CN" w:bidi="ar"/>
+              </w:rPr>
+              <w:t>"name"</w:t>
+            </w:r>
+            <w:r>
+              <w:rPr>
+                <w:rFonts w:hint="default" w:ascii="Courier New" w:hAnsi="Courier New" w:eastAsia="Courier New" w:cs="Courier New"/>
+                <w:b w:val="0"/>
+                <w:bCs w:val="0"/>
+                <w:color w:val="000000"/>
+                <w:kern w:val="0"/>
+                <w:sz w:val="14"/>
+                <w:szCs w:val="14"/>
+                <w:shd w:val="clear" w:fill="FFFFFF"/>
+                <w:lang w:val="en-US" w:eastAsia="zh-CN" w:bidi="ar"/>
+              </w:rPr>
+              <w:t>:</w:t>
+            </w:r>
+            <w:r>
+              <w:rPr>
+                <w:rFonts w:hint="default" w:ascii="Courier New" w:hAnsi="Courier New" w:eastAsia="Courier New" w:cs="Courier New"/>
+                <w:b w:val="0"/>
+                <w:bCs w:val="0"/>
+                <w:color w:val="0451A5"/>
+                <w:kern w:val="0"/>
+                <w:sz w:val="14"/>
+                <w:szCs w:val="14"/>
+                <w:shd w:val="clear" w:fill="FFFFFF"/>
+                <w:lang w:val="en-US" w:eastAsia="zh-CN" w:bidi="ar"/>
+              </w:rPr>
+              <w:t>"安全驾驶"</w:t>
+            </w:r>
+          </w:p>
+          <w:p>
+            <w:pPr>
+              <w:keepNext w:val="0"/>
+              <w:keepLines w:val="0"/>
+              <w:widowControl/>
+              <w:suppressLineNumbers w:val="0"/>
+              <w:shd w:val="clear" w:fill="FFFFFF"/>
+              <w:spacing w:line="216" w:lineRule="atLeast"/>
+              <w:jc w:val="left"/>
+              <w:rPr>
+                <w:rFonts w:hint="default" w:ascii="Courier New" w:hAnsi="Courier New" w:eastAsia="Courier New" w:cs="Courier New"/>
+                <w:b w:val="0"/>
+                <w:bCs w:val="0"/>
+                <w:color w:val="000000"/>
+                <w:sz w:val="14"/>
+                <w:szCs w:val="14"/>
+              </w:rPr>
+            </w:pPr>
+            <w:r>
+              <w:rPr>
+                <w:rFonts w:hint="default" w:ascii="Courier New" w:hAnsi="Courier New" w:eastAsia="Courier New" w:cs="Courier New"/>
+                <w:b w:val="0"/>
+                <w:bCs w:val="0"/>
+                <w:color w:val="000000"/>
+                <w:kern w:val="0"/>
+                <w:sz w:val="14"/>
+                <w:szCs w:val="14"/>
+                <w:shd w:val="clear" w:fill="FFFFFF"/>
+                <w:lang w:val="en-US" w:eastAsia="zh-CN" w:bidi="ar"/>
+              </w:rPr>
+              <w:t>                        },</w:t>
+            </w:r>
+          </w:p>
+          <w:p>
+            <w:pPr>
+              <w:keepNext w:val="0"/>
+              <w:keepLines w:val="0"/>
+              <w:widowControl/>
+              <w:suppressLineNumbers w:val="0"/>
+              <w:shd w:val="clear" w:fill="FFFFFF"/>
+              <w:spacing w:line="216" w:lineRule="atLeast"/>
+              <w:jc w:val="left"/>
+              <w:rPr>
+                <w:rFonts w:hint="default" w:ascii="Courier New" w:hAnsi="Courier New" w:eastAsia="Courier New" w:cs="Courier New"/>
+                <w:b w:val="0"/>
+                <w:bCs w:val="0"/>
+                <w:color w:val="000000"/>
+                <w:sz w:val="14"/>
+                <w:szCs w:val="14"/>
+              </w:rPr>
+            </w:pPr>
+            <w:r>
+              <w:rPr>
+                <w:rFonts w:hint="default" w:ascii="Courier New" w:hAnsi="Courier New" w:eastAsia="Courier New" w:cs="Courier New"/>
+                <w:b w:val="0"/>
+                <w:bCs w:val="0"/>
+                <w:color w:val="000000"/>
+                <w:kern w:val="0"/>
+                <w:sz w:val="14"/>
+                <w:szCs w:val="14"/>
+                <w:shd w:val="clear" w:fill="FFFFFF"/>
+                <w:lang w:val="en-US" w:eastAsia="zh-CN" w:bidi="ar"/>
+              </w:rPr>
+              <w:t>                        {</w:t>
+            </w:r>
+          </w:p>
+          <w:p>
+            <w:pPr>
+              <w:keepNext w:val="0"/>
+              <w:keepLines w:val="0"/>
+              <w:widowControl/>
+              <w:suppressLineNumbers w:val="0"/>
+              <w:shd w:val="clear" w:fill="FFFFFF"/>
+              <w:spacing w:line="216" w:lineRule="atLeast"/>
+              <w:jc w:val="left"/>
+              <w:rPr>
+                <w:rFonts w:hint="default" w:ascii="Courier New" w:hAnsi="Courier New" w:eastAsia="Courier New" w:cs="Courier New"/>
+                <w:b w:val="0"/>
+                <w:bCs w:val="0"/>
+                <w:color w:val="000000"/>
+                <w:sz w:val="14"/>
+                <w:szCs w:val="14"/>
+              </w:rPr>
+            </w:pPr>
+            <w:r>
+              <w:rPr>
+                <w:rFonts w:hint="default" w:ascii="Courier New" w:hAnsi="Courier New" w:eastAsia="Courier New" w:cs="Courier New"/>
+                <w:b w:val="0"/>
+                <w:bCs w:val="0"/>
+                <w:color w:val="000000"/>
+                <w:kern w:val="0"/>
+                <w:sz w:val="14"/>
+                <w:szCs w:val="14"/>
+                <w:shd w:val="clear" w:fill="FFFFFF"/>
+                <w:lang w:val="en-US" w:eastAsia="zh-CN" w:bidi="ar"/>
+              </w:rPr>
+              <w:t xml:space="preserve">                            </w:t>
+            </w:r>
+            <w:r>
+              <w:rPr>
+                <w:rFonts w:hint="default" w:ascii="Courier New" w:hAnsi="Courier New" w:eastAsia="Courier New" w:cs="Courier New"/>
+                <w:b w:val="0"/>
+                <w:bCs w:val="0"/>
+                <w:color w:val="A31515"/>
+                <w:kern w:val="0"/>
+                <w:sz w:val="14"/>
+                <w:szCs w:val="14"/>
+                <w:shd w:val="clear" w:fill="FFFFFF"/>
+                <w:lang w:val="en-US" w:eastAsia="zh-CN" w:bidi="ar"/>
+              </w:rPr>
+              <w:t>"name"</w:t>
+            </w:r>
+            <w:r>
+              <w:rPr>
+                <w:rFonts w:hint="default" w:ascii="Courier New" w:hAnsi="Courier New" w:eastAsia="Courier New" w:cs="Courier New"/>
+                <w:b w:val="0"/>
+                <w:bCs w:val="0"/>
+                <w:color w:val="000000"/>
+                <w:kern w:val="0"/>
+                <w:sz w:val="14"/>
+                <w:szCs w:val="14"/>
+                <w:shd w:val="clear" w:fill="FFFFFF"/>
+                <w:lang w:val="en-US" w:eastAsia="zh-CN" w:bidi="ar"/>
+              </w:rPr>
+              <w:t>:</w:t>
+            </w:r>
+            <w:r>
+              <w:rPr>
+                <w:rFonts w:hint="default" w:ascii="Courier New" w:hAnsi="Courier New" w:eastAsia="Courier New" w:cs="Courier New"/>
+                <w:b w:val="0"/>
+                <w:bCs w:val="0"/>
+                <w:color w:val="0451A5"/>
+                <w:kern w:val="0"/>
+                <w:sz w:val="14"/>
+                <w:szCs w:val="14"/>
+                <w:shd w:val="clear" w:fill="FFFFFF"/>
+                <w:lang w:val="en-US" w:eastAsia="zh-CN" w:bidi="ar"/>
+              </w:rPr>
+              <w:t>"安全驾驶"</w:t>
+            </w:r>
+          </w:p>
+          <w:p>
+            <w:pPr>
+              <w:keepNext w:val="0"/>
+              <w:keepLines w:val="0"/>
+              <w:widowControl/>
+              <w:suppressLineNumbers w:val="0"/>
+              <w:shd w:val="clear" w:fill="FFFFFF"/>
+              <w:spacing w:line="216" w:lineRule="atLeast"/>
+              <w:jc w:val="left"/>
+              <w:rPr>
+                <w:rFonts w:hint="default" w:ascii="Courier New" w:hAnsi="Courier New" w:eastAsia="Courier New" w:cs="Courier New"/>
+                <w:b w:val="0"/>
+                <w:bCs w:val="0"/>
+                <w:color w:val="000000"/>
+                <w:sz w:val="14"/>
+                <w:szCs w:val="14"/>
+              </w:rPr>
+            </w:pPr>
+            <w:r>
+              <w:rPr>
+                <w:rFonts w:hint="default" w:ascii="Courier New" w:hAnsi="Courier New" w:eastAsia="Courier New" w:cs="Courier New"/>
+                <w:b w:val="0"/>
+                <w:bCs w:val="0"/>
+                <w:color w:val="000000"/>
+                <w:kern w:val="0"/>
+                <w:sz w:val="14"/>
+                <w:szCs w:val="14"/>
+                <w:shd w:val="clear" w:fill="FFFFFF"/>
+                <w:lang w:val="en-US" w:eastAsia="zh-CN" w:bidi="ar"/>
+              </w:rPr>
+              <w:t>                        }</w:t>
+            </w:r>
+          </w:p>
+          <w:p>
+            <w:pPr>
+              <w:keepNext w:val="0"/>
+              <w:keepLines w:val="0"/>
+              <w:widowControl/>
+              <w:suppressLineNumbers w:val="0"/>
+              <w:shd w:val="clear" w:fill="FFFFFF"/>
+              <w:spacing w:line="216" w:lineRule="atLeast"/>
+              <w:jc w:val="left"/>
+              <w:rPr>
+                <w:rFonts w:hint="default" w:ascii="Courier New" w:hAnsi="Courier New" w:eastAsia="Courier New" w:cs="Courier New"/>
+                <w:b w:val="0"/>
+                <w:bCs w:val="0"/>
+                <w:color w:val="000000"/>
+                <w:sz w:val="14"/>
+                <w:szCs w:val="14"/>
+              </w:rPr>
+            </w:pPr>
+            <w:r>
+              <w:rPr>
+                <w:rFonts w:hint="default" w:ascii="Courier New" w:hAnsi="Courier New" w:eastAsia="Courier New" w:cs="Courier New"/>
+                <w:b w:val="0"/>
+                <w:bCs w:val="0"/>
+                <w:color w:val="000000"/>
+                <w:kern w:val="0"/>
+                <w:sz w:val="14"/>
+                <w:szCs w:val="14"/>
+                <w:shd w:val="clear" w:fill="FFFFFF"/>
+                <w:lang w:val="en-US" w:eastAsia="zh-CN" w:bidi="ar"/>
+              </w:rPr>
+              <w:t>                    ]</w:t>
+            </w:r>
+          </w:p>
+          <w:p>
+            <w:pPr>
+              <w:keepNext w:val="0"/>
+              <w:keepLines w:val="0"/>
+              <w:widowControl/>
+              <w:suppressLineNumbers w:val="0"/>
+              <w:shd w:val="clear" w:fill="FFFFFF"/>
+              <w:spacing w:line="216" w:lineRule="atLeast"/>
+              <w:jc w:val="left"/>
+              <w:rPr>
+                <w:rFonts w:hint="default" w:ascii="Courier New" w:hAnsi="Courier New" w:eastAsia="Courier New" w:cs="Courier New"/>
+                <w:b w:val="0"/>
+                <w:bCs w:val="0"/>
+                <w:color w:val="000000"/>
+                <w:sz w:val="14"/>
+                <w:szCs w:val="14"/>
+              </w:rPr>
+            </w:pPr>
+            <w:r>
+              <w:rPr>
+                <w:rFonts w:hint="default" w:ascii="Courier New" w:hAnsi="Courier New" w:eastAsia="Courier New" w:cs="Courier New"/>
+                <w:b w:val="0"/>
+                <w:bCs w:val="0"/>
+                <w:color w:val="000000"/>
+                <w:kern w:val="0"/>
+                <w:sz w:val="14"/>
+                <w:szCs w:val="14"/>
+                <w:shd w:val="clear" w:fill="FFFFFF"/>
+                <w:lang w:val="en-US" w:eastAsia="zh-CN" w:bidi="ar"/>
+              </w:rPr>
+              <w:t>                }</w:t>
+            </w:r>
+          </w:p>
+          <w:p>
+            <w:pPr>
+              <w:keepNext w:val="0"/>
+              <w:keepLines w:val="0"/>
+              <w:widowControl/>
+              <w:suppressLineNumbers w:val="0"/>
+              <w:shd w:val="clear" w:fill="FFFFFF"/>
+              <w:spacing w:line="216" w:lineRule="atLeast"/>
+              <w:jc w:val="left"/>
+              <w:rPr>
+                <w:rFonts w:hint="default" w:ascii="Courier New" w:hAnsi="Courier New" w:eastAsia="Courier New" w:cs="Courier New"/>
+                <w:b w:val="0"/>
+                <w:bCs w:val="0"/>
+                <w:color w:val="000000"/>
+                <w:sz w:val="14"/>
+                <w:szCs w:val="14"/>
+              </w:rPr>
+            </w:pPr>
+            <w:r>
+              <w:rPr>
+                <w:rFonts w:hint="default" w:ascii="Courier New" w:hAnsi="Courier New" w:eastAsia="Courier New" w:cs="Courier New"/>
+                <w:b w:val="0"/>
+                <w:bCs w:val="0"/>
+                <w:color w:val="000000"/>
+                <w:kern w:val="0"/>
+                <w:sz w:val="14"/>
+                <w:szCs w:val="14"/>
+                <w:shd w:val="clear" w:fill="FFFFFF"/>
+                <w:lang w:val="en-US" w:eastAsia="zh-CN" w:bidi="ar"/>
+              </w:rPr>
+              <w:t>            ]</w:t>
+            </w:r>
+          </w:p>
+          <w:p>
+            <w:pPr>
+              <w:keepNext w:val="0"/>
+              <w:keepLines w:val="0"/>
+              <w:widowControl/>
+              <w:suppressLineNumbers w:val="0"/>
+              <w:shd w:val="clear" w:fill="FFFFFF"/>
+              <w:spacing w:line="216" w:lineRule="atLeast"/>
+              <w:jc w:val="left"/>
+              <w:rPr>
+                <w:rFonts w:hint="default" w:ascii="Courier New" w:hAnsi="Courier New" w:eastAsia="Courier New" w:cs="Courier New"/>
+                <w:b w:val="0"/>
+                <w:bCs w:val="0"/>
+                <w:color w:val="000000"/>
+                <w:sz w:val="14"/>
+                <w:szCs w:val="14"/>
+              </w:rPr>
+            </w:pPr>
+            <w:r>
+              <w:rPr>
+                <w:rFonts w:hint="default" w:ascii="Courier New" w:hAnsi="Courier New" w:eastAsia="Courier New" w:cs="Courier New"/>
+                <w:b w:val="0"/>
+                <w:bCs w:val="0"/>
+                <w:color w:val="000000"/>
+                <w:kern w:val="0"/>
+                <w:sz w:val="14"/>
+                <w:szCs w:val="14"/>
+                <w:shd w:val="clear" w:fill="FFFFFF"/>
+                <w:lang w:val="en-US" w:eastAsia="zh-CN" w:bidi="ar"/>
+              </w:rPr>
+              <w:t>        },{</w:t>
+            </w:r>
+          </w:p>
+          <w:p>
+            <w:pPr>
+              <w:keepNext w:val="0"/>
+              <w:keepLines w:val="0"/>
+              <w:widowControl/>
+              <w:suppressLineNumbers w:val="0"/>
+              <w:shd w:val="clear" w:fill="FFFFFF"/>
+              <w:spacing w:line="216" w:lineRule="atLeast"/>
+              <w:jc w:val="left"/>
+              <w:rPr>
+                <w:rFonts w:hint="default" w:ascii="Courier New" w:hAnsi="Courier New" w:eastAsia="Courier New" w:cs="Courier New"/>
+                <w:b w:val="0"/>
+                <w:bCs w:val="0"/>
+                <w:color w:val="000000"/>
+                <w:sz w:val="14"/>
+                <w:szCs w:val="14"/>
+              </w:rPr>
+            </w:pPr>
+            <w:r>
+              <w:rPr>
+                <w:rFonts w:hint="default" w:ascii="Courier New" w:hAnsi="Courier New" w:eastAsia="Courier New" w:cs="Courier New"/>
+                <w:b w:val="0"/>
+                <w:bCs w:val="0"/>
+                <w:color w:val="000000"/>
+                <w:kern w:val="0"/>
+                <w:sz w:val="14"/>
+                <w:szCs w:val="14"/>
+                <w:shd w:val="clear" w:fill="FFFFFF"/>
+                <w:lang w:val="en-US" w:eastAsia="zh-CN" w:bidi="ar"/>
+              </w:rPr>
+              <w:t xml:space="preserve">            </w:t>
+            </w:r>
+            <w:r>
+              <w:rPr>
+                <w:rFonts w:hint="default" w:ascii="Courier New" w:hAnsi="Courier New" w:eastAsia="Courier New" w:cs="Courier New"/>
+                <w:b w:val="0"/>
+                <w:bCs w:val="0"/>
+                <w:color w:val="A31515"/>
+                <w:kern w:val="0"/>
+                <w:sz w:val="14"/>
+                <w:szCs w:val="14"/>
+                <w:shd w:val="clear" w:fill="FFFFFF"/>
+                <w:lang w:val="en-US" w:eastAsia="zh-CN" w:bidi="ar"/>
+              </w:rPr>
+              <w:t>"name"</w:t>
+            </w:r>
+            <w:r>
+              <w:rPr>
+                <w:rFonts w:hint="default" w:ascii="Courier New" w:hAnsi="Courier New" w:eastAsia="Courier New" w:cs="Courier New"/>
+                <w:b w:val="0"/>
+                <w:bCs w:val="0"/>
+                <w:color w:val="000000"/>
+                <w:kern w:val="0"/>
+                <w:sz w:val="14"/>
+                <w:szCs w:val="14"/>
+                <w:shd w:val="clear" w:fill="FFFFFF"/>
+                <w:lang w:val="en-US" w:eastAsia="zh-CN" w:bidi="ar"/>
+              </w:rPr>
+              <w:t>:</w:t>
+            </w:r>
+            <w:r>
+              <w:rPr>
+                <w:rFonts w:hint="default" w:ascii="Courier New" w:hAnsi="Courier New" w:eastAsia="Courier New" w:cs="Courier New"/>
+                <w:b w:val="0"/>
+                <w:bCs w:val="0"/>
+                <w:color w:val="0451A5"/>
+                <w:kern w:val="0"/>
+                <w:sz w:val="14"/>
+                <w:szCs w:val="14"/>
+                <w:shd w:val="clear" w:fill="FFFFFF"/>
+                <w:lang w:val="en-US" w:eastAsia="zh-CN" w:bidi="ar"/>
+              </w:rPr>
+              <w:t>"规则2"</w:t>
+            </w:r>
+            <w:r>
+              <w:rPr>
+                <w:rFonts w:hint="default" w:ascii="Courier New" w:hAnsi="Courier New" w:eastAsia="Courier New" w:cs="Courier New"/>
+                <w:b w:val="0"/>
+                <w:bCs w:val="0"/>
+                <w:color w:val="000000"/>
+                <w:kern w:val="0"/>
+                <w:sz w:val="14"/>
+                <w:szCs w:val="14"/>
+                <w:shd w:val="clear" w:fill="FFFFFF"/>
+                <w:lang w:val="en-US" w:eastAsia="zh-CN" w:bidi="ar"/>
+              </w:rPr>
+              <w:t>,</w:t>
+            </w:r>
+          </w:p>
+          <w:p>
+            <w:pPr>
+              <w:keepNext w:val="0"/>
+              <w:keepLines w:val="0"/>
+              <w:widowControl/>
+              <w:suppressLineNumbers w:val="0"/>
+              <w:shd w:val="clear" w:fill="FFFFFF"/>
+              <w:spacing w:line="216" w:lineRule="atLeast"/>
+              <w:jc w:val="left"/>
+              <w:rPr>
+                <w:rFonts w:hint="default" w:ascii="Courier New" w:hAnsi="Courier New" w:eastAsia="Courier New" w:cs="Courier New"/>
+                <w:b w:val="0"/>
+                <w:bCs w:val="0"/>
+                <w:color w:val="000000"/>
+                <w:sz w:val="14"/>
+                <w:szCs w:val="14"/>
+              </w:rPr>
+            </w:pPr>
+            <w:r>
+              <w:rPr>
+                <w:rFonts w:hint="default" w:ascii="Courier New" w:hAnsi="Courier New" w:eastAsia="Courier New" w:cs="Courier New"/>
+                <w:b w:val="0"/>
+                <w:bCs w:val="0"/>
+                <w:color w:val="000000"/>
+                <w:kern w:val="0"/>
+                <w:sz w:val="14"/>
+                <w:szCs w:val="14"/>
+                <w:shd w:val="clear" w:fill="FFFFFF"/>
+                <w:lang w:val="en-US" w:eastAsia="zh-CN" w:bidi="ar"/>
+              </w:rPr>
+              <w:t xml:space="preserve">            </w:t>
+            </w:r>
+            <w:r>
+              <w:rPr>
+                <w:rFonts w:hint="default" w:ascii="Courier New" w:hAnsi="Courier New" w:eastAsia="Courier New" w:cs="Courier New"/>
+                <w:b w:val="0"/>
+                <w:bCs w:val="0"/>
+                <w:color w:val="A31515"/>
+                <w:kern w:val="0"/>
+                <w:sz w:val="14"/>
+                <w:szCs w:val="14"/>
+                <w:shd w:val="clear" w:fill="FFFFFF"/>
+                <w:lang w:val="en-US" w:eastAsia="zh-CN" w:bidi="ar"/>
+              </w:rPr>
+              <w:t>"conditionList"</w:t>
+            </w:r>
+            <w:r>
+              <w:rPr>
+                <w:rFonts w:hint="default" w:ascii="Courier New" w:hAnsi="Courier New" w:eastAsia="Courier New" w:cs="Courier New"/>
+                <w:b w:val="0"/>
+                <w:bCs w:val="0"/>
+                <w:color w:val="000000"/>
+                <w:kern w:val="0"/>
+                <w:sz w:val="14"/>
+                <w:szCs w:val="14"/>
+                <w:shd w:val="clear" w:fill="FFFFFF"/>
+                <w:lang w:val="en-US" w:eastAsia="zh-CN" w:bidi="ar"/>
+              </w:rPr>
+              <w:t>:[</w:t>
+            </w:r>
+          </w:p>
+          <w:p>
+            <w:pPr>
+              <w:keepNext w:val="0"/>
+              <w:keepLines w:val="0"/>
+              <w:widowControl/>
+              <w:suppressLineNumbers w:val="0"/>
+              <w:shd w:val="clear" w:fill="FFFFFF"/>
+              <w:spacing w:line="216" w:lineRule="atLeast"/>
+              <w:jc w:val="left"/>
+              <w:rPr>
+                <w:rFonts w:hint="default" w:ascii="Courier New" w:hAnsi="Courier New" w:eastAsia="Courier New" w:cs="Courier New"/>
+                <w:b w:val="0"/>
+                <w:bCs w:val="0"/>
+                <w:color w:val="000000"/>
+                <w:sz w:val="14"/>
+                <w:szCs w:val="14"/>
+              </w:rPr>
+            </w:pPr>
+            <w:r>
+              <w:rPr>
+                <w:rFonts w:hint="default" w:ascii="Courier New" w:hAnsi="Courier New" w:eastAsia="Courier New" w:cs="Courier New"/>
+                <w:b w:val="0"/>
+                <w:bCs w:val="0"/>
+                <w:color w:val="000000"/>
+                <w:kern w:val="0"/>
+                <w:sz w:val="14"/>
+                <w:szCs w:val="14"/>
+                <w:shd w:val="clear" w:fill="FFFFFF"/>
+                <w:lang w:val="en-US" w:eastAsia="zh-CN" w:bidi="ar"/>
+              </w:rPr>
+              <w:t>                {</w:t>
+            </w:r>
+          </w:p>
+          <w:p>
+            <w:pPr>
+              <w:keepNext w:val="0"/>
+              <w:keepLines w:val="0"/>
+              <w:widowControl/>
+              <w:suppressLineNumbers w:val="0"/>
+              <w:shd w:val="clear" w:fill="FFFFFF"/>
+              <w:spacing w:line="216" w:lineRule="atLeast"/>
+              <w:jc w:val="left"/>
+              <w:rPr>
+                <w:rFonts w:hint="default" w:ascii="Courier New" w:hAnsi="Courier New" w:eastAsia="Courier New" w:cs="Courier New"/>
+                <w:b w:val="0"/>
+                <w:bCs w:val="0"/>
+                <w:color w:val="000000"/>
+                <w:sz w:val="14"/>
+                <w:szCs w:val="14"/>
+              </w:rPr>
+            </w:pPr>
+            <w:r>
+              <w:rPr>
+                <w:rFonts w:hint="default" w:ascii="Courier New" w:hAnsi="Courier New" w:eastAsia="Courier New" w:cs="Courier New"/>
+                <w:b w:val="0"/>
+                <w:bCs w:val="0"/>
+                <w:color w:val="000000"/>
+                <w:kern w:val="0"/>
+                <w:sz w:val="14"/>
+                <w:szCs w:val="14"/>
+                <w:shd w:val="clear" w:fill="FFFFFF"/>
+                <w:lang w:val="en-US" w:eastAsia="zh-CN" w:bidi="ar"/>
+              </w:rPr>
+              <w:t xml:space="preserve">                    </w:t>
+            </w:r>
+            <w:r>
+              <w:rPr>
+                <w:rFonts w:hint="default" w:ascii="Courier New" w:hAnsi="Courier New" w:eastAsia="Courier New" w:cs="Courier New"/>
+                <w:b w:val="0"/>
+                <w:bCs w:val="0"/>
+                <w:color w:val="A31515"/>
+                <w:kern w:val="0"/>
+                <w:sz w:val="14"/>
+                <w:szCs w:val="14"/>
+                <w:shd w:val="clear" w:fill="FFFFFF"/>
+                <w:lang w:val="en-US" w:eastAsia="zh-CN" w:bidi="ar"/>
+              </w:rPr>
+              <w:t>"deviceType"</w:t>
+            </w:r>
+            <w:r>
+              <w:rPr>
+                <w:rFonts w:hint="default" w:ascii="Courier New" w:hAnsi="Courier New" w:eastAsia="Courier New" w:cs="Courier New"/>
+                <w:b w:val="0"/>
+                <w:bCs w:val="0"/>
+                <w:color w:val="000000"/>
+                <w:kern w:val="0"/>
+                <w:sz w:val="14"/>
+                <w:szCs w:val="14"/>
+                <w:shd w:val="clear" w:fill="FFFFFF"/>
+                <w:lang w:val="en-US" w:eastAsia="zh-CN" w:bidi="ar"/>
+              </w:rPr>
+              <w:t>:</w:t>
+            </w:r>
+            <w:r>
+              <w:rPr>
+                <w:rFonts w:hint="default" w:ascii="Courier New" w:hAnsi="Courier New" w:eastAsia="Courier New" w:cs="Courier New"/>
+                <w:b w:val="0"/>
+                <w:bCs w:val="0"/>
+                <w:color w:val="098658"/>
+                <w:kern w:val="0"/>
+                <w:sz w:val="14"/>
+                <w:szCs w:val="14"/>
+                <w:shd w:val="clear" w:fill="FFFFFF"/>
+                <w:lang w:val="en-US" w:eastAsia="zh-CN" w:bidi="ar"/>
+              </w:rPr>
+              <w:t>0</w:t>
+            </w:r>
+            <w:r>
+              <w:rPr>
+                <w:rFonts w:hint="default" w:ascii="Courier New" w:hAnsi="Courier New" w:eastAsia="Courier New" w:cs="Courier New"/>
+                <w:b w:val="0"/>
+                <w:bCs w:val="0"/>
+                <w:color w:val="000000"/>
+                <w:kern w:val="0"/>
+                <w:sz w:val="14"/>
+                <w:szCs w:val="14"/>
+                <w:shd w:val="clear" w:fill="FFFFFF"/>
+                <w:lang w:val="en-US" w:eastAsia="zh-CN" w:bidi="ar"/>
+              </w:rPr>
+              <w:t>,</w:t>
+            </w:r>
+          </w:p>
+          <w:p>
+            <w:pPr>
+              <w:keepNext w:val="0"/>
+              <w:keepLines w:val="0"/>
+              <w:widowControl/>
+              <w:suppressLineNumbers w:val="0"/>
+              <w:shd w:val="clear" w:fill="FFFFFF"/>
+              <w:spacing w:line="216" w:lineRule="atLeast"/>
+              <w:jc w:val="left"/>
+              <w:rPr>
+                <w:rFonts w:hint="default" w:ascii="Courier New" w:hAnsi="Courier New" w:eastAsia="Courier New" w:cs="Courier New"/>
+                <w:b w:val="0"/>
+                <w:bCs w:val="0"/>
+                <w:color w:val="000000"/>
+                <w:sz w:val="14"/>
+                <w:szCs w:val="14"/>
+              </w:rPr>
+            </w:pPr>
+            <w:r>
+              <w:rPr>
+                <w:rFonts w:hint="default" w:ascii="Courier New" w:hAnsi="Courier New" w:eastAsia="Courier New" w:cs="Courier New"/>
+                <w:b w:val="0"/>
+                <w:bCs w:val="0"/>
+                <w:color w:val="000000"/>
+                <w:kern w:val="0"/>
+                <w:sz w:val="14"/>
+                <w:szCs w:val="14"/>
+                <w:shd w:val="clear" w:fill="FFFFFF"/>
+                <w:lang w:val="en-US" w:eastAsia="zh-CN" w:bidi="ar"/>
+              </w:rPr>
+              <w:t xml:space="preserve">                    </w:t>
+            </w:r>
+            <w:r>
+              <w:rPr>
+                <w:rFonts w:hint="default" w:ascii="Courier New" w:hAnsi="Courier New" w:eastAsia="Courier New" w:cs="Courier New"/>
+                <w:b w:val="0"/>
+                <w:bCs w:val="0"/>
+                <w:color w:val="A31515"/>
+                <w:kern w:val="0"/>
+                <w:sz w:val="14"/>
+                <w:szCs w:val="14"/>
+                <w:shd w:val="clear" w:fill="FFFFFF"/>
+                <w:lang w:val="en-US" w:eastAsia="zh-CN" w:bidi="ar"/>
+              </w:rPr>
+              <w:t>"deviceId"</w:t>
+            </w:r>
+            <w:r>
+              <w:rPr>
+                <w:rFonts w:hint="default" w:ascii="Courier New" w:hAnsi="Courier New" w:eastAsia="Courier New" w:cs="Courier New"/>
+                <w:b w:val="0"/>
+                <w:bCs w:val="0"/>
+                <w:color w:val="000000"/>
+                <w:kern w:val="0"/>
+                <w:sz w:val="14"/>
+                <w:szCs w:val="14"/>
+                <w:shd w:val="clear" w:fill="FFFFFF"/>
+                <w:lang w:val="en-US" w:eastAsia="zh-CN" w:bidi="ar"/>
+              </w:rPr>
+              <w:t>:</w:t>
+            </w:r>
+            <w:r>
+              <w:rPr>
+                <w:rFonts w:hint="default" w:ascii="Courier New" w:hAnsi="Courier New" w:eastAsia="Courier New" w:cs="Courier New"/>
+                <w:b w:val="0"/>
+                <w:bCs w:val="0"/>
+                <w:color w:val="098658"/>
+                <w:kern w:val="0"/>
+                <w:sz w:val="14"/>
+                <w:szCs w:val="14"/>
+                <w:shd w:val="clear" w:fill="FFFFFF"/>
+                <w:lang w:val="en-US" w:eastAsia="zh-CN" w:bidi="ar"/>
+              </w:rPr>
+              <w:t>1</w:t>
+            </w:r>
+            <w:r>
+              <w:rPr>
+                <w:rFonts w:hint="default" w:ascii="Courier New" w:hAnsi="Courier New" w:eastAsia="Courier New" w:cs="Courier New"/>
+                <w:b w:val="0"/>
+                <w:bCs w:val="0"/>
+                <w:color w:val="000000"/>
+                <w:kern w:val="0"/>
+                <w:sz w:val="14"/>
+                <w:szCs w:val="14"/>
+                <w:shd w:val="clear" w:fill="FFFFFF"/>
+                <w:lang w:val="en-US" w:eastAsia="zh-CN" w:bidi="ar"/>
+              </w:rPr>
+              <w:t>,</w:t>
+            </w:r>
+          </w:p>
+          <w:p>
+            <w:pPr>
+              <w:keepNext w:val="0"/>
+              <w:keepLines w:val="0"/>
+              <w:widowControl/>
+              <w:suppressLineNumbers w:val="0"/>
+              <w:shd w:val="clear" w:fill="FFFFFF"/>
+              <w:spacing w:line="216" w:lineRule="atLeast"/>
+              <w:jc w:val="left"/>
+              <w:rPr>
+                <w:rFonts w:hint="default" w:ascii="Courier New" w:hAnsi="Courier New" w:eastAsia="Courier New" w:cs="Courier New"/>
+                <w:b w:val="0"/>
+                <w:bCs w:val="0"/>
+                <w:color w:val="000000"/>
+                <w:sz w:val="14"/>
+                <w:szCs w:val="14"/>
+              </w:rPr>
+            </w:pPr>
+            <w:r>
+              <w:rPr>
+                <w:rFonts w:hint="default" w:ascii="Courier New" w:hAnsi="Courier New" w:eastAsia="Courier New" w:cs="Courier New"/>
+                <w:b w:val="0"/>
+                <w:bCs w:val="0"/>
+                <w:color w:val="000000"/>
+                <w:kern w:val="0"/>
+                <w:sz w:val="14"/>
+                <w:szCs w:val="14"/>
+                <w:shd w:val="clear" w:fill="FFFFFF"/>
+                <w:lang w:val="en-US" w:eastAsia="zh-CN" w:bidi="ar"/>
+              </w:rPr>
+              <w:t xml:space="preserve">                    </w:t>
+            </w:r>
+            <w:r>
+              <w:rPr>
+                <w:rFonts w:hint="default" w:ascii="Courier New" w:hAnsi="Courier New" w:eastAsia="Courier New" w:cs="Courier New"/>
+                <w:b w:val="0"/>
+                <w:bCs w:val="0"/>
+                <w:color w:val="A31515"/>
+                <w:kern w:val="0"/>
+                <w:sz w:val="14"/>
+                <w:szCs w:val="14"/>
+                <w:shd w:val="clear" w:fill="FFFFFF"/>
+                <w:lang w:val="en-US" w:eastAsia="zh-CN" w:bidi="ar"/>
+              </w:rPr>
+              <w:t>"condition"</w:t>
+            </w:r>
+            <w:r>
+              <w:rPr>
+                <w:rFonts w:hint="default" w:ascii="Courier New" w:hAnsi="Courier New" w:eastAsia="Courier New" w:cs="Courier New"/>
+                <w:b w:val="0"/>
+                <w:bCs w:val="0"/>
+                <w:color w:val="000000"/>
+                <w:kern w:val="0"/>
+                <w:sz w:val="14"/>
+                <w:szCs w:val="14"/>
+                <w:shd w:val="clear" w:fill="FFFFFF"/>
+                <w:lang w:val="en-US" w:eastAsia="zh-CN" w:bidi="ar"/>
+              </w:rPr>
+              <w:t>:</w:t>
+            </w:r>
+            <w:r>
+              <w:rPr>
+                <w:rFonts w:hint="default" w:ascii="Courier New" w:hAnsi="Courier New" w:eastAsia="Courier New" w:cs="Courier New"/>
+                <w:b w:val="0"/>
+                <w:bCs w:val="0"/>
+                <w:color w:val="098658"/>
+                <w:kern w:val="0"/>
+                <w:sz w:val="14"/>
+                <w:szCs w:val="14"/>
+                <w:shd w:val="clear" w:fill="FFFFFF"/>
+                <w:lang w:val="en-US" w:eastAsia="zh-CN" w:bidi="ar"/>
+              </w:rPr>
+              <w:t>4</w:t>
+            </w:r>
+            <w:r>
+              <w:rPr>
+                <w:rFonts w:hint="default" w:ascii="Courier New" w:hAnsi="Courier New" w:eastAsia="Courier New" w:cs="Courier New"/>
+                <w:b w:val="0"/>
+                <w:bCs w:val="0"/>
+                <w:color w:val="000000"/>
+                <w:kern w:val="0"/>
+                <w:sz w:val="14"/>
+                <w:szCs w:val="14"/>
+                <w:shd w:val="clear" w:fill="FFFFFF"/>
+                <w:lang w:val="en-US" w:eastAsia="zh-CN" w:bidi="ar"/>
+              </w:rPr>
+              <w:t>,</w:t>
+            </w:r>
+          </w:p>
+          <w:p>
+            <w:pPr>
+              <w:keepNext w:val="0"/>
+              <w:keepLines w:val="0"/>
+              <w:widowControl/>
+              <w:suppressLineNumbers w:val="0"/>
+              <w:shd w:val="clear" w:fill="FFFFFF"/>
+              <w:spacing w:line="216" w:lineRule="atLeast"/>
+              <w:jc w:val="left"/>
+              <w:rPr>
+                <w:rFonts w:hint="default" w:ascii="Courier New" w:hAnsi="Courier New" w:eastAsia="Courier New" w:cs="Courier New"/>
+                <w:b w:val="0"/>
+                <w:bCs w:val="0"/>
+                <w:color w:val="000000"/>
+                <w:sz w:val="14"/>
+                <w:szCs w:val="14"/>
+              </w:rPr>
+            </w:pPr>
+            <w:r>
+              <w:rPr>
+                <w:rFonts w:hint="default" w:ascii="Courier New" w:hAnsi="Courier New" w:eastAsia="Courier New" w:cs="Courier New"/>
+                <w:b w:val="0"/>
+                <w:bCs w:val="0"/>
+                <w:color w:val="000000"/>
+                <w:kern w:val="0"/>
+                <w:sz w:val="14"/>
+                <w:szCs w:val="14"/>
+                <w:shd w:val="clear" w:fill="FFFFFF"/>
+                <w:lang w:val="en-US" w:eastAsia="zh-CN" w:bidi="ar"/>
+              </w:rPr>
+              <w:t xml:space="preserve">                    </w:t>
+            </w:r>
+            <w:r>
+              <w:rPr>
+                <w:rFonts w:hint="default" w:ascii="Courier New" w:hAnsi="Courier New" w:eastAsia="Courier New" w:cs="Courier New"/>
+                <w:b w:val="0"/>
+                <w:bCs w:val="0"/>
+                <w:color w:val="A31515"/>
+                <w:kern w:val="0"/>
+                <w:sz w:val="14"/>
+                <w:szCs w:val="14"/>
+                <w:shd w:val="clear" w:fill="FFFFFF"/>
+                <w:lang w:val="en-US" w:eastAsia="zh-CN" w:bidi="ar"/>
+              </w:rPr>
+              <w:t>"args"</w:t>
+            </w:r>
+            <w:r>
+              <w:rPr>
+                <w:rFonts w:hint="default" w:ascii="Courier New" w:hAnsi="Courier New" w:eastAsia="Courier New" w:cs="Courier New"/>
+                <w:b w:val="0"/>
+                <w:bCs w:val="0"/>
+                <w:color w:val="000000"/>
+                <w:kern w:val="0"/>
+                <w:sz w:val="14"/>
+                <w:szCs w:val="14"/>
+                <w:shd w:val="clear" w:fill="FFFFFF"/>
+                <w:lang w:val="en-US" w:eastAsia="zh-CN" w:bidi="ar"/>
+              </w:rPr>
+              <w:t>:[</w:t>
+            </w:r>
+          </w:p>
+          <w:p>
+            <w:pPr>
+              <w:keepNext w:val="0"/>
+              <w:keepLines w:val="0"/>
+              <w:widowControl/>
+              <w:suppressLineNumbers w:val="0"/>
+              <w:shd w:val="clear" w:fill="FFFFFF"/>
+              <w:spacing w:line="216" w:lineRule="atLeast"/>
+              <w:jc w:val="left"/>
+              <w:rPr>
+                <w:rFonts w:hint="default" w:ascii="Courier New" w:hAnsi="Courier New" w:eastAsia="Courier New" w:cs="Courier New"/>
+                <w:b w:val="0"/>
+                <w:bCs w:val="0"/>
+                <w:color w:val="000000"/>
+                <w:sz w:val="14"/>
+                <w:szCs w:val="14"/>
+              </w:rPr>
+            </w:pPr>
+            <w:r>
+              <w:rPr>
+                <w:rFonts w:hint="default" w:ascii="Courier New" w:hAnsi="Courier New" w:eastAsia="Courier New" w:cs="Courier New"/>
+                <w:b w:val="0"/>
+                <w:bCs w:val="0"/>
+                <w:color w:val="000000"/>
+                <w:kern w:val="0"/>
+                <w:sz w:val="14"/>
+                <w:szCs w:val="14"/>
+                <w:shd w:val="clear" w:fill="FFFFFF"/>
+                <w:lang w:val="en-US" w:eastAsia="zh-CN" w:bidi="ar"/>
+              </w:rPr>
+              <w:t>                        {</w:t>
+            </w:r>
+          </w:p>
+          <w:p>
+            <w:pPr>
+              <w:keepNext w:val="0"/>
+              <w:keepLines w:val="0"/>
+              <w:widowControl/>
+              <w:suppressLineNumbers w:val="0"/>
+              <w:shd w:val="clear" w:fill="FFFFFF"/>
+              <w:spacing w:line="216" w:lineRule="atLeast"/>
+              <w:jc w:val="left"/>
+              <w:rPr>
+                <w:rFonts w:hint="default" w:ascii="Courier New" w:hAnsi="Courier New" w:eastAsia="Courier New" w:cs="Courier New"/>
+                <w:b w:val="0"/>
+                <w:bCs w:val="0"/>
+                <w:color w:val="000000"/>
+                <w:sz w:val="14"/>
+                <w:szCs w:val="14"/>
+              </w:rPr>
+            </w:pPr>
+            <w:r>
+              <w:rPr>
+                <w:rFonts w:hint="default" w:ascii="Courier New" w:hAnsi="Courier New" w:eastAsia="Courier New" w:cs="Courier New"/>
+                <w:b w:val="0"/>
+                <w:bCs w:val="0"/>
+                <w:color w:val="000000"/>
+                <w:kern w:val="0"/>
+                <w:sz w:val="14"/>
+                <w:szCs w:val="14"/>
+                <w:shd w:val="clear" w:fill="FFFFFF"/>
+                <w:lang w:val="en-US" w:eastAsia="zh-CN" w:bidi="ar"/>
+              </w:rPr>
+              <w:t xml:space="preserve">                            </w:t>
+            </w:r>
+            <w:r>
+              <w:rPr>
+                <w:rFonts w:hint="default" w:ascii="Courier New" w:hAnsi="Courier New" w:eastAsia="Courier New" w:cs="Courier New"/>
+                <w:b w:val="0"/>
+                <w:bCs w:val="0"/>
+                <w:color w:val="A31515"/>
+                <w:kern w:val="0"/>
+                <w:sz w:val="14"/>
+                <w:szCs w:val="14"/>
+                <w:shd w:val="clear" w:fill="FFFFFF"/>
+                <w:lang w:val="en-US" w:eastAsia="zh-CN" w:bidi="ar"/>
+              </w:rPr>
+              <w:t>"name"</w:t>
+            </w:r>
+            <w:r>
+              <w:rPr>
+                <w:rFonts w:hint="default" w:ascii="Courier New" w:hAnsi="Courier New" w:eastAsia="Courier New" w:cs="Courier New"/>
+                <w:b w:val="0"/>
+                <w:bCs w:val="0"/>
+                <w:color w:val="000000"/>
+                <w:kern w:val="0"/>
+                <w:sz w:val="14"/>
+                <w:szCs w:val="14"/>
+                <w:shd w:val="clear" w:fill="FFFFFF"/>
+                <w:lang w:val="en-US" w:eastAsia="zh-CN" w:bidi="ar"/>
+              </w:rPr>
+              <w:t>:</w:t>
+            </w:r>
+            <w:r>
+              <w:rPr>
+                <w:rFonts w:hint="default" w:ascii="Courier New" w:hAnsi="Courier New" w:eastAsia="Courier New" w:cs="Courier New"/>
+                <w:b w:val="0"/>
+                <w:bCs w:val="0"/>
+                <w:color w:val="0451A5"/>
+                <w:kern w:val="0"/>
+                <w:sz w:val="14"/>
+                <w:szCs w:val="14"/>
+                <w:shd w:val="clear" w:fill="FFFFFF"/>
+                <w:lang w:val="en-US" w:eastAsia="zh-CN" w:bidi="ar"/>
+              </w:rPr>
+              <w:t>"安全驾驶"</w:t>
+            </w:r>
+          </w:p>
+          <w:p>
+            <w:pPr>
+              <w:keepNext w:val="0"/>
+              <w:keepLines w:val="0"/>
+              <w:widowControl/>
+              <w:suppressLineNumbers w:val="0"/>
+              <w:shd w:val="clear" w:fill="FFFFFF"/>
+              <w:spacing w:line="216" w:lineRule="atLeast"/>
+              <w:jc w:val="left"/>
+              <w:rPr>
+                <w:rFonts w:hint="default" w:ascii="Courier New" w:hAnsi="Courier New" w:eastAsia="Courier New" w:cs="Courier New"/>
+                <w:b w:val="0"/>
+                <w:bCs w:val="0"/>
+                <w:color w:val="000000"/>
+                <w:sz w:val="14"/>
+                <w:szCs w:val="14"/>
+              </w:rPr>
+            </w:pPr>
+            <w:r>
+              <w:rPr>
+                <w:rFonts w:hint="default" w:ascii="Courier New" w:hAnsi="Courier New" w:eastAsia="Courier New" w:cs="Courier New"/>
+                <w:b w:val="0"/>
+                <w:bCs w:val="0"/>
+                <w:color w:val="000000"/>
+                <w:kern w:val="0"/>
+                <w:sz w:val="14"/>
+                <w:szCs w:val="14"/>
+                <w:shd w:val="clear" w:fill="FFFFFF"/>
+                <w:lang w:val="en-US" w:eastAsia="zh-CN" w:bidi="ar"/>
+              </w:rPr>
+              <w:t>                        },</w:t>
+            </w:r>
+          </w:p>
+          <w:p>
+            <w:pPr>
+              <w:keepNext w:val="0"/>
+              <w:keepLines w:val="0"/>
+              <w:widowControl/>
+              <w:suppressLineNumbers w:val="0"/>
+              <w:shd w:val="clear" w:fill="FFFFFF"/>
+              <w:spacing w:line="216" w:lineRule="atLeast"/>
+              <w:jc w:val="left"/>
+              <w:rPr>
+                <w:rFonts w:hint="default" w:ascii="Courier New" w:hAnsi="Courier New" w:eastAsia="Courier New" w:cs="Courier New"/>
+                <w:b w:val="0"/>
+                <w:bCs w:val="0"/>
+                <w:color w:val="000000"/>
+                <w:sz w:val="14"/>
+                <w:szCs w:val="14"/>
+              </w:rPr>
+            </w:pPr>
+            <w:r>
+              <w:rPr>
+                <w:rFonts w:hint="default" w:ascii="Courier New" w:hAnsi="Courier New" w:eastAsia="Courier New" w:cs="Courier New"/>
+                <w:b w:val="0"/>
+                <w:bCs w:val="0"/>
+                <w:color w:val="000000"/>
+                <w:kern w:val="0"/>
+                <w:sz w:val="14"/>
+                <w:szCs w:val="14"/>
+                <w:shd w:val="clear" w:fill="FFFFFF"/>
+                <w:lang w:val="en-US" w:eastAsia="zh-CN" w:bidi="ar"/>
+              </w:rPr>
+              <w:t>                        {</w:t>
+            </w:r>
+          </w:p>
+          <w:p>
+            <w:pPr>
+              <w:keepNext w:val="0"/>
+              <w:keepLines w:val="0"/>
+              <w:widowControl/>
+              <w:suppressLineNumbers w:val="0"/>
+              <w:shd w:val="clear" w:fill="FFFFFF"/>
+              <w:spacing w:line="216" w:lineRule="atLeast"/>
+              <w:jc w:val="left"/>
+              <w:rPr>
+                <w:rFonts w:hint="default" w:ascii="Courier New" w:hAnsi="Courier New" w:eastAsia="Courier New" w:cs="Courier New"/>
+                <w:b w:val="0"/>
+                <w:bCs w:val="0"/>
+                <w:color w:val="000000"/>
+                <w:sz w:val="14"/>
+                <w:szCs w:val="14"/>
+              </w:rPr>
+            </w:pPr>
+            <w:r>
+              <w:rPr>
+                <w:rFonts w:hint="default" w:ascii="Courier New" w:hAnsi="Courier New" w:eastAsia="Courier New" w:cs="Courier New"/>
+                <w:b w:val="0"/>
+                <w:bCs w:val="0"/>
+                <w:color w:val="000000"/>
+                <w:kern w:val="0"/>
+                <w:sz w:val="14"/>
+                <w:szCs w:val="14"/>
+                <w:shd w:val="clear" w:fill="FFFFFF"/>
+                <w:lang w:val="en-US" w:eastAsia="zh-CN" w:bidi="ar"/>
+              </w:rPr>
+              <w:t xml:space="preserve">                            </w:t>
+            </w:r>
+            <w:r>
+              <w:rPr>
+                <w:rFonts w:hint="default" w:ascii="Courier New" w:hAnsi="Courier New" w:eastAsia="Courier New" w:cs="Courier New"/>
+                <w:b w:val="0"/>
+                <w:bCs w:val="0"/>
+                <w:color w:val="A31515"/>
+                <w:kern w:val="0"/>
+                <w:sz w:val="14"/>
+                <w:szCs w:val="14"/>
+                <w:shd w:val="clear" w:fill="FFFFFF"/>
+                <w:lang w:val="en-US" w:eastAsia="zh-CN" w:bidi="ar"/>
+              </w:rPr>
+              <w:t>"name"</w:t>
+            </w:r>
+            <w:r>
+              <w:rPr>
+                <w:rFonts w:hint="default" w:ascii="Courier New" w:hAnsi="Courier New" w:eastAsia="Courier New" w:cs="Courier New"/>
+                <w:b w:val="0"/>
+                <w:bCs w:val="0"/>
+                <w:color w:val="000000"/>
+                <w:kern w:val="0"/>
+                <w:sz w:val="14"/>
+                <w:szCs w:val="14"/>
+                <w:shd w:val="clear" w:fill="FFFFFF"/>
+                <w:lang w:val="en-US" w:eastAsia="zh-CN" w:bidi="ar"/>
+              </w:rPr>
+              <w:t>:</w:t>
+            </w:r>
+            <w:r>
+              <w:rPr>
+                <w:rFonts w:hint="default" w:ascii="Courier New" w:hAnsi="Courier New" w:eastAsia="Courier New" w:cs="Courier New"/>
+                <w:b w:val="0"/>
+                <w:bCs w:val="0"/>
+                <w:color w:val="0451A5"/>
+                <w:kern w:val="0"/>
+                <w:sz w:val="14"/>
+                <w:szCs w:val="14"/>
+                <w:shd w:val="clear" w:fill="FFFFFF"/>
+                <w:lang w:val="en-US" w:eastAsia="zh-CN" w:bidi="ar"/>
+              </w:rPr>
+              <w:t>"安全驾驶"</w:t>
+            </w:r>
+          </w:p>
+          <w:p>
+            <w:pPr>
+              <w:keepNext w:val="0"/>
+              <w:keepLines w:val="0"/>
+              <w:widowControl/>
+              <w:suppressLineNumbers w:val="0"/>
+              <w:shd w:val="clear" w:fill="FFFFFF"/>
+              <w:spacing w:line="216" w:lineRule="atLeast"/>
+              <w:jc w:val="left"/>
+              <w:rPr>
+                <w:rFonts w:hint="default" w:ascii="Courier New" w:hAnsi="Courier New" w:eastAsia="Courier New" w:cs="Courier New"/>
+                <w:b w:val="0"/>
+                <w:bCs w:val="0"/>
+                <w:color w:val="000000"/>
+                <w:sz w:val="14"/>
+                <w:szCs w:val="14"/>
+              </w:rPr>
+            </w:pPr>
+            <w:r>
+              <w:rPr>
+                <w:rFonts w:hint="default" w:ascii="Courier New" w:hAnsi="Courier New" w:eastAsia="Courier New" w:cs="Courier New"/>
+                <w:b w:val="0"/>
+                <w:bCs w:val="0"/>
+                <w:color w:val="000000"/>
+                <w:kern w:val="0"/>
+                <w:sz w:val="14"/>
+                <w:szCs w:val="14"/>
+                <w:shd w:val="clear" w:fill="FFFFFF"/>
+                <w:lang w:val="en-US" w:eastAsia="zh-CN" w:bidi="ar"/>
+              </w:rPr>
+              <w:t>                        }</w:t>
+            </w:r>
+          </w:p>
+          <w:p>
+            <w:pPr>
+              <w:keepNext w:val="0"/>
+              <w:keepLines w:val="0"/>
+              <w:widowControl/>
+              <w:suppressLineNumbers w:val="0"/>
+              <w:shd w:val="clear" w:fill="FFFFFF"/>
+              <w:spacing w:line="216" w:lineRule="atLeast"/>
+              <w:jc w:val="left"/>
+              <w:rPr>
+                <w:rFonts w:hint="default" w:ascii="Courier New" w:hAnsi="Courier New" w:eastAsia="Courier New" w:cs="Courier New"/>
+                <w:b w:val="0"/>
+                <w:bCs w:val="0"/>
+                <w:color w:val="000000"/>
+                <w:sz w:val="14"/>
+                <w:szCs w:val="14"/>
+              </w:rPr>
+            </w:pPr>
+            <w:r>
+              <w:rPr>
+                <w:rFonts w:hint="default" w:ascii="Courier New" w:hAnsi="Courier New" w:eastAsia="Courier New" w:cs="Courier New"/>
+                <w:b w:val="0"/>
+                <w:bCs w:val="0"/>
+                <w:color w:val="000000"/>
+                <w:kern w:val="0"/>
+                <w:sz w:val="14"/>
+                <w:szCs w:val="14"/>
+                <w:shd w:val="clear" w:fill="FFFFFF"/>
+                <w:lang w:val="en-US" w:eastAsia="zh-CN" w:bidi="ar"/>
+              </w:rPr>
+              <w:t>                    ]</w:t>
+            </w:r>
+          </w:p>
+          <w:p>
+            <w:pPr>
+              <w:keepNext w:val="0"/>
+              <w:keepLines w:val="0"/>
+              <w:widowControl/>
+              <w:suppressLineNumbers w:val="0"/>
+              <w:shd w:val="clear" w:fill="FFFFFF"/>
+              <w:spacing w:line="216" w:lineRule="atLeast"/>
+              <w:jc w:val="left"/>
+              <w:rPr>
+                <w:rFonts w:hint="default" w:ascii="Courier New" w:hAnsi="Courier New" w:eastAsia="Courier New" w:cs="Courier New"/>
+                <w:b w:val="0"/>
+                <w:bCs w:val="0"/>
+                <w:color w:val="000000"/>
+                <w:sz w:val="14"/>
+                <w:szCs w:val="14"/>
+              </w:rPr>
+            </w:pPr>
+            <w:r>
+              <w:rPr>
+                <w:rFonts w:hint="default" w:ascii="Courier New" w:hAnsi="Courier New" w:eastAsia="Courier New" w:cs="Courier New"/>
+                <w:b w:val="0"/>
+                <w:bCs w:val="0"/>
+                <w:color w:val="000000"/>
+                <w:kern w:val="0"/>
+                <w:sz w:val="14"/>
+                <w:szCs w:val="14"/>
+                <w:shd w:val="clear" w:fill="FFFFFF"/>
+                <w:lang w:val="en-US" w:eastAsia="zh-CN" w:bidi="ar"/>
+              </w:rPr>
+              <w:t>                },</w:t>
+            </w:r>
+          </w:p>
+          <w:p>
+            <w:pPr>
+              <w:keepNext w:val="0"/>
+              <w:keepLines w:val="0"/>
+              <w:widowControl/>
+              <w:suppressLineNumbers w:val="0"/>
+              <w:shd w:val="clear" w:fill="FFFFFF"/>
+              <w:spacing w:line="216" w:lineRule="atLeast"/>
+              <w:jc w:val="left"/>
+              <w:rPr>
+                <w:rFonts w:hint="default" w:ascii="Courier New" w:hAnsi="Courier New" w:eastAsia="Courier New" w:cs="Courier New"/>
+                <w:b w:val="0"/>
+                <w:bCs w:val="0"/>
+                <w:color w:val="000000"/>
+                <w:sz w:val="14"/>
+                <w:szCs w:val="14"/>
+              </w:rPr>
+            </w:pPr>
+            <w:r>
+              <w:rPr>
+                <w:rFonts w:hint="default" w:ascii="Courier New" w:hAnsi="Courier New" w:eastAsia="Courier New" w:cs="Courier New"/>
+                <w:b w:val="0"/>
+                <w:bCs w:val="0"/>
+                <w:color w:val="000000"/>
+                <w:kern w:val="0"/>
+                <w:sz w:val="14"/>
+                <w:szCs w:val="14"/>
+                <w:shd w:val="clear" w:fill="FFFFFF"/>
+                <w:lang w:val="en-US" w:eastAsia="zh-CN" w:bidi="ar"/>
+              </w:rPr>
+              <w:t>                {</w:t>
+            </w:r>
+          </w:p>
+          <w:p>
+            <w:pPr>
+              <w:keepNext w:val="0"/>
+              <w:keepLines w:val="0"/>
+              <w:widowControl/>
+              <w:suppressLineNumbers w:val="0"/>
+              <w:shd w:val="clear" w:fill="FFFFFF"/>
+              <w:spacing w:line="216" w:lineRule="atLeast"/>
+              <w:jc w:val="left"/>
+              <w:rPr>
+                <w:rFonts w:hint="default" w:ascii="Courier New" w:hAnsi="Courier New" w:eastAsia="Courier New" w:cs="Courier New"/>
+                <w:b w:val="0"/>
+                <w:bCs w:val="0"/>
+                <w:color w:val="000000"/>
+                <w:sz w:val="14"/>
+                <w:szCs w:val="14"/>
+              </w:rPr>
+            </w:pPr>
+            <w:r>
+              <w:rPr>
+                <w:rFonts w:hint="default" w:ascii="Courier New" w:hAnsi="Courier New" w:eastAsia="Courier New" w:cs="Courier New"/>
+                <w:b w:val="0"/>
+                <w:bCs w:val="0"/>
+                <w:color w:val="000000"/>
+                <w:kern w:val="0"/>
+                <w:sz w:val="14"/>
+                <w:szCs w:val="14"/>
+                <w:shd w:val="clear" w:fill="FFFFFF"/>
+                <w:lang w:val="en-US" w:eastAsia="zh-CN" w:bidi="ar"/>
+              </w:rPr>
+              <w:t xml:space="preserve">                    </w:t>
+            </w:r>
+            <w:r>
+              <w:rPr>
+                <w:rFonts w:hint="default" w:ascii="Courier New" w:hAnsi="Courier New" w:eastAsia="Courier New" w:cs="Courier New"/>
+                <w:b w:val="0"/>
+                <w:bCs w:val="0"/>
+                <w:color w:val="A31515"/>
+                <w:kern w:val="0"/>
+                <w:sz w:val="14"/>
+                <w:szCs w:val="14"/>
+                <w:shd w:val="clear" w:fill="FFFFFF"/>
+                <w:lang w:val="en-US" w:eastAsia="zh-CN" w:bidi="ar"/>
+              </w:rPr>
+              <w:t>"deviceType"</w:t>
+            </w:r>
+            <w:r>
+              <w:rPr>
+                <w:rFonts w:hint="default" w:ascii="Courier New" w:hAnsi="Courier New" w:eastAsia="Courier New" w:cs="Courier New"/>
+                <w:b w:val="0"/>
+                <w:bCs w:val="0"/>
+                <w:color w:val="000000"/>
+                <w:kern w:val="0"/>
+                <w:sz w:val="14"/>
+                <w:szCs w:val="14"/>
+                <w:shd w:val="clear" w:fill="FFFFFF"/>
+                <w:lang w:val="en-US" w:eastAsia="zh-CN" w:bidi="ar"/>
+              </w:rPr>
+              <w:t>:</w:t>
+            </w:r>
+            <w:r>
+              <w:rPr>
+                <w:rFonts w:hint="default" w:ascii="Courier New" w:hAnsi="Courier New" w:eastAsia="Courier New" w:cs="Courier New"/>
+                <w:b w:val="0"/>
+                <w:bCs w:val="0"/>
+                <w:color w:val="098658"/>
+                <w:kern w:val="0"/>
+                <w:sz w:val="14"/>
+                <w:szCs w:val="14"/>
+                <w:shd w:val="clear" w:fill="FFFFFF"/>
+                <w:lang w:val="en-US" w:eastAsia="zh-CN" w:bidi="ar"/>
+              </w:rPr>
+              <w:t>0</w:t>
+            </w:r>
+            <w:r>
+              <w:rPr>
+                <w:rFonts w:hint="default" w:ascii="Courier New" w:hAnsi="Courier New" w:eastAsia="Courier New" w:cs="Courier New"/>
+                <w:b w:val="0"/>
+                <w:bCs w:val="0"/>
+                <w:color w:val="000000"/>
+                <w:kern w:val="0"/>
+                <w:sz w:val="14"/>
+                <w:szCs w:val="14"/>
+                <w:shd w:val="clear" w:fill="FFFFFF"/>
+                <w:lang w:val="en-US" w:eastAsia="zh-CN" w:bidi="ar"/>
+              </w:rPr>
+              <w:t>,</w:t>
+            </w:r>
+          </w:p>
+          <w:p>
+            <w:pPr>
+              <w:keepNext w:val="0"/>
+              <w:keepLines w:val="0"/>
+              <w:widowControl/>
+              <w:suppressLineNumbers w:val="0"/>
+              <w:shd w:val="clear" w:fill="FFFFFF"/>
+              <w:spacing w:line="216" w:lineRule="atLeast"/>
+              <w:jc w:val="left"/>
+              <w:rPr>
+                <w:rFonts w:hint="default" w:ascii="Courier New" w:hAnsi="Courier New" w:eastAsia="Courier New" w:cs="Courier New"/>
+                <w:b w:val="0"/>
+                <w:bCs w:val="0"/>
+                <w:color w:val="000000"/>
+                <w:sz w:val="14"/>
+                <w:szCs w:val="14"/>
+              </w:rPr>
+            </w:pPr>
+            <w:r>
+              <w:rPr>
+                <w:rFonts w:hint="default" w:ascii="Courier New" w:hAnsi="Courier New" w:eastAsia="Courier New" w:cs="Courier New"/>
+                <w:b w:val="0"/>
+                <w:bCs w:val="0"/>
+                <w:color w:val="000000"/>
+                <w:kern w:val="0"/>
+                <w:sz w:val="14"/>
+                <w:szCs w:val="14"/>
+                <w:shd w:val="clear" w:fill="FFFFFF"/>
+                <w:lang w:val="en-US" w:eastAsia="zh-CN" w:bidi="ar"/>
+              </w:rPr>
+              <w:t xml:space="preserve">                    </w:t>
+            </w:r>
+            <w:r>
+              <w:rPr>
+                <w:rFonts w:hint="default" w:ascii="Courier New" w:hAnsi="Courier New" w:eastAsia="Courier New" w:cs="Courier New"/>
+                <w:b w:val="0"/>
+                <w:bCs w:val="0"/>
+                <w:color w:val="A31515"/>
+                <w:kern w:val="0"/>
+                <w:sz w:val="14"/>
+                <w:szCs w:val="14"/>
+                <w:shd w:val="clear" w:fill="FFFFFF"/>
+                <w:lang w:val="en-US" w:eastAsia="zh-CN" w:bidi="ar"/>
+              </w:rPr>
+              <w:t>"deviceId"</w:t>
+            </w:r>
+            <w:r>
+              <w:rPr>
+                <w:rFonts w:hint="default" w:ascii="Courier New" w:hAnsi="Courier New" w:eastAsia="Courier New" w:cs="Courier New"/>
+                <w:b w:val="0"/>
+                <w:bCs w:val="0"/>
+                <w:color w:val="000000"/>
+                <w:kern w:val="0"/>
+                <w:sz w:val="14"/>
+                <w:szCs w:val="14"/>
+                <w:shd w:val="clear" w:fill="FFFFFF"/>
+                <w:lang w:val="en-US" w:eastAsia="zh-CN" w:bidi="ar"/>
+              </w:rPr>
+              <w:t>:</w:t>
+            </w:r>
+            <w:r>
+              <w:rPr>
+                <w:rFonts w:hint="default" w:ascii="Courier New" w:hAnsi="Courier New" w:eastAsia="Courier New" w:cs="Courier New"/>
+                <w:b w:val="0"/>
+                <w:bCs w:val="0"/>
+                <w:color w:val="098658"/>
+                <w:kern w:val="0"/>
+                <w:sz w:val="14"/>
+                <w:szCs w:val="14"/>
+                <w:shd w:val="clear" w:fill="FFFFFF"/>
+                <w:lang w:val="en-US" w:eastAsia="zh-CN" w:bidi="ar"/>
+              </w:rPr>
+              <w:t>1</w:t>
+            </w:r>
+            <w:r>
+              <w:rPr>
+                <w:rFonts w:hint="default" w:ascii="Courier New" w:hAnsi="Courier New" w:eastAsia="Courier New" w:cs="Courier New"/>
+                <w:b w:val="0"/>
+                <w:bCs w:val="0"/>
+                <w:color w:val="000000"/>
+                <w:kern w:val="0"/>
+                <w:sz w:val="14"/>
+                <w:szCs w:val="14"/>
+                <w:shd w:val="clear" w:fill="FFFFFF"/>
+                <w:lang w:val="en-US" w:eastAsia="zh-CN" w:bidi="ar"/>
+              </w:rPr>
+              <w:t>,</w:t>
+            </w:r>
+          </w:p>
+          <w:p>
+            <w:pPr>
+              <w:keepNext w:val="0"/>
+              <w:keepLines w:val="0"/>
+              <w:widowControl/>
+              <w:suppressLineNumbers w:val="0"/>
+              <w:shd w:val="clear" w:fill="FFFFFF"/>
+              <w:spacing w:line="216" w:lineRule="atLeast"/>
+              <w:jc w:val="left"/>
+              <w:rPr>
+                <w:rFonts w:hint="default" w:ascii="Courier New" w:hAnsi="Courier New" w:eastAsia="Courier New" w:cs="Courier New"/>
+                <w:b w:val="0"/>
+                <w:bCs w:val="0"/>
+                <w:color w:val="000000"/>
+                <w:sz w:val="14"/>
+                <w:szCs w:val="14"/>
+              </w:rPr>
+            </w:pPr>
+            <w:r>
+              <w:rPr>
+                <w:rFonts w:hint="default" w:ascii="Courier New" w:hAnsi="Courier New" w:eastAsia="Courier New" w:cs="Courier New"/>
+                <w:b w:val="0"/>
+                <w:bCs w:val="0"/>
+                <w:color w:val="000000"/>
+                <w:kern w:val="0"/>
+                <w:sz w:val="14"/>
+                <w:szCs w:val="14"/>
+                <w:shd w:val="clear" w:fill="FFFFFF"/>
+                <w:lang w:val="en-US" w:eastAsia="zh-CN" w:bidi="ar"/>
+              </w:rPr>
+              <w:t xml:space="preserve">                    </w:t>
+            </w:r>
+            <w:r>
+              <w:rPr>
+                <w:rFonts w:hint="default" w:ascii="Courier New" w:hAnsi="Courier New" w:eastAsia="Courier New" w:cs="Courier New"/>
+                <w:b w:val="0"/>
+                <w:bCs w:val="0"/>
+                <w:color w:val="A31515"/>
+                <w:kern w:val="0"/>
+                <w:sz w:val="14"/>
+                <w:szCs w:val="14"/>
+                <w:shd w:val="clear" w:fill="FFFFFF"/>
+                <w:lang w:val="en-US" w:eastAsia="zh-CN" w:bidi="ar"/>
+              </w:rPr>
+              <w:t>"condition"</w:t>
+            </w:r>
+            <w:r>
+              <w:rPr>
+                <w:rFonts w:hint="default" w:ascii="Courier New" w:hAnsi="Courier New" w:eastAsia="Courier New" w:cs="Courier New"/>
+                <w:b w:val="0"/>
+                <w:bCs w:val="0"/>
+                <w:color w:val="000000"/>
+                <w:kern w:val="0"/>
+                <w:sz w:val="14"/>
+                <w:szCs w:val="14"/>
+                <w:shd w:val="clear" w:fill="FFFFFF"/>
+                <w:lang w:val="en-US" w:eastAsia="zh-CN" w:bidi="ar"/>
+              </w:rPr>
+              <w:t>:</w:t>
+            </w:r>
+            <w:r>
+              <w:rPr>
+                <w:rFonts w:hint="default" w:ascii="Courier New" w:hAnsi="Courier New" w:eastAsia="Courier New" w:cs="Courier New"/>
+                <w:b w:val="0"/>
+                <w:bCs w:val="0"/>
+                <w:color w:val="098658"/>
+                <w:kern w:val="0"/>
+                <w:sz w:val="14"/>
+                <w:szCs w:val="14"/>
+                <w:shd w:val="clear" w:fill="FFFFFF"/>
+                <w:lang w:val="en-US" w:eastAsia="zh-CN" w:bidi="ar"/>
+              </w:rPr>
+              <w:t>4</w:t>
+            </w:r>
+            <w:r>
+              <w:rPr>
+                <w:rFonts w:hint="default" w:ascii="Courier New" w:hAnsi="Courier New" w:eastAsia="Courier New" w:cs="Courier New"/>
+                <w:b w:val="0"/>
+                <w:bCs w:val="0"/>
+                <w:color w:val="000000"/>
+                <w:kern w:val="0"/>
+                <w:sz w:val="14"/>
+                <w:szCs w:val="14"/>
+                <w:shd w:val="clear" w:fill="FFFFFF"/>
+                <w:lang w:val="en-US" w:eastAsia="zh-CN" w:bidi="ar"/>
+              </w:rPr>
+              <w:t>,</w:t>
+            </w:r>
+          </w:p>
+          <w:p>
+            <w:pPr>
+              <w:keepNext w:val="0"/>
+              <w:keepLines w:val="0"/>
+              <w:widowControl/>
+              <w:suppressLineNumbers w:val="0"/>
+              <w:shd w:val="clear" w:fill="FFFFFF"/>
+              <w:spacing w:line="216" w:lineRule="atLeast"/>
+              <w:jc w:val="left"/>
+              <w:rPr>
+                <w:rFonts w:hint="default" w:ascii="Courier New" w:hAnsi="Courier New" w:eastAsia="Courier New" w:cs="Courier New"/>
+                <w:b w:val="0"/>
+                <w:bCs w:val="0"/>
+                <w:color w:val="000000"/>
+                <w:sz w:val="14"/>
+                <w:szCs w:val="14"/>
+              </w:rPr>
+            </w:pPr>
+            <w:r>
+              <w:rPr>
+                <w:rFonts w:hint="default" w:ascii="Courier New" w:hAnsi="Courier New" w:eastAsia="Courier New" w:cs="Courier New"/>
+                <w:b w:val="0"/>
+                <w:bCs w:val="0"/>
+                <w:color w:val="000000"/>
+                <w:kern w:val="0"/>
+                <w:sz w:val="14"/>
+                <w:szCs w:val="14"/>
+                <w:shd w:val="clear" w:fill="FFFFFF"/>
+                <w:lang w:val="en-US" w:eastAsia="zh-CN" w:bidi="ar"/>
+              </w:rPr>
+              <w:t xml:space="preserve">                    </w:t>
+            </w:r>
+            <w:r>
+              <w:rPr>
+                <w:rFonts w:hint="default" w:ascii="Courier New" w:hAnsi="Courier New" w:eastAsia="Courier New" w:cs="Courier New"/>
+                <w:b w:val="0"/>
+                <w:bCs w:val="0"/>
+                <w:color w:val="A31515"/>
+                <w:kern w:val="0"/>
+                <w:sz w:val="14"/>
+                <w:szCs w:val="14"/>
+                <w:shd w:val="clear" w:fill="FFFFFF"/>
+                <w:lang w:val="en-US" w:eastAsia="zh-CN" w:bidi="ar"/>
+              </w:rPr>
+              <w:t>"args"</w:t>
+            </w:r>
+            <w:r>
+              <w:rPr>
+                <w:rFonts w:hint="default" w:ascii="Courier New" w:hAnsi="Courier New" w:eastAsia="Courier New" w:cs="Courier New"/>
+                <w:b w:val="0"/>
+                <w:bCs w:val="0"/>
+                <w:color w:val="000000"/>
+                <w:kern w:val="0"/>
+                <w:sz w:val="14"/>
+                <w:szCs w:val="14"/>
+                <w:shd w:val="clear" w:fill="FFFFFF"/>
+                <w:lang w:val="en-US" w:eastAsia="zh-CN" w:bidi="ar"/>
+              </w:rPr>
+              <w:t>:[</w:t>
+            </w:r>
+          </w:p>
+          <w:p>
+            <w:pPr>
+              <w:keepNext w:val="0"/>
+              <w:keepLines w:val="0"/>
+              <w:widowControl/>
+              <w:suppressLineNumbers w:val="0"/>
+              <w:shd w:val="clear" w:fill="FFFFFF"/>
+              <w:spacing w:line="216" w:lineRule="atLeast"/>
+              <w:jc w:val="left"/>
+              <w:rPr>
+                <w:rFonts w:hint="default" w:ascii="Courier New" w:hAnsi="Courier New" w:eastAsia="Courier New" w:cs="Courier New"/>
+                <w:b w:val="0"/>
+                <w:bCs w:val="0"/>
+                <w:color w:val="000000"/>
+                <w:sz w:val="14"/>
+                <w:szCs w:val="14"/>
+              </w:rPr>
+            </w:pPr>
+            <w:r>
+              <w:rPr>
+                <w:rFonts w:hint="default" w:ascii="Courier New" w:hAnsi="Courier New" w:eastAsia="Courier New" w:cs="Courier New"/>
+                <w:b w:val="0"/>
+                <w:bCs w:val="0"/>
+                <w:color w:val="000000"/>
+                <w:kern w:val="0"/>
+                <w:sz w:val="14"/>
+                <w:szCs w:val="14"/>
+                <w:shd w:val="clear" w:fill="FFFFFF"/>
+                <w:lang w:val="en-US" w:eastAsia="zh-CN" w:bidi="ar"/>
+              </w:rPr>
+              <w:t>                        {</w:t>
+            </w:r>
+          </w:p>
+          <w:p>
+            <w:pPr>
+              <w:keepNext w:val="0"/>
+              <w:keepLines w:val="0"/>
+              <w:widowControl/>
+              <w:suppressLineNumbers w:val="0"/>
+              <w:shd w:val="clear" w:fill="FFFFFF"/>
+              <w:spacing w:line="216" w:lineRule="atLeast"/>
+              <w:jc w:val="left"/>
+              <w:rPr>
+                <w:rFonts w:hint="default" w:ascii="Courier New" w:hAnsi="Courier New" w:eastAsia="Courier New" w:cs="Courier New"/>
+                <w:b w:val="0"/>
+                <w:bCs w:val="0"/>
+                <w:color w:val="000000"/>
+                <w:sz w:val="14"/>
+                <w:szCs w:val="14"/>
+              </w:rPr>
+            </w:pPr>
+            <w:r>
+              <w:rPr>
+                <w:rFonts w:hint="default" w:ascii="Courier New" w:hAnsi="Courier New" w:eastAsia="Courier New" w:cs="Courier New"/>
+                <w:b w:val="0"/>
+                <w:bCs w:val="0"/>
+                <w:color w:val="000000"/>
+                <w:kern w:val="0"/>
+                <w:sz w:val="14"/>
+                <w:szCs w:val="14"/>
+                <w:shd w:val="clear" w:fill="FFFFFF"/>
+                <w:lang w:val="en-US" w:eastAsia="zh-CN" w:bidi="ar"/>
+              </w:rPr>
+              <w:t xml:space="preserve">                            </w:t>
+            </w:r>
+            <w:r>
+              <w:rPr>
+                <w:rFonts w:hint="default" w:ascii="Courier New" w:hAnsi="Courier New" w:eastAsia="Courier New" w:cs="Courier New"/>
+                <w:b w:val="0"/>
+                <w:bCs w:val="0"/>
+                <w:color w:val="A31515"/>
+                <w:kern w:val="0"/>
+                <w:sz w:val="14"/>
+                <w:szCs w:val="14"/>
+                <w:shd w:val="clear" w:fill="FFFFFF"/>
+                <w:lang w:val="en-US" w:eastAsia="zh-CN" w:bidi="ar"/>
+              </w:rPr>
+              <w:t>"name"</w:t>
+            </w:r>
+            <w:r>
+              <w:rPr>
+                <w:rFonts w:hint="default" w:ascii="Courier New" w:hAnsi="Courier New" w:eastAsia="Courier New" w:cs="Courier New"/>
+                <w:b w:val="0"/>
+                <w:bCs w:val="0"/>
+                <w:color w:val="000000"/>
+                <w:kern w:val="0"/>
+                <w:sz w:val="14"/>
+                <w:szCs w:val="14"/>
+                <w:shd w:val="clear" w:fill="FFFFFF"/>
+                <w:lang w:val="en-US" w:eastAsia="zh-CN" w:bidi="ar"/>
+              </w:rPr>
+              <w:t>:</w:t>
+            </w:r>
+            <w:r>
+              <w:rPr>
+                <w:rFonts w:hint="default" w:ascii="Courier New" w:hAnsi="Courier New" w:eastAsia="Courier New" w:cs="Courier New"/>
+                <w:b w:val="0"/>
+                <w:bCs w:val="0"/>
+                <w:color w:val="0451A5"/>
+                <w:kern w:val="0"/>
+                <w:sz w:val="14"/>
+                <w:szCs w:val="14"/>
+                <w:shd w:val="clear" w:fill="FFFFFF"/>
+                <w:lang w:val="en-US" w:eastAsia="zh-CN" w:bidi="ar"/>
+              </w:rPr>
+              <w:t>"安全驾驶"</w:t>
+            </w:r>
+          </w:p>
+          <w:p>
+            <w:pPr>
+              <w:keepNext w:val="0"/>
+              <w:keepLines w:val="0"/>
+              <w:widowControl/>
+              <w:suppressLineNumbers w:val="0"/>
+              <w:shd w:val="clear" w:fill="FFFFFF"/>
+              <w:spacing w:line="216" w:lineRule="atLeast"/>
+              <w:jc w:val="left"/>
+              <w:rPr>
+                <w:rFonts w:hint="default" w:ascii="Courier New" w:hAnsi="Courier New" w:eastAsia="Courier New" w:cs="Courier New"/>
+                <w:b w:val="0"/>
+                <w:bCs w:val="0"/>
+                <w:color w:val="000000"/>
+                <w:sz w:val="14"/>
+                <w:szCs w:val="14"/>
+              </w:rPr>
+            </w:pPr>
+            <w:r>
+              <w:rPr>
+                <w:rFonts w:hint="default" w:ascii="Courier New" w:hAnsi="Courier New" w:eastAsia="Courier New" w:cs="Courier New"/>
+                <w:b w:val="0"/>
+                <w:bCs w:val="0"/>
+                <w:color w:val="000000"/>
+                <w:kern w:val="0"/>
+                <w:sz w:val="14"/>
+                <w:szCs w:val="14"/>
+                <w:shd w:val="clear" w:fill="FFFFFF"/>
+                <w:lang w:val="en-US" w:eastAsia="zh-CN" w:bidi="ar"/>
+              </w:rPr>
+              <w:t>                        },</w:t>
+            </w:r>
+          </w:p>
+          <w:p>
+            <w:pPr>
+              <w:keepNext w:val="0"/>
+              <w:keepLines w:val="0"/>
+              <w:widowControl/>
+              <w:suppressLineNumbers w:val="0"/>
+              <w:shd w:val="clear" w:fill="FFFFFF"/>
+              <w:spacing w:line="216" w:lineRule="atLeast"/>
+              <w:jc w:val="left"/>
+              <w:rPr>
+                <w:rFonts w:hint="default" w:ascii="Courier New" w:hAnsi="Courier New" w:eastAsia="Courier New" w:cs="Courier New"/>
+                <w:b w:val="0"/>
+                <w:bCs w:val="0"/>
+                <w:color w:val="000000"/>
+                <w:sz w:val="14"/>
+                <w:szCs w:val="14"/>
+              </w:rPr>
+            </w:pPr>
+            <w:r>
+              <w:rPr>
+                <w:rFonts w:hint="default" w:ascii="Courier New" w:hAnsi="Courier New" w:eastAsia="Courier New" w:cs="Courier New"/>
+                <w:b w:val="0"/>
+                <w:bCs w:val="0"/>
+                <w:color w:val="000000"/>
+                <w:kern w:val="0"/>
+                <w:sz w:val="14"/>
+                <w:szCs w:val="14"/>
+                <w:shd w:val="clear" w:fill="FFFFFF"/>
+                <w:lang w:val="en-US" w:eastAsia="zh-CN" w:bidi="ar"/>
+              </w:rPr>
+              <w:t>                        {</w:t>
+            </w:r>
+          </w:p>
+          <w:p>
+            <w:pPr>
+              <w:keepNext w:val="0"/>
+              <w:keepLines w:val="0"/>
+              <w:widowControl/>
+              <w:suppressLineNumbers w:val="0"/>
+              <w:shd w:val="clear" w:fill="FFFFFF"/>
+              <w:spacing w:line="216" w:lineRule="atLeast"/>
+              <w:jc w:val="left"/>
+              <w:rPr>
+                <w:rFonts w:hint="default" w:ascii="Courier New" w:hAnsi="Courier New" w:eastAsia="Courier New" w:cs="Courier New"/>
+                <w:b w:val="0"/>
+                <w:bCs w:val="0"/>
+                <w:color w:val="000000"/>
+                <w:sz w:val="14"/>
+                <w:szCs w:val="14"/>
+              </w:rPr>
+            </w:pPr>
+            <w:r>
+              <w:rPr>
+                <w:rFonts w:hint="default" w:ascii="Courier New" w:hAnsi="Courier New" w:eastAsia="Courier New" w:cs="Courier New"/>
+                <w:b w:val="0"/>
+                <w:bCs w:val="0"/>
+                <w:color w:val="000000"/>
+                <w:kern w:val="0"/>
+                <w:sz w:val="14"/>
+                <w:szCs w:val="14"/>
+                <w:shd w:val="clear" w:fill="FFFFFF"/>
+                <w:lang w:val="en-US" w:eastAsia="zh-CN" w:bidi="ar"/>
+              </w:rPr>
+              <w:t xml:space="preserve">                            </w:t>
+            </w:r>
+            <w:r>
+              <w:rPr>
+                <w:rFonts w:hint="default" w:ascii="Courier New" w:hAnsi="Courier New" w:eastAsia="Courier New" w:cs="Courier New"/>
+                <w:b w:val="0"/>
+                <w:bCs w:val="0"/>
+                <w:color w:val="A31515"/>
+                <w:kern w:val="0"/>
+                <w:sz w:val="14"/>
+                <w:szCs w:val="14"/>
+                <w:shd w:val="clear" w:fill="FFFFFF"/>
+                <w:lang w:val="en-US" w:eastAsia="zh-CN" w:bidi="ar"/>
+              </w:rPr>
+              <w:t>"name"</w:t>
+            </w:r>
+            <w:r>
+              <w:rPr>
+                <w:rFonts w:hint="default" w:ascii="Courier New" w:hAnsi="Courier New" w:eastAsia="Courier New" w:cs="Courier New"/>
+                <w:b w:val="0"/>
+                <w:bCs w:val="0"/>
+                <w:color w:val="000000"/>
+                <w:kern w:val="0"/>
+                <w:sz w:val="14"/>
+                <w:szCs w:val="14"/>
+                <w:shd w:val="clear" w:fill="FFFFFF"/>
+                <w:lang w:val="en-US" w:eastAsia="zh-CN" w:bidi="ar"/>
+              </w:rPr>
+              <w:t>:</w:t>
+            </w:r>
+            <w:r>
+              <w:rPr>
+                <w:rFonts w:hint="default" w:ascii="Courier New" w:hAnsi="Courier New" w:eastAsia="Courier New" w:cs="Courier New"/>
+                <w:b w:val="0"/>
+                <w:bCs w:val="0"/>
+                <w:color w:val="0451A5"/>
+                <w:kern w:val="0"/>
+                <w:sz w:val="14"/>
+                <w:szCs w:val="14"/>
+                <w:shd w:val="clear" w:fill="FFFFFF"/>
+                <w:lang w:val="en-US" w:eastAsia="zh-CN" w:bidi="ar"/>
+              </w:rPr>
+              <w:t>"安全驾驶"</w:t>
+            </w:r>
+          </w:p>
+          <w:p>
+            <w:pPr>
+              <w:keepNext w:val="0"/>
+              <w:keepLines w:val="0"/>
+              <w:widowControl/>
+              <w:suppressLineNumbers w:val="0"/>
+              <w:shd w:val="clear" w:fill="FFFFFF"/>
+              <w:spacing w:line="216" w:lineRule="atLeast"/>
+              <w:jc w:val="left"/>
+              <w:rPr>
+                <w:rFonts w:hint="default" w:ascii="Courier New" w:hAnsi="Courier New" w:eastAsia="Courier New" w:cs="Courier New"/>
+                <w:b w:val="0"/>
+                <w:bCs w:val="0"/>
+                <w:color w:val="000000"/>
+                <w:sz w:val="14"/>
+                <w:szCs w:val="14"/>
+              </w:rPr>
+            </w:pPr>
+            <w:r>
+              <w:rPr>
+                <w:rFonts w:hint="default" w:ascii="Courier New" w:hAnsi="Courier New" w:eastAsia="Courier New" w:cs="Courier New"/>
+                <w:b w:val="0"/>
+                <w:bCs w:val="0"/>
+                <w:color w:val="000000"/>
+                <w:kern w:val="0"/>
+                <w:sz w:val="14"/>
+                <w:szCs w:val="14"/>
+                <w:shd w:val="clear" w:fill="FFFFFF"/>
+                <w:lang w:val="en-US" w:eastAsia="zh-CN" w:bidi="ar"/>
+              </w:rPr>
+              <w:t>                        }</w:t>
+            </w:r>
+          </w:p>
+          <w:p>
+            <w:pPr>
+              <w:keepNext w:val="0"/>
+              <w:keepLines w:val="0"/>
+              <w:widowControl/>
+              <w:suppressLineNumbers w:val="0"/>
+              <w:shd w:val="clear" w:fill="FFFFFF"/>
+              <w:spacing w:line="216" w:lineRule="atLeast"/>
+              <w:jc w:val="left"/>
+              <w:rPr>
+                <w:rFonts w:hint="default" w:ascii="Courier New" w:hAnsi="Courier New" w:eastAsia="Courier New" w:cs="Courier New"/>
+                <w:b w:val="0"/>
+                <w:bCs w:val="0"/>
+                <w:color w:val="000000"/>
+                <w:sz w:val="14"/>
+                <w:szCs w:val="14"/>
+              </w:rPr>
+            </w:pPr>
+            <w:r>
+              <w:rPr>
+                <w:rFonts w:hint="default" w:ascii="Courier New" w:hAnsi="Courier New" w:eastAsia="Courier New" w:cs="Courier New"/>
+                <w:b w:val="0"/>
+                <w:bCs w:val="0"/>
+                <w:color w:val="000000"/>
+                <w:kern w:val="0"/>
+                <w:sz w:val="14"/>
+                <w:szCs w:val="14"/>
+                <w:shd w:val="clear" w:fill="FFFFFF"/>
+                <w:lang w:val="en-US" w:eastAsia="zh-CN" w:bidi="ar"/>
+              </w:rPr>
+              <w:t>                    ]</w:t>
+            </w:r>
+          </w:p>
+          <w:p>
+            <w:pPr>
+              <w:keepNext w:val="0"/>
+              <w:keepLines w:val="0"/>
+              <w:widowControl/>
+              <w:suppressLineNumbers w:val="0"/>
+              <w:shd w:val="clear" w:fill="FFFFFF"/>
+              <w:spacing w:line="216" w:lineRule="atLeast"/>
+              <w:jc w:val="left"/>
+              <w:rPr>
+                <w:rFonts w:hint="default" w:ascii="Courier New" w:hAnsi="Courier New" w:eastAsia="Courier New" w:cs="Courier New"/>
+                <w:b w:val="0"/>
+                <w:bCs w:val="0"/>
+                <w:color w:val="000000"/>
+                <w:sz w:val="14"/>
+                <w:szCs w:val="14"/>
+              </w:rPr>
+            </w:pPr>
+            <w:r>
+              <w:rPr>
+                <w:rFonts w:hint="default" w:ascii="Courier New" w:hAnsi="Courier New" w:eastAsia="Courier New" w:cs="Courier New"/>
+                <w:b w:val="0"/>
+                <w:bCs w:val="0"/>
+                <w:color w:val="000000"/>
+                <w:kern w:val="0"/>
+                <w:sz w:val="14"/>
+                <w:szCs w:val="14"/>
+                <w:shd w:val="clear" w:fill="FFFFFF"/>
+                <w:lang w:val="en-US" w:eastAsia="zh-CN" w:bidi="ar"/>
+              </w:rPr>
+              <w:t>                }</w:t>
+            </w:r>
+          </w:p>
+          <w:p>
+            <w:pPr>
+              <w:keepNext w:val="0"/>
+              <w:keepLines w:val="0"/>
+              <w:widowControl/>
+              <w:suppressLineNumbers w:val="0"/>
+              <w:shd w:val="clear" w:fill="FFFFFF"/>
+              <w:spacing w:line="216" w:lineRule="atLeast"/>
+              <w:jc w:val="left"/>
+              <w:rPr>
+                <w:rFonts w:hint="default" w:ascii="Courier New" w:hAnsi="Courier New" w:eastAsia="Courier New" w:cs="Courier New"/>
+                <w:b w:val="0"/>
+                <w:bCs w:val="0"/>
+                <w:color w:val="000000"/>
+                <w:sz w:val="14"/>
+                <w:szCs w:val="14"/>
+              </w:rPr>
+            </w:pPr>
+            <w:r>
+              <w:rPr>
+                <w:rFonts w:hint="default" w:ascii="Courier New" w:hAnsi="Courier New" w:eastAsia="Courier New" w:cs="Courier New"/>
+                <w:b w:val="0"/>
+                <w:bCs w:val="0"/>
+                <w:color w:val="000000"/>
+                <w:kern w:val="0"/>
+                <w:sz w:val="14"/>
+                <w:szCs w:val="14"/>
+                <w:shd w:val="clear" w:fill="FFFFFF"/>
+                <w:lang w:val="en-US" w:eastAsia="zh-CN" w:bidi="ar"/>
+              </w:rPr>
+              <w:t>            ],</w:t>
+            </w:r>
+          </w:p>
+          <w:p>
+            <w:pPr>
+              <w:keepNext w:val="0"/>
+              <w:keepLines w:val="0"/>
+              <w:widowControl/>
+              <w:suppressLineNumbers w:val="0"/>
+              <w:shd w:val="clear" w:fill="FFFFFF"/>
+              <w:spacing w:line="216" w:lineRule="atLeast"/>
+              <w:jc w:val="left"/>
+              <w:rPr>
+                <w:rFonts w:hint="default" w:ascii="Courier New" w:hAnsi="Courier New" w:eastAsia="Courier New" w:cs="Courier New"/>
+                <w:b w:val="0"/>
+                <w:bCs w:val="0"/>
+                <w:color w:val="000000"/>
+                <w:sz w:val="14"/>
+                <w:szCs w:val="14"/>
+              </w:rPr>
+            </w:pPr>
+            <w:r>
+              <w:rPr>
+                <w:rFonts w:hint="default" w:ascii="Courier New" w:hAnsi="Courier New" w:eastAsia="Courier New" w:cs="Courier New"/>
+                <w:b w:val="0"/>
+                <w:bCs w:val="0"/>
+                <w:color w:val="000000"/>
+                <w:kern w:val="0"/>
+                <w:sz w:val="14"/>
+                <w:szCs w:val="14"/>
+                <w:shd w:val="clear" w:fill="FFFFFF"/>
+                <w:lang w:val="en-US" w:eastAsia="zh-CN" w:bidi="ar"/>
+              </w:rPr>
+              <w:t xml:space="preserve">            </w:t>
+            </w:r>
+            <w:r>
+              <w:rPr>
+                <w:rFonts w:hint="default" w:ascii="Courier New" w:hAnsi="Courier New" w:eastAsia="Courier New" w:cs="Courier New"/>
+                <w:b w:val="0"/>
+                <w:bCs w:val="0"/>
+                <w:color w:val="A31515"/>
+                <w:kern w:val="0"/>
+                <w:sz w:val="14"/>
+                <w:szCs w:val="14"/>
+                <w:shd w:val="clear" w:fill="FFFFFF"/>
+                <w:lang w:val="en-US" w:eastAsia="zh-CN" w:bidi="ar"/>
+              </w:rPr>
+              <w:t>"executeTaskList"</w:t>
+            </w:r>
+            <w:r>
+              <w:rPr>
+                <w:rFonts w:hint="default" w:ascii="Courier New" w:hAnsi="Courier New" w:eastAsia="Courier New" w:cs="Courier New"/>
+                <w:b w:val="0"/>
+                <w:bCs w:val="0"/>
+                <w:color w:val="000000"/>
+                <w:kern w:val="0"/>
+                <w:sz w:val="14"/>
+                <w:szCs w:val="14"/>
+                <w:shd w:val="clear" w:fill="FFFFFF"/>
+                <w:lang w:val="en-US" w:eastAsia="zh-CN" w:bidi="ar"/>
+              </w:rPr>
+              <w:t>:[    </w:t>
+            </w:r>
+          </w:p>
+          <w:p>
+            <w:pPr>
+              <w:keepNext w:val="0"/>
+              <w:keepLines w:val="0"/>
+              <w:widowControl/>
+              <w:suppressLineNumbers w:val="0"/>
+              <w:shd w:val="clear" w:fill="FFFFFF"/>
+              <w:spacing w:line="216" w:lineRule="atLeast"/>
+              <w:jc w:val="left"/>
+              <w:rPr>
+                <w:rFonts w:hint="default" w:ascii="Courier New" w:hAnsi="Courier New" w:eastAsia="Courier New" w:cs="Courier New"/>
+                <w:b w:val="0"/>
+                <w:bCs w:val="0"/>
+                <w:color w:val="000000"/>
+                <w:sz w:val="14"/>
+                <w:szCs w:val="14"/>
+              </w:rPr>
+            </w:pPr>
+            <w:r>
+              <w:rPr>
+                <w:rFonts w:hint="default" w:ascii="Courier New" w:hAnsi="Courier New" w:eastAsia="Courier New" w:cs="Courier New"/>
+                <w:b w:val="0"/>
+                <w:bCs w:val="0"/>
+                <w:color w:val="000000"/>
+                <w:kern w:val="0"/>
+                <w:sz w:val="14"/>
+                <w:szCs w:val="14"/>
+                <w:shd w:val="clear" w:fill="FFFFFF"/>
+                <w:lang w:val="en-US" w:eastAsia="zh-CN" w:bidi="ar"/>
+              </w:rPr>
+              <w:t>                {</w:t>
+            </w:r>
+          </w:p>
+          <w:p>
+            <w:pPr>
+              <w:keepNext w:val="0"/>
+              <w:keepLines w:val="0"/>
+              <w:widowControl/>
+              <w:suppressLineNumbers w:val="0"/>
+              <w:shd w:val="clear" w:fill="FFFFFF"/>
+              <w:spacing w:line="216" w:lineRule="atLeast"/>
+              <w:jc w:val="left"/>
+              <w:rPr>
+                <w:rFonts w:hint="default" w:ascii="Courier New" w:hAnsi="Courier New" w:eastAsia="Courier New" w:cs="Courier New"/>
+                <w:b w:val="0"/>
+                <w:bCs w:val="0"/>
+                <w:color w:val="000000"/>
+                <w:sz w:val="14"/>
+                <w:szCs w:val="14"/>
+              </w:rPr>
+            </w:pPr>
+            <w:r>
+              <w:rPr>
+                <w:rFonts w:hint="default" w:ascii="Courier New" w:hAnsi="Courier New" w:eastAsia="Courier New" w:cs="Courier New"/>
+                <w:b w:val="0"/>
+                <w:bCs w:val="0"/>
+                <w:color w:val="000000"/>
+                <w:kern w:val="0"/>
+                <w:sz w:val="14"/>
+                <w:szCs w:val="14"/>
+                <w:shd w:val="clear" w:fill="FFFFFF"/>
+                <w:lang w:val="en-US" w:eastAsia="zh-CN" w:bidi="ar"/>
+              </w:rPr>
+              <w:t xml:space="preserve">                    </w:t>
+            </w:r>
+            <w:r>
+              <w:rPr>
+                <w:rFonts w:hint="default" w:ascii="Courier New" w:hAnsi="Courier New" w:eastAsia="Courier New" w:cs="Courier New"/>
+                <w:b w:val="0"/>
+                <w:bCs w:val="0"/>
+                <w:color w:val="A31515"/>
+                <w:kern w:val="0"/>
+                <w:sz w:val="14"/>
+                <w:szCs w:val="14"/>
+                <w:shd w:val="clear" w:fill="FFFFFF"/>
+                <w:lang w:val="en-US" w:eastAsia="zh-CN" w:bidi="ar"/>
+              </w:rPr>
+              <w:t>"deviceType"</w:t>
+            </w:r>
+            <w:r>
+              <w:rPr>
+                <w:rFonts w:hint="default" w:ascii="Courier New" w:hAnsi="Courier New" w:eastAsia="Courier New" w:cs="Courier New"/>
+                <w:b w:val="0"/>
+                <w:bCs w:val="0"/>
+                <w:color w:val="000000"/>
+                <w:kern w:val="0"/>
+                <w:sz w:val="14"/>
+                <w:szCs w:val="14"/>
+                <w:shd w:val="clear" w:fill="FFFFFF"/>
+                <w:lang w:val="en-US" w:eastAsia="zh-CN" w:bidi="ar"/>
+              </w:rPr>
+              <w:t>:</w:t>
+            </w:r>
+            <w:r>
+              <w:rPr>
+                <w:rFonts w:hint="default" w:ascii="Courier New" w:hAnsi="Courier New" w:eastAsia="Courier New" w:cs="Courier New"/>
+                <w:b w:val="0"/>
+                <w:bCs w:val="0"/>
+                <w:color w:val="098658"/>
+                <w:kern w:val="0"/>
+                <w:sz w:val="14"/>
+                <w:szCs w:val="14"/>
+                <w:shd w:val="clear" w:fill="FFFFFF"/>
+                <w:lang w:val="en-US" w:eastAsia="zh-CN" w:bidi="ar"/>
+              </w:rPr>
+              <w:t>1</w:t>
+            </w:r>
+            <w:r>
+              <w:rPr>
+                <w:rFonts w:hint="default" w:ascii="Courier New" w:hAnsi="Courier New" w:eastAsia="Courier New" w:cs="Courier New"/>
+                <w:b w:val="0"/>
+                <w:bCs w:val="0"/>
+                <w:color w:val="000000"/>
+                <w:kern w:val="0"/>
+                <w:sz w:val="14"/>
+                <w:szCs w:val="14"/>
+                <w:shd w:val="clear" w:fill="FFFFFF"/>
+                <w:lang w:val="en-US" w:eastAsia="zh-CN" w:bidi="ar"/>
+              </w:rPr>
+              <w:t>,</w:t>
+            </w:r>
+          </w:p>
+          <w:p>
+            <w:pPr>
+              <w:keepNext w:val="0"/>
+              <w:keepLines w:val="0"/>
+              <w:widowControl/>
+              <w:suppressLineNumbers w:val="0"/>
+              <w:shd w:val="clear" w:fill="FFFFFF"/>
+              <w:spacing w:line="216" w:lineRule="atLeast"/>
+              <w:jc w:val="left"/>
+              <w:rPr>
+                <w:rFonts w:hint="default" w:ascii="Courier New" w:hAnsi="Courier New" w:eastAsia="Courier New" w:cs="Courier New"/>
+                <w:b w:val="0"/>
+                <w:bCs w:val="0"/>
+                <w:color w:val="000000"/>
+                <w:sz w:val="14"/>
+                <w:szCs w:val="14"/>
+              </w:rPr>
+            </w:pPr>
+            <w:r>
+              <w:rPr>
+                <w:rFonts w:hint="default" w:ascii="Courier New" w:hAnsi="Courier New" w:eastAsia="Courier New" w:cs="Courier New"/>
+                <w:b w:val="0"/>
+                <w:bCs w:val="0"/>
+                <w:color w:val="000000"/>
+                <w:kern w:val="0"/>
+                <w:sz w:val="14"/>
+                <w:szCs w:val="14"/>
+                <w:shd w:val="clear" w:fill="FFFFFF"/>
+                <w:lang w:val="en-US" w:eastAsia="zh-CN" w:bidi="ar"/>
+              </w:rPr>
+              <w:t xml:space="preserve">                    </w:t>
+            </w:r>
+            <w:r>
+              <w:rPr>
+                <w:rFonts w:hint="default" w:ascii="Courier New" w:hAnsi="Courier New" w:eastAsia="Courier New" w:cs="Courier New"/>
+                <w:b w:val="0"/>
+                <w:bCs w:val="0"/>
+                <w:color w:val="A31515"/>
+                <w:kern w:val="0"/>
+                <w:sz w:val="14"/>
+                <w:szCs w:val="14"/>
+                <w:shd w:val="clear" w:fill="FFFFFF"/>
+                <w:lang w:val="en-US" w:eastAsia="zh-CN" w:bidi="ar"/>
+              </w:rPr>
+              <w:t>"deviceId"</w:t>
+            </w:r>
+            <w:r>
+              <w:rPr>
+                <w:rFonts w:hint="default" w:ascii="Courier New" w:hAnsi="Courier New" w:eastAsia="Courier New" w:cs="Courier New"/>
+                <w:b w:val="0"/>
+                <w:bCs w:val="0"/>
+                <w:color w:val="000000"/>
+                <w:kern w:val="0"/>
+                <w:sz w:val="14"/>
+                <w:szCs w:val="14"/>
+                <w:shd w:val="clear" w:fill="FFFFFF"/>
+                <w:lang w:val="en-US" w:eastAsia="zh-CN" w:bidi="ar"/>
+              </w:rPr>
+              <w:t>:</w:t>
+            </w:r>
+            <w:r>
+              <w:rPr>
+                <w:rFonts w:hint="default" w:ascii="Courier New" w:hAnsi="Courier New" w:eastAsia="Courier New" w:cs="Courier New"/>
+                <w:b w:val="0"/>
+                <w:bCs w:val="0"/>
+                <w:color w:val="098658"/>
+                <w:kern w:val="0"/>
+                <w:sz w:val="14"/>
+                <w:szCs w:val="14"/>
+                <w:shd w:val="clear" w:fill="FFFFFF"/>
+                <w:lang w:val="en-US" w:eastAsia="zh-CN" w:bidi="ar"/>
+              </w:rPr>
+              <w:t>1</w:t>
+            </w:r>
+            <w:r>
+              <w:rPr>
+                <w:rFonts w:hint="default" w:ascii="Courier New" w:hAnsi="Courier New" w:eastAsia="Courier New" w:cs="Courier New"/>
+                <w:b w:val="0"/>
+                <w:bCs w:val="0"/>
+                <w:color w:val="000000"/>
+                <w:kern w:val="0"/>
+                <w:sz w:val="14"/>
+                <w:szCs w:val="14"/>
+                <w:shd w:val="clear" w:fill="FFFFFF"/>
+                <w:lang w:val="en-US" w:eastAsia="zh-CN" w:bidi="ar"/>
+              </w:rPr>
+              <w:t>,</w:t>
+            </w:r>
+          </w:p>
+          <w:p>
+            <w:pPr>
+              <w:keepNext w:val="0"/>
+              <w:keepLines w:val="0"/>
+              <w:widowControl/>
+              <w:suppressLineNumbers w:val="0"/>
+              <w:shd w:val="clear" w:fill="FFFFFF"/>
+              <w:spacing w:line="216" w:lineRule="atLeast"/>
+              <w:jc w:val="left"/>
+              <w:rPr>
+                <w:rFonts w:hint="default" w:ascii="Courier New" w:hAnsi="Courier New" w:eastAsia="Courier New" w:cs="Courier New"/>
+                <w:b w:val="0"/>
+                <w:bCs w:val="0"/>
+                <w:color w:val="000000"/>
+                <w:sz w:val="14"/>
+                <w:szCs w:val="14"/>
+              </w:rPr>
+            </w:pPr>
+            <w:r>
+              <w:rPr>
+                <w:rFonts w:hint="default" w:ascii="Courier New" w:hAnsi="Courier New" w:eastAsia="Courier New" w:cs="Courier New"/>
+                <w:b w:val="0"/>
+                <w:bCs w:val="0"/>
+                <w:color w:val="000000"/>
+                <w:kern w:val="0"/>
+                <w:sz w:val="14"/>
+                <w:szCs w:val="14"/>
+                <w:shd w:val="clear" w:fill="FFFFFF"/>
+                <w:lang w:val="en-US" w:eastAsia="zh-CN" w:bidi="ar"/>
+              </w:rPr>
+              <w:t xml:space="preserve">                    </w:t>
+            </w:r>
+            <w:r>
+              <w:rPr>
+                <w:rFonts w:hint="default" w:ascii="Courier New" w:hAnsi="Courier New" w:eastAsia="Courier New" w:cs="Courier New"/>
+                <w:b w:val="0"/>
+                <w:bCs w:val="0"/>
+                <w:color w:val="A31515"/>
+                <w:kern w:val="0"/>
+                <w:sz w:val="14"/>
+                <w:szCs w:val="14"/>
+                <w:shd w:val="clear" w:fill="FFFFFF"/>
+                <w:lang w:val="en-US" w:eastAsia="zh-CN" w:bidi="ar"/>
+              </w:rPr>
+              <w:t>"executeTask"</w:t>
+            </w:r>
+            <w:r>
+              <w:rPr>
+                <w:rFonts w:hint="default" w:ascii="Courier New" w:hAnsi="Courier New" w:eastAsia="Courier New" w:cs="Courier New"/>
+                <w:b w:val="0"/>
+                <w:bCs w:val="0"/>
+                <w:color w:val="000000"/>
+                <w:kern w:val="0"/>
+                <w:sz w:val="14"/>
+                <w:szCs w:val="14"/>
+                <w:shd w:val="clear" w:fill="FFFFFF"/>
+                <w:lang w:val="en-US" w:eastAsia="zh-CN" w:bidi="ar"/>
+              </w:rPr>
+              <w:t>:</w:t>
+            </w:r>
+            <w:r>
+              <w:rPr>
+                <w:rFonts w:hint="default" w:ascii="Courier New" w:hAnsi="Courier New" w:eastAsia="Courier New" w:cs="Courier New"/>
+                <w:b w:val="0"/>
+                <w:bCs w:val="0"/>
+                <w:color w:val="098658"/>
+                <w:kern w:val="0"/>
+                <w:sz w:val="14"/>
+                <w:szCs w:val="14"/>
+                <w:shd w:val="clear" w:fill="FFFFFF"/>
+                <w:lang w:val="en-US" w:eastAsia="zh-CN" w:bidi="ar"/>
+              </w:rPr>
+              <w:t>0</w:t>
+            </w:r>
+            <w:r>
+              <w:rPr>
+                <w:rFonts w:hint="default" w:ascii="Courier New" w:hAnsi="Courier New" w:eastAsia="Courier New" w:cs="Courier New"/>
+                <w:b w:val="0"/>
+                <w:bCs w:val="0"/>
+                <w:color w:val="000000"/>
+                <w:kern w:val="0"/>
+                <w:sz w:val="14"/>
+                <w:szCs w:val="14"/>
+                <w:shd w:val="clear" w:fill="FFFFFF"/>
+                <w:lang w:val="en-US" w:eastAsia="zh-CN" w:bidi="ar"/>
+              </w:rPr>
+              <w:t>,</w:t>
+            </w:r>
+          </w:p>
+          <w:p>
+            <w:pPr>
+              <w:keepNext w:val="0"/>
+              <w:keepLines w:val="0"/>
+              <w:widowControl/>
+              <w:suppressLineNumbers w:val="0"/>
+              <w:shd w:val="clear" w:fill="FFFFFF"/>
+              <w:spacing w:line="216" w:lineRule="atLeast"/>
+              <w:jc w:val="left"/>
+              <w:rPr>
+                <w:rFonts w:hint="default" w:ascii="Courier New" w:hAnsi="Courier New" w:eastAsia="Courier New" w:cs="Courier New"/>
+                <w:b w:val="0"/>
+                <w:bCs w:val="0"/>
+                <w:color w:val="000000"/>
+                <w:sz w:val="14"/>
+                <w:szCs w:val="14"/>
+              </w:rPr>
+            </w:pPr>
+            <w:r>
+              <w:rPr>
+                <w:rFonts w:hint="default" w:ascii="Courier New" w:hAnsi="Courier New" w:eastAsia="Courier New" w:cs="Courier New"/>
+                <w:b w:val="0"/>
+                <w:bCs w:val="0"/>
+                <w:color w:val="000000"/>
+                <w:kern w:val="0"/>
+                <w:sz w:val="14"/>
+                <w:szCs w:val="14"/>
+                <w:shd w:val="clear" w:fill="FFFFFF"/>
+                <w:lang w:val="en-US" w:eastAsia="zh-CN" w:bidi="ar"/>
+              </w:rPr>
+              <w:t xml:space="preserve">                    </w:t>
+            </w:r>
+            <w:r>
+              <w:rPr>
+                <w:rFonts w:hint="default" w:ascii="Courier New" w:hAnsi="Courier New" w:eastAsia="Courier New" w:cs="Courier New"/>
+                <w:b w:val="0"/>
+                <w:bCs w:val="0"/>
+                <w:color w:val="A31515"/>
+                <w:kern w:val="0"/>
+                <w:sz w:val="14"/>
+                <w:szCs w:val="14"/>
+                <w:shd w:val="clear" w:fill="FFFFFF"/>
+                <w:lang w:val="en-US" w:eastAsia="zh-CN" w:bidi="ar"/>
+              </w:rPr>
+              <w:t>"args"</w:t>
+            </w:r>
+            <w:r>
+              <w:rPr>
+                <w:rFonts w:hint="default" w:ascii="Courier New" w:hAnsi="Courier New" w:eastAsia="Courier New" w:cs="Courier New"/>
+                <w:b w:val="0"/>
+                <w:bCs w:val="0"/>
+                <w:color w:val="000000"/>
+                <w:kern w:val="0"/>
+                <w:sz w:val="14"/>
+                <w:szCs w:val="14"/>
+                <w:shd w:val="clear" w:fill="FFFFFF"/>
+                <w:lang w:val="en-US" w:eastAsia="zh-CN" w:bidi="ar"/>
+              </w:rPr>
+              <w:t>:[</w:t>
+            </w:r>
+          </w:p>
+          <w:p>
+            <w:pPr>
+              <w:keepNext w:val="0"/>
+              <w:keepLines w:val="0"/>
+              <w:widowControl/>
+              <w:suppressLineNumbers w:val="0"/>
+              <w:shd w:val="clear" w:fill="FFFFFF"/>
+              <w:spacing w:line="216" w:lineRule="atLeast"/>
+              <w:jc w:val="left"/>
+              <w:rPr>
+                <w:rFonts w:hint="default" w:ascii="Courier New" w:hAnsi="Courier New" w:eastAsia="Courier New" w:cs="Courier New"/>
+                <w:b w:val="0"/>
+                <w:bCs w:val="0"/>
+                <w:color w:val="000000"/>
+                <w:sz w:val="14"/>
+                <w:szCs w:val="14"/>
+              </w:rPr>
+            </w:pPr>
+            <w:r>
+              <w:rPr>
+                <w:rFonts w:hint="default" w:ascii="Courier New" w:hAnsi="Courier New" w:eastAsia="Courier New" w:cs="Courier New"/>
+                <w:b w:val="0"/>
+                <w:bCs w:val="0"/>
+                <w:color w:val="000000"/>
+                <w:kern w:val="0"/>
+                <w:sz w:val="14"/>
+                <w:szCs w:val="14"/>
+                <w:shd w:val="clear" w:fill="FFFFFF"/>
+                <w:lang w:val="en-US" w:eastAsia="zh-CN" w:bidi="ar"/>
+              </w:rPr>
+              <w:t>                        {</w:t>
+            </w:r>
+          </w:p>
+          <w:p>
+            <w:pPr>
+              <w:keepNext w:val="0"/>
+              <w:keepLines w:val="0"/>
+              <w:widowControl/>
+              <w:suppressLineNumbers w:val="0"/>
+              <w:shd w:val="clear" w:fill="FFFFFF"/>
+              <w:spacing w:line="216" w:lineRule="atLeast"/>
+              <w:jc w:val="left"/>
+              <w:rPr>
+                <w:rFonts w:hint="default" w:ascii="Courier New" w:hAnsi="Courier New" w:eastAsia="Courier New" w:cs="Courier New"/>
+                <w:b w:val="0"/>
+                <w:bCs w:val="0"/>
+                <w:color w:val="000000"/>
+                <w:sz w:val="14"/>
+                <w:szCs w:val="14"/>
+              </w:rPr>
+            </w:pPr>
+            <w:r>
+              <w:rPr>
+                <w:rFonts w:hint="default" w:ascii="Courier New" w:hAnsi="Courier New" w:eastAsia="Courier New" w:cs="Courier New"/>
+                <w:b w:val="0"/>
+                <w:bCs w:val="0"/>
+                <w:color w:val="000000"/>
+                <w:kern w:val="0"/>
+                <w:sz w:val="14"/>
+                <w:szCs w:val="14"/>
+                <w:shd w:val="clear" w:fill="FFFFFF"/>
+                <w:lang w:val="en-US" w:eastAsia="zh-CN" w:bidi="ar"/>
+              </w:rPr>
+              <w:t xml:space="preserve">                            </w:t>
+            </w:r>
+            <w:r>
+              <w:rPr>
+                <w:rFonts w:hint="default" w:ascii="Courier New" w:hAnsi="Courier New" w:eastAsia="Courier New" w:cs="Courier New"/>
+                <w:b w:val="0"/>
+                <w:bCs w:val="0"/>
+                <w:color w:val="A31515"/>
+                <w:kern w:val="0"/>
+                <w:sz w:val="14"/>
+                <w:szCs w:val="14"/>
+                <w:shd w:val="clear" w:fill="FFFFFF"/>
+                <w:lang w:val="en-US" w:eastAsia="zh-CN" w:bidi="ar"/>
+              </w:rPr>
+              <w:t>"name"</w:t>
+            </w:r>
+            <w:r>
+              <w:rPr>
+                <w:rFonts w:hint="default" w:ascii="Courier New" w:hAnsi="Courier New" w:eastAsia="Courier New" w:cs="Courier New"/>
+                <w:b w:val="0"/>
+                <w:bCs w:val="0"/>
+                <w:color w:val="000000"/>
+                <w:kern w:val="0"/>
+                <w:sz w:val="14"/>
+                <w:szCs w:val="14"/>
+                <w:shd w:val="clear" w:fill="FFFFFF"/>
+                <w:lang w:val="en-US" w:eastAsia="zh-CN" w:bidi="ar"/>
+              </w:rPr>
+              <w:t>:</w:t>
+            </w:r>
+            <w:r>
+              <w:rPr>
+                <w:rFonts w:hint="default" w:ascii="Courier New" w:hAnsi="Courier New" w:eastAsia="Courier New" w:cs="Courier New"/>
+                <w:b w:val="0"/>
+                <w:bCs w:val="0"/>
+                <w:color w:val="0451A5"/>
+                <w:kern w:val="0"/>
+                <w:sz w:val="14"/>
+                <w:szCs w:val="14"/>
+                <w:shd w:val="clear" w:fill="FFFFFF"/>
+                <w:lang w:val="en-US" w:eastAsia="zh-CN" w:bidi="ar"/>
+              </w:rPr>
+              <w:t>"安全驾驶"</w:t>
+            </w:r>
+          </w:p>
+          <w:p>
+            <w:pPr>
+              <w:keepNext w:val="0"/>
+              <w:keepLines w:val="0"/>
+              <w:widowControl/>
+              <w:suppressLineNumbers w:val="0"/>
+              <w:shd w:val="clear" w:fill="FFFFFF"/>
+              <w:spacing w:line="216" w:lineRule="atLeast"/>
+              <w:jc w:val="left"/>
+              <w:rPr>
+                <w:rFonts w:hint="default" w:ascii="Courier New" w:hAnsi="Courier New" w:eastAsia="Courier New" w:cs="Courier New"/>
+                <w:b w:val="0"/>
+                <w:bCs w:val="0"/>
+                <w:color w:val="000000"/>
+                <w:sz w:val="14"/>
+                <w:szCs w:val="14"/>
+              </w:rPr>
+            </w:pPr>
+            <w:r>
+              <w:rPr>
+                <w:rFonts w:hint="default" w:ascii="Courier New" w:hAnsi="Courier New" w:eastAsia="Courier New" w:cs="Courier New"/>
+                <w:b w:val="0"/>
+                <w:bCs w:val="0"/>
+                <w:color w:val="000000"/>
+                <w:kern w:val="0"/>
+                <w:sz w:val="14"/>
+                <w:szCs w:val="14"/>
+                <w:shd w:val="clear" w:fill="FFFFFF"/>
+                <w:lang w:val="en-US" w:eastAsia="zh-CN" w:bidi="ar"/>
+              </w:rPr>
+              <w:t>                        },</w:t>
+            </w:r>
+          </w:p>
+          <w:p>
+            <w:pPr>
+              <w:keepNext w:val="0"/>
+              <w:keepLines w:val="0"/>
+              <w:widowControl/>
+              <w:suppressLineNumbers w:val="0"/>
+              <w:shd w:val="clear" w:fill="FFFFFF"/>
+              <w:spacing w:line="216" w:lineRule="atLeast"/>
+              <w:jc w:val="left"/>
+              <w:rPr>
+                <w:rFonts w:hint="default" w:ascii="Courier New" w:hAnsi="Courier New" w:eastAsia="Courier New" w:cs="Courier New"/>
+                <w:b w:val="0"/>
+                <w:bCs w:val="0"/>
+                <w:color w:val="000000"/>
+                <w:sz w:val="14"/>
+                <w:szCs w:val="14"/>
+              </w:rPr>
+            </w:pPr>
+            <w:r>
+              <w:rPr>
+                <w:rFonts w:hint="default" w:ascii="Courier New" w:hAnsi="Courier New" w:eastAsia="Courier New" w:cs="Courier New"/>
+                <w:b w:val="0"/>
+                <w:bCs w:val="0"/>
+                <w:color w:val="000000"/>
+                <w:kern w:val="0"/>
+                <w:sz w:val="14"/>
+                <w:szCs w:val="14"/>
+                <w:shd w:val="clear" w:fill="FFFFFF"/>
+                <w:lang w:val="en-US" w:eastAsia="zh-CN" w:bidi="ar"/>
+              </w:rPr>
+              <w:t>                        {</w:t>
+            </w:r>
+          </w:p>
+          <w:p>
+            <w:pPr>
+              <w:keepNext w:val="0"/>
+              <w:keepLines w:val="0"/>
+              <w:widowControl/>
+              <w:suppressLineNumbers w:val="0"/>
+              <w:shd w:val="clear" w:fill="FFFFFF"/>
+              <w:spacing w:line="216" w:lineRule="atLeast"/>
+              <w:jc w:val="left"/>
+              <w:rPr>
+                <w:rFonts w:hint="default" w:ascii="Courier New" w:hAnsi="Courier New" w:eastAsia="Courier New" w:cs="Courier New"/>
+                <w:b w:val="0"/>
+                <w:bCs w:val="0"/>
+                <w:color w:val="000000"/>
+                <w:sz w:val="14"/>
+                <w:szCs w:val="14"/>
+              </w:rPr>
+            </w:pPr>
+            <w:r>
+              <w:rPr>
+                <w:rFonts w:hint="default" w:ascii="Courier New" w:hAnsi="Courier New" w:eastAsia="Courier New" w:cs="Courier New"/>
+                <w:b w:val="0"/>
+                <w:bCs w:val="0"/>
+                <w:color w:val="000000"/>
+                <w:kern w:val="0"/>
+                <w:sz w:val="14"/>
+                <w:szCs w:val="14"/>
+                <w:shd w:val="clear" w:fill="FFFFFF"/>
+                <w:lang w:val="en-US" w:eastAsia="zh-CN" w:bidi="ar"/>
+              </w:rPr>
+              <w:t xml:space="preserve">                            </w:t>
+            </w:r>
+            <w:r>
+              <w:rPr>
+                <w:rFonts w:hint="default" w:ascii="Courier New" w:hAnsi="Courier New" w:eastAsia="Courier New" w:cs="Courier New"/>
+                <w:b w:val="0"/>
+                <w:bCs w:val="0"/>
+                <w:color w:val="A31515"/>
+                <w:kern w:val="0"/>
+                <w:sz w:val="14"/>
+                <w:szCs w:val="14"/>
+                <w:shd w:val="clear" w:fill="FFFFFF"/>
+                <w:lang w:val="en-US" w:eastAsia="zh-CN" w:bidi="ar"/>
+              </w:rPr>
+              <w:t>"name"</w:t>
+            </w:r>
+            <w:r>
+              <w:rPr>
+                <w:rFonts w:hint="default" w:ascii="Courier New" w:hAnsi="Courier New" w:eastAsia="Courier New" w:cs="Courier New"/>
+                <w:b w:val="0"/>
+                <w:bCs w:val="0"/>
+                <w:color w:val="000000"/>
+                <w:kern w:val="0"/>
+                <w:sz w:val="14"/>
+                <w:szCs w:val="14"/>
+                <w:shd w:val="clear" w:fill="FFFFFF"/>
+                <w:lang w:val="en-US" w:eastAsia="zh-CN" w:bidi="ar"/>
+              </w:rPr>
+              <w:t>:</w:t>
+            </w:r>
+            <w:r>
+              <w:rPr>
+                <w:rFonts w:hint="default" w:ascii="Courier New" w:hAnsi="Courier New" w:eastAsia="Courier New" w:cs="Courier New"/>
+                <w:b w:val="0"/>
+                <w:bCs w:val="0"/>
+                <w:color w:val="0451A5"/>
+                <w:kern w:val="0"/>
+                <w:sz w:val="14"/>
+                <w:szCs w:val="14"/>
+                <w:shd w:val="clear" w:fill="FFFFFF"/>
+                <w:lang w:val="en-US" w:eastAsia="zh-CN" w:bidi="ar"/>
+              </w:rPr>
+              <w:t>"安全驾驶"</w:t>
+            </w:r>
+          </w:p>
+          <w:p>
+            <w:pPr>
+              <w:keepNext w:val="0"/>
+              <w:keepLines w:val="0"/>
+              <w:widowControl/>
+              <w:suppressLineNumbers w:val="0"/>
+              <w:shd w:val="clear" w:fill="FFFFFF"/>
+              <w:spacing w:line="216" w:lineRule="atLeast"/>
+              <w:jc w:val="left"/>
+              <w:rPr>
+                <w:rFonts w:hint="default" w:ascii="Courier New" w:hAnsi="Courier New" w:eastAsia="Courier New" w:cs="Courier New"/>
+                <w:b w:val="0"/>
+                <w:bCs w:val="0"/>
+                <w:color w:val="000000"/>
+                <w:sz w:val="14"/>
+                <w:szCs w:val="14"/>
+              </w:rPr>
+            </w:pPr>
+            <w:r>
+              <w:rPr>
+                <w:rFonts w:hint="default" w:ascii="Courier New" w:hAnsi="Courier New" w:eastAsia="Courier New" w:cs="Courier New"/>
+                <w:b w:val="0"/>
+                <w:bCs w:val="0"/>
+                <w:color w:val="000000"/>
+                <w:kern w:val="0"/>
+                <w:sz w:val="14"/>
+                <w:szCs w:val="14"/>
+                <w:shd w:val="clear" w:fill="FFFFFF"/>
+                <w:lang w:val="en-US" w:eastAsia="zh-CN" w:bidi="ar"/>
+              </w:rPr>
+              <w:t>                        }</w:t>
+            </w:r>
+          </w:p>
+          <w:p>
+            <w:pPr>
+              <w:keepNext w:val="0"/>
+              <w:keepLines w:val="0"/>
+              <w:widowControl/>
+              <w:suppressLineNumbers w:val="0"/>
+              <w:shd w:val="clear" w:fill="FFFFFF"/>
+              <w:spacing w:line="216" w:lineRule="atLeast"/>
+              <w:jc w:val="left"/>
+              <w:rPr>
+                <w:rFonts w:hint="default" w:ascii="Courier New" w:hAnsi="Courier New" w:eastAsia="Courier New" w:cs="Courier New"/>
+                <w:b w:val="0"/>
+                <w:bCs w:val="0"/>
+                <w:color w:val="000000"/>
+                <w:sz w:val="14"/>
+                <w:szCs w:val="14"/>
+              </w:rPr>
+            </w:pPr>
+            <w:r>
+              <w:rPr>
+                <w:rFonts w:hint="default" w:ascii="Courier New" w:hAnsi="Courier New" w:eastAsia="Courier New" w:cs="Courier New"/>
+                <w:b w:val="0"/>
+                <w:bCs w:val="0"/>
+                <w:color w:val="000000"/>
+                <w:kern w:val="0"/>
+                <w:sz w:val="14"/>
+                <w:szCs w:val="14"/>
+                <w:shd w:val="clear" w:fill="FFFFFF"/>
+                <w:lang w:val="en-US" w:eastAsia="zh-CN" w:bidi="ar"/>
+              </w:rPr>
+              <w:t>                    ]</w:t>
+            </w:r>
+          </w:p>
+          <w:p>
+            <w:pPr>
+              <w:keepNext w:val="0"/>
+              <w:keepLines w:val="0"/>
+              <w:widowControl/>
+              <w:suppressLineNumbers w:val="0"/>
+              <w:shd w:val="clear" w:fill="FFFFFF"/>
+              <w:spacing w:line="216" w:lineRule="atLeast"/>
+              <w:jc w:val="left"/>
+              <w:rPr>
+                <w:rFonts w:hint="default" w:ascii="Courier New" w:hAnsi="Courier New" w:eastAsia="Courier New" w:cs="Courier New"/>
+                <w:b w:val="0"/>
+                <w:bCs w:val="0"/>
+                <w:color w:val="000000"/>
+                <w:sz w:val="14"/>
+                <w:szCs w:val="14"/>
+              </w:rPr>
+            </w:pPr>
+            <w:r>
+              <w:rPr>
+                <w:rFonts w:hint="default" w:ascii="Courier New" w:hAnsi="Courier New" w:eastAsia="Courier New" w:cs="Courier New"/>
+                <w:b w:val="0"/>
+                <w:bCs w:val="0"/>
+                <w:color w:val="000000"/>
+                <w:kern w:val="0"/>
+                <w:sz w:val="14"/>
+                <w:szCs w:val="14"/>
+                <w:shd w:val="clear" w:fill="FFFFFF"/>
+                <w:lang w:val="en-US" w:eastAsia="zh-CN" w:bidi="ar"/>
+              </w:rPr>
+              <w:t>                },</w:t>
+            </w:r>
+          </w:p>
+          <w:p>
+            <w:pPr>
+              <w:keepNext w:val="0"/>
+              <w:keepLines w:val="0"/>
+              <w:widowControl/>
+              <w:suppressLineNumbers w:val="0"/>
+              <w:shd w:val="clear" w:fill="FFFFFF"/>
+              <w:spacing w:line="216" w:lineRule="atLeast"/>
+              <w:jc w:val="left"/>
+              <w:rPr>
+                <w:rFonts w:hint="default" w:ascii="Courier New" w:hAnsi="Courier New" w:eastAsia="Courier New" w:cs="Courier New"/>
+                <w:b w:val="0"/>
+                <w:bCs w:val="0"/>
+                <w:color w:val="000000"/>
+                <w:sz w:val="14"/>
+                <w:szCs w:val="14"/>
+              </w:rPr>
+            </w:pPr>
+            <w:r>
+              <w:rPr>
+                <w:rFonts w:hint="default" w:ascii="Courier New" w:hAnsi="Courier New" w:eastAsia="Courier New" w:cs="Courier New"/>
+                <w:b w:val="0"/>
+                <w:bCs w:val="0"/>
+                <w:color w:val="000000"/>
+                <w:kern w:val="0"/>
+                <w:sz w:val="14"/>
+                <w:szCs w:val="14"/>
+                <w:shd w:val="clear" w:fill="FFFFFF"/>
+                <w:lang w:val="en-US" w:eastAsia="zh-CN" w:bidi="ar"/>
+              </w:rPr>
+              <w:t>                {</w:t>
+            </w:r>
+          </w:p>
+          <w:p>
+            <w:pPr>
+              <w:keepNext w:val="0"/>
+              <w:keepLines w:val="0"/>
+              <w:widowControl/>
+              <w:suppressLineNumbers w:val="0"/>
+              <w:shd w:val="clear" w:fill="FFFFFF"/>
+              <w:spacing w:line="216" w:lineRule="atLeast"/>
+              <w:jc w:val="left"/>
+              <w:rPr>
+                <w:rFonts w:hint="default" w:ascii="Courier New" w:hAnsi="Courier New" w:eastAsia="Courier New" w:cs="Courier New"/>
+                <w:b w:val="0"/>
+                <w:bCs w:val="0"/>
+                <w:color w:val="000000"/>
+                <w:sz w:val="14"/>
+                <w:szCs w:val="14"/>
+              </w:rPr>
+            </w:pPr>
+            <w:r>
+              <w:rPr>
+                <w:rFonts w:hint="default" w:ascii="Courier New" w:hAnsi="Courier New" w:eastAsia="Courier New" w:cs="Courier New"/>
+                <w:b w:val="0"/>
+                <w:bCs w:val="0"/>
+                <w:color w:val="000000"/>
+                <w:kern w:val="0"/>
+                <w:sz w:val="14"/>
+                <w:szCs w:val="14"/>
+                <w:shd w:val="clear" w:fill="FFFFFF"/>
+                <w:lang w:val="en-US" w:eastAsia="zh-CN" w:bidi="ar"/>
+              </w:rPr>
+              <w:t xml:space="preserve">                    </w:t>
+            </w:r>
+            <w:r>
+              <w:rPr>
+                <w:rFonts w:hint="default" w:ascii="Courier New" w:hAnsi="Courier New" w:eastAsia="Courier New" w:cs="Courier New"/>
+                <w:b w:val="0"/>
+                <w:bCs w:val="0"/>
+                <w:color w:val="A31515"/>
+                <w:kern w:val="0"/>
+                <w:sz w:val="14"/>
+                <w:szCs w:val="14"/>
+                <w:shd w:val="clear" w:fill="FFFFFF"/>
+                <w:lang w:val="en-US" w:eastAsia="zh-CN" w:bidi="ar"/>
+              </w:rPr>
+              <w:t>"deviceType"</w:t>
+            </w:r>
+            <w:r>
+              <w:rPr>
+                <w:rFonts w:hint="default" w:ascii="Courier New" w:hAnsi="Courier New" w:eastAsia="Courier New" w:cs="Courier New"/>
+                <w:b w:val="0"/>
+                <w:bCs w:val="0"/>
+                <w:color w:val="000000"/>
+                <w:kern w:val="0"/>
+                <w:sz w:val="14"/>
+                <w:szCs w:val="14"/>
+                <w:shd w:val="clear" w:fill="FFFFFF"/>
+                <w:lang w:val="en-US" w:eastAsia="zh-CN" w:bidi="ar"/>
+              </w:rPr>
+              <w:t>:</w:t>
+            </w:r>
+            <w:r>
+              <w:rPr>
+                <w:rFonts w:hint="default" w:ascii="Courier New" w:hAnsi="Courier New" w:eastAsia="Courier New" w:cs="Courier New"/>
+                <w:b w:val="0"/>
+                <w:bCs w:val="0"/>
+                <w:color w:val="098658"/>
+                <w:kern w:val="0"/>
+                <w:sz w:val="14"/>
+                <w:szCs w:val="14"/>
+                <w:shd w:val="clear" w:fill="FFFFFF"/>
+                <w:lang w:val="en-US" w:eastAsia="zh-CN" w:bidi="ar"/>
+              </w:rPr>
+              <w:t>1</w:t>
+            </w:r>
+            <w:r>
+              <w:rPr>
+                <w:rFonts w:hint="default" w:ascii="Courier New" w:hAnsi="Courier New" w:eastAsia="Courier New" w:cs="Courier New"/>
+                <w:b w:val="0"/>
+                <w:bCs w:val="0"/>
+                <w:color w:val="000000"/>
+                <w:kern w:val="0"/>
+                <w:sz w:val="14"/>
+                <w:szCs w:val="14"/>
+                <w:shd w:val="clear" w:fill="FFFFFF"/>
+                <w:lang w:val="en-US" w:eastAsia="zh-CN" w:bidi="ar"/>
+              </w:rPr>
+              <w:t>,</w:t>
+            </w:r>
+          </w:p>
+          <w:p>
+            <w:pPr>
+              <w:keepNext w:val="0"/>
+              <w:keepLines w:val="0"/>
+              <w:widowControl/>
+              <w:suppressLineNumbers w:val="0"/>
+              <w:shd w:val="clear" w:fill="FFFFFF"/>
+              <w:spacing w:line="216" w:lineRule="atLeast"/>
+              <w:jc w:val="left"/>
+              <w:rPr>
+                <w:rFonts w:hint="default" w:ascii="Courier New" w:hAnsi="Courier New" w:eastAsia="Courier New" w:cs="Courier New"/>
+                <w:b w:val="0"/>
+                <w:bCs w:val="0"/>
+                <w:color w:val="000000"/>
+                <w:sz w:val="14"/>
+                <w:szCs w:val="14"/>
+              </w:rPr>
+            </w:pPr>
+            <w:r>
+              <w:rPr>
+                <w:rFonts w:hint="default" w:ascii="Courier New" w:hAnsi="Courier New" w:eastAsia="Courier New" w:cs="Courier New"/>
+                <w:b w:val="0"/>
+                <w:bCs w:val="0"/>
+                <w:color w:val="000000"/>
+                <w:kern w:val="0"/>
+                <w:sz w:val="14"/>
+                <w:szCs w:val="14"/>
+                <w:shd w:val="clear" w:fill="FFFFFF"/>
+                <w:lang w:val="en-US" w:eastAsia="zh-CN" w:bidi="ar"/>
+              </w:rPr>
+              <w:t xml:space="preserve">                    </w:t>
+            </w:r>
+            <w:r>
+              <w:rPr>
+                <w:rFonts w:hint="default" w:ascii="Courier New" w:hAnsi="Courier New" w:eastAsia="Courier New" w:cs="Courier New"/>
+                <w:b w:val="0"/>
+                <w:bCs w:val="0"/>
+                <w:color w:val="A31515"/>
+                <w:kern w:val="0"/>
+                <w:sz w:val="14"/>
+                <w:szCs w:val="14"/>
+                <w:shd w:val="clear" w:fill="FFFFFF"/>
+                <w:lang w:val="en-US" w:eastAsia="zh-CN" w:bidi="ar"/>
+              </w:rPr>
+              <w:t>"deviceId"</w:t>
+            </w:r>
+            <w:r>
+              <w:rPr>
+                <w:rFonts w:hint="default" w:ascii="Courier New" w:hAnsi="Courier New" w:eastAsia="Courier New" w:cs="Courier New"/>
+                <w:b w:val="0"/>
+                <w:bCs w:val="0"/>
+                <w:color w:val="000000"/>
+                <w:kern w:val="0"/>
+                <w:sz w:val="14"/>
+                <w:szCs w:val="14"/>
+                <w:shd w:val="clear" w:fill="FFFFFF"/>
+                <w:lang w:val="en-US" w:eastAsia="zh-CN" w:bidi="ar"/>
+              </w:rPr>
+              <w:t>:</w:t>
+            </w:r>
+            <w:r>
+              <w:rPr>
+                <w:rFonts w:hint="default" w:ascii="Courier New" w:hAnsi="Courier New" w:eastAsia="Courier New" w:cs="Courier New"/>
+                <w:b w:val="0"/>
+                <w:bCs w:val="0"/>
+                <w:color w:val="098658"/>
+                <w:kern w:val="0"/>
+                <w:sz w:val="14"/>
+                <w:szCs w:val="14"/>
+                <w:shd w:val="clear" w:fill="FFFFFF"/>
+                <w:lang w:val="en-US" w:eastAsia="zh-CN" w:bidi="ar"/>
+              </w:rPr>
+              <w:t>1</w:t>
+            </w:r>
+            <w:r>
+              <w:rPr>
+                <w:rFonts w:hint="default" w:ascii="Courier New" w:hAnsi="Courier New" w:eastAsia="Courier New" w:cs="Courier New"/>
+                <w:b w:val="0"/>
+                <w:bCs w:val="0"/>
+                <w:color w:val="000000"/>
+                <w:kern w:val="0"/>
+                <w:sz w:val="14"/>
+                <w:szCs w:val="14"/>
+                <w:shd w:val="clear" w:fill="FFFFFF"/>
+                <w:lang w:val="en-US" w:eastAsia="zh-CN" w:bidi="ar"/>
+              </w:rPr>
+              <w:t>,</w:t>
+            </w:r>
+          </w:p>
+          <w:p>
+            <w:pPr>
+              <w:keepNext w:val="0"/>
+              <w:keepLines w:val="0"/>
+              <w:widowControl/>
+              <w:suppressLineNumbers w:val="0"/>
+              <w:shd w:val="clear" w:fill="FFFFFF"/>
+              <w:spacing w:line="216" w:lineRule="atLeast"/>
+              <w:jc w:val="left"/>
+              <w:rPr>
+                <w:rFonts w:hint="default" w:ascii="Courier New" w:hAnsi="Courier New" w:eastAsia="Courier New" w:cs="Courier New"/>
+                <w:b w:val="0"/>
+                <w:bCs w:val="0"/>
+                <w:color w:val="000000"/>
+                <w:sz w:val="14"/>
+                <w:szCs w:val="14"/>
+              </w:rPr>
+            </w:pPr>
+            <w:r>
+              <w:rPr>
+                <w:rFonts w:hint="default" w:ascii="Courier New" w:hAnsi="Courier New" w:eastAsia="Courier New" w:cs="Courier New"/>
+                <w:b w:val="0"/>
+                <w:bCs w:val="0"/>
+                <w:color w:val="000000"/>
+                <w:kern w:val="0"/>
+                <w:sz w:val="14"/>
+                <w:szCs w:val="14"/>
+                <w:shd w:val="clear" w:fill="FFFFFF"/>
+                <w:lang w:val="en-US" w:eastAsia="zh-CN" w:bidi="ar"/>
+              </w:rPr>
+              <w:t xml:space="preserve">                    </w:t>
+            </w:r>
+            <w:r>
+              <w:rPr>
+                <w:rFonts w:hint="default" w:ascii="Courier New" w:hAnsi="Courier New" w:eastAsia="Courier New" w:cs="Courier New"/>
+                <w:b w:val="0"/>
+                <w:bCs w:val="0"/>
+                <w:color w:val="A31515"/>
+                <w:kern w:val="0"/>
+                <w:sz w:val="14"/>
+                <w:szCs w:val="14"/>
+                <w:shd w:val="clear" w:fill="FFFFFF"/>
+                <w:lang w:val="en-US" w:eastAsia="zh-CN" w:bidi="ar"/>
+              </w:rPr>
+              <w:t>"executeTask"</w:t>
+            </w:r>
+            <w:r>
+              <w:rPr>
+                <w:rFonts w:hint="default" w:ascii="Courier New" w:hAnsi="Courier New" w:eastAsia="Courier New" w:cs="Courier New"/>
+                <w:b w:val="0"/>
+                <w:bCs w:val="0"/>
+                <w:color w:val="000000"/>
+                <w:kern w:val="0"/>
+                <w:sz w:val="14"/>
+                <w:szCs w:val="14"/>
+                <w:shd w:val="clear" w:fill="FFFFFF"/>
+                <w:lang w:val="en-US" w:eastAsia="zh-CN" w:bidi="ar"/>
+              </w:rPr>
+              <w:t>:</w:t>
+            </w:r>
+            <w:r>
+              <w:rPr>
+                <w:rFonts w:hint="default" w:ascii="Courier New" w:hAnsi="Courier New" w:eastAsia="Courier New" w:cs="Courier New"/>
+                <w:b w:val="0"/>
+                <w:bCs w:val="0"/>
+                <w:color w:val="098658"/>
+                <w:kern w:val="0"/>
+                <w:sz w:val="14"/>
+                <w:szCs w:val="14"/>
+                <w:shd w:val="clear" w:fill="FFFFFF"/>
+                <w:lang w:val="en-US" w:eastAsia="zh-CN" w:bidi="ar"/>
+              </w:rPr>
+              <w:t>0</w:t>
+            </w:r>
+            <w:r>
+              <w:rPr>
+                <w:rFonts w:hint="default" w:ascii="Courier New" w:hAnsi="Courier New" w:eastAsia="Courier New" w:cs="Courier New"/>
+                <w:b w:val="0"/>
+                <w:bCs w:val="0"/>
+                <w:color w:val="000000"/>
+                <w:kern w:val="0"/>
+                <w:sz w:val="14"/>
+                <w:szCs w:val="14"/>
+                <w:shd w:val="clear" w:fill="FFFFFF"/>
+                <w:lang w:val="en-US" w:eastAsia="zh-CN" w:bidi="ar"/>
+              </w:rPr>
+              <w:t>,</w:t>
+            </w:r>
+          </w:p>
+          <w:p>
+            <w:pPr>
+              <w:keepNext w:val="0"/>
+              <w:keepLines w:val="0"/>
+              <w:widowControl/>
+              <w:suppressLineNumbers w:val="0"/>
+              <w:shd w:val="clear" w:fill="FFFFFF"/>
+              <w:spacing w:line="216" w:lineRule="atLeast"/>
+              <w:jc w:val="left"/>
+              <w:rPr>
+                <w:rFonts w:hint="default" w:ascii="Courier New" w:hAnsi="Courier New" w:eastAsia="Courier New" w:cs="Courier New"/>
+                <w:b w:val="0"/>
+                <w:bCs w:val="0"/>
+                <w:color w:val="000000"/>
+                <w:sz w:val="14"/>
+                <w:szCs w:val="14"/>
+              </w:rPr>
+            </w:pPr>
+            <w:r>
+              <w:rPr>
+                <w:rFonts w:hint="default" w:ascii="Courier New" w:hAnsi="Courier New" w:eastAsia="Courier New" w:cs="Courier New"/>
+                <w:b w:val="0"/>
+                <w:bCs w:val="0"/>
+                <w:color w:val="000000"/>
+                <w:kern w:val="0"/>
+                <w:sz w:val="14"/>
+                <w:szCs w:val="14"/>
+                <w:shd w:val="clear" w:fill="FFFFFF"/>
+                <w:lang w:val="en-US" w:eastAsia="zh-CN" w:bidi="ar"/>
+              </w:rPr>
+              <w:t xml:space="preserve">                    </w:t>
+            </w:r>
+            <w:r>
+              <w:rPr>
+                <w:rFonts w:hint="default" w:ascii="Courier New" w:hAnsi="Courier New" w:eastAsia="Courier New" w:cs="Courier New"/>
+                <w:b w:val="0"/>
+                <w:bCs w:val="0"/>
+                <w:color w:val="A31515"/>
+                <w:kern w:val="0"/>
+                <w:sz w:val="14"/>
+                <w:szCs w:val="14"/>
+                <w:shd w:val="clear" w:fill="FFFFFF"/>
+                <w:lang w:val="en-US" w:eastAsia="zh-CN" w:bidi="ar"/>
+              </w:rPr>
+              <w:t>"args"</w:t>
+            </w:r>
+            <w:r>
+              <w:rPr>
+                <w:rFonts w:hint="default" w:ascii="Courier New" w:hAnsi="Courier New" w:eastAsia="Courier New" w:cs="Courier New"/>
+                <w:b w:val="0"/>
+                <w:bCs w:val="0"/>
+                <w:color w:val="000000"/>
+                <w:kern w:val="0"/>
+                <w:sz w:val="14"/>
+                <w:szCs w:val="14"/>
+                <w:shd w:val="clear" w:fill="FFFFFF"/>
+                <w:lang w:val="en-US" w:eastAsia="zh-CN" w:bidi="ar"/>
+              </w:rPr>
+              <w:t>:[</w:t>
+            </w:r>
+          </w:p>
+          <w:p>
+            <w:pPr>
+              <w:keepNext w:val="0"/>
+              <w:keepLines w:val="0"/>
+              <w:widowControl/>
+              <w:suppressLineNumbers w:val="0"/>
+              <w:shd w:val="clear" w:fill="FFFFFF"/>
+              <w:spacing w:line="216" w:lineRule="atLeast"/>
+              <w:jc w:val="left"/>
+              <w:rPr>
+                <w:rFonts w:hint="default" w:ascii="Courier New" w:hAnsi="Courier New" w:eastAsia="Courier New" w:cs="Courier New"/>
+                <w:b w:val="0"/>
+                <w:bCs w:val="0"/>
+                <w:color w:val="000000"/>
+                <w:sz w:val="14"/>
+                <w:szCs w:val="14"/>
+              </w:rPr>
+            </w:pPr>
+            <w:r>
+              <w:rPr>
+                <w:rFonts w:hint="default" w:ascii="Courier New" w:hAnsi="Courier New" w:eastAsia="Courier New" w:cs="Courier New"/>
+                <w:b w:val="0"/>
+                <w:bCs w:val="0"/>
+                <w:color w:val="000000"/>
+                <w:kern w:val="0"/>
+                <w:sz w:val="14"/>
+                <w:szCs w:val="14"/>
+                <w:shd w:val="clear" w:fill="FFFFFF"/>
+                <w:lang w:val="en-US" w:eastAsia="zh-CN" w:bidi="ar"/>
+              </w:rPr>
+              <w:t>                        {</w:t>
+            </w:r>
+          </w:p>
+          <w:p>
+            <w:pPr>
+              <w:keepNext w:val="0"/>
+              <w:keepLines w:val="0"/>
+              <w:widowControl/>
+              <w:suppressLineNumbers w:val="0"/>
+              <w:shd w:val="clear" w:fill="FFFFFF"/>
+              <w:spacing w:line="216" w:lineRule="atLeast"/>
+              <w:jc w:val="left"/>
+              <w:rPr>
+                <w:rFonts w:hint="default" w:ascii="Courier New" w:hAnsi="Courier New" w:eastAsia="Courier New" w:cs="Courier New"/>
+                <w:b w:val="0"/>
+                <w:bCs w:val="0"/>
+                <w:color w:val="000000"/>
+                <w:sz w:val="14"/>
+                <w:szCs w:val="14"/>
+              </w:rPr>
+            </w:pPr>
+            <w:r>
+              <w:rPr>
+                <w:rFonts w:hint="default" w:ascii="Courier New" w:hAnsi="Courier New" w:eastAsia="Courier New" w:cs="Courier New"/>
+                <w:b w:val="0"/>
+                <w:bCs w:val="0"/>
+                <w:color w:val="000000"/>
+                <w:kern w:val="0"/>
+                <w:sz w:val="14"/>
+                <w:szCs w:val="14"/>
+                <w:shd w:val="clear" w:fill="FFFFFF"/>
+                <w:lang w:val="en-US" w:eastAsia="zh-CN" w:bidi="ar"/>
+              </w:rPr>
+              <w:t xml:space="preserve">                            </w:t>
+            </w:r>
+            <w:r>
+              <w:rPr>
+                <w:rFonts w:hint="default" w:ascii="Courier New" w:hAnsi="Courier New" w:eastAsia="Courier New" w:cs="Courier New"/>
+                <w:b w:val="0"/>
+                <w:bCs w:val="0"/>
+                <w:color w:val="A31515"/>
+                <w:kern w:val="0"/>
+                <w:sz w:val="14"/>
+                <w:szCs w:val="14"/>
+                <w:shd w:val="clear" w:fill="FFFFFF"/>
+                <w:lang w:val="en-US" w:eastAsia="zh-CN" w:bidi="ar"/>
+              </w:rPr>
+              <w:t>"name"</w:t>
+            </w:r>
+            <w:r>
+              <w:rPr>
+                <w:rFonts w:hint="default" w:ascii="Courier New" w:hAnsi="Courier New" w:eastAsia="Courier New" w:cs="Courier New"/>
+                <w:b w:val="0"/>
+                <w:bCs w:val="0"/>
+                <w:color w:val="000000"/>
+                <w:kern w:val="0"/>
+                <w:sz w:val="14"/>
+                <w:szCs w:val="14"/>
+                <w:shd w:val="clear" w:fill="FFFFFF"/>
+                <w:lang w:val="en-US" w:eastAsia="zh-CN" w:bidi="ar"/>
+              </w:rPr>
+              <w:t>:</w:t>
+            </w:r>
+            <w:r>
+              <w:rPr>
+                <w:rFonts w:hint="default" w:ascii="Courier New" w:hAnsi="Courier New" w:eastAsia="Courier New" w:cs="Courier New"/>
+                <w:b w:val="0"/>
+                <w:bCs w:val="0"/>
+                <w:color w:val="0451A5"/>
+                <w:kern w:val="0"/>
+                <w:sz w:val="14"/>
+                <w:szCs w:val="14"/>
+                <w:shd w:val="clear" w:fill="FFFFFF"/>
+                <w:lang w:val="en-US" w:eastAsia="zh-CN" w:bidi="ar"/>
+              </w:rPr>
+              <w:t>"安全驾驶"</w:t>
+            </w:r>
+          </w:p>
+          <w:p>
+            <w:pPr>
+              <w:keepNext w:val="0"/>
+              <w:keepLines w:val="0"/>
+              <w:widowControl/>
+              <w:suppressLineNumbers w:val="0"/>
+              <w:shd w:val="clear" w:fill="FFFFFF"/>
+              <w:spacing w:line="216" w:lineRule="atLeast"/>
+              <w:jc w:val="left"/>
+              <w:rPr>
+                <w:rFonts w:hint="default" w:ascii="Courier New" w:hAnsi="Courier New" w:eastAsia="Courier New" w:cs="Courier New"/>
+                <w:b w:val="0"/>
+                <w:bCs w:val="0"/>
+                <w:color w:val="000000"/>
+                <w:sz w:val="14"/>
+                <w:szCs w:val="14"/>
+              </w:rPr>
+            </w:pPr>
+            <w:r>
+              <w:rPr>
+                <w:rFonts w:hint="default" w:ascii="Courier New" w:hAnsi="Courier New" w:eastAsia="Courier New" w:cs="Courier New"/>
+                <w:b w:val="0"/>
+                <w:bCs w:val="0"/>
+                <w:color w:val="000000"/>
+                <w:kern w:val="0"/>
+                <w:sz w:val="14"/>
+                <w:szCs w:val="14"/>
+                <w:shd w:val="clear" w:fill="FFFFFF"/>
+                <w:lang w:val="en-US" w:eastAsia="zh-CN" w:bidi="ar"/>
+              </w:rPr>
+              <w:t>                        },</w:t>
+            </w:r>
+          </w:p>
+          <w:p>
+            <w:pPr>
+              <w:keepNext w:val="0"/>
+              <w:keepLines w:val="0"/>
+              <w:widowControl/>
+              <w:suppressLineNumbers w:val="0"/>
+              <w:shd w:val="clear" w:fill="FFFFFF"/>
+              <w:spacing w:line="216" w:lineRule="atLeast"/>
+              <w:jc w:val="left"/>
+              <w:rPr>
+                <w:rFonts w:hint="default" w:ascii="Courier New" w:hAnsi="Courier New" w:eastAsia="Courier New" w:cs="Courier New"/>
+                <w:b w:val="0"/>
+                <w:bCs w:val="0"/>
+                <w:color w:val="000000"/>
+                <w:sz w:val="14"/>
+                <w:szCs w:val="14"/>
+              </w:rPr>
+            </w:pPr>
+            <w:r>
+              <w:rPr>
+                <w:rFonts w:hint="default" w:ascii="Courier New" w:hAnsi="Courier New" w:eastAsia="Courier New" w:cs="Courier New"/>
+                <w:b w:val="0"/>
+                <w:bCs w:val="0"/>
+                <w:color w:val="000000"/>
+                <w:kern w:val="0"/>
+                <w:sz w:val="14"/>
+                <w:szCs w:val="14"/>
+                <w:shd w:val="clear" w:fill="FFFFFF"/>
+                <w:lang w:val="en-US" w:eastAsia="zh-CN" w:bidi="ar"/>
+              </w:rPr>
+              <w:t>                        {</w:t>
+            </w:r>
+          </w:p>
+          <w:p>
+            <w:pPr>
+              <w:keepNext w:val="0"/>
+              <w:keepLines w:val="0"/>
+              <w:widowControl/>
+              <w:suppressLineNumbers w:val="0"/>
+              <w:shd w:val="clear" w:fill="FFFFFF"/>
+              <w:spacing w:line="216" w:lineRule="atLeast"/>
+              <w:jc w:val="left"/>
+              <w:rPr>
+                <w:rFonts w:hint="default" w:ascii="Courier New" w:hAnsi="Courier New" w:eastAsia="Courier New" w:cs="Courier New"/>
+                <w:b w:val="0"/>
+                <w:bCs w:val="0"/>
+                <w:color w:val="000000"/>
+                <w:sz w:val="14"/>
+                <w:szCs w:val="14"/>
+              </w:rPr>
+            </w:pPr>
+            <w:r>
+              <w:rPr>
+                <w:rFonts w:hint="default" w:ascii="Courier New" w:hAnsi="Courier New" w:eastAsia="Courier New" w:cs="Courier New"/>
+                <w:b w:val="0"/>
+                <w:bCs w:val="0"/>
+                <w:color w:val="000000"/>
+                <w:kern w:val="0"/>
+                <w:sz w:val="14"/>
+                <w:szCs w:val="14"/>
+                <w:shd w:val="clear" w:fill="FFFFFF"/>
+                <w:lang w:val="en-US" w:eastAsia="zh-CN" w:bidi="ar"/>
+              </w:rPr>
+              <w:t xml:space="preserve">                            </w:t>
+            </w:r>
+            <w:r>
+              <w:rPr>
+                <w:rFonts w:hint="default" w:ascii="Courier New" w:hAnsi="Courier New" w:eastAsia="Courier New" w:cs="Courier New"/>
+                <w:b w:val="0"/>
+                <w:bCs w:val="0"/>
+                <w:color w:val="A31515"/>
+                <w:kern w:val="0"/>
+                <w:sz w:val="14"/>
+                <w:szCs w:val="14"/>
+                <w:shd w:val="clear" w:fill="FFFFFF"/>
+                <w:lang w:val="en-US" w:eastAsia="zh-CN" w:bidi="ar"/>
+              </w:rPr>
+              <w:t>"name"</w:t>
+            </w:r>
+            <w:r>
+              <w:rPr>
+                <w:rFonts w:hint="default" w:ascii="Courier New" w:hAnsi="Courier New" w:eastAsia="Courier New" w:cs="Courier New"/>
+                <w:b w:val="0"/>
+                <w:bCs w:val="0"/>
+                <w:color w:val="000000"/>
+                <w:kern w:val="0"/>
+                <w:sz w:val="14"/>
+                <w:szCs w:val="14"/>
+                <w:shd w:val="clear" w:fill="FFFFFF"/>
+                <w:lang w:val="en-US" w:eastAsia="zh-CN" w:bidi="ar"/>
+              </w:rPr>
+              <w:t>:</w:t>
+            </w:r>
+            <w:r>
+              <w:rPr>
+                <w:rFonts w:hint="default" w:ascii="Courier New" w:hAnsi="Courier New" w:eastAsia="Courier New" w:cs="Courier New"/>
+                <w:b w:val="0"/>
+                <w:bCs w:val="0"/>
+                <w:color w:val="0451A5"/>
+                <w:kern w:val="0"/>
+                <w:sz w:val="14"/>
+                <w:szCs w:val="14"/>
+                <w:shd w:val="clear" w:fill="FFFFFF"/>
+                <w:lang w:val="en-US" w:eastAsia="zh-CN" w:bidi="ar"/>
+              </w:rPr>
+              <w:t>"安全驾驶"</w:t>
+            </w:r>
+          </w:p>
+          <w:p>
+            <w:pPr>
+              <w:keepNext w:val="0"/>
+              <w:keepLines w:val="0"/>
+              <w:widowControl/>
+              <w:suppressLineNumbers w:val="0"/>
+              <w:shd w:val="clear" w:fill="FFFFFF"/>
+              <w:spacing w:line="216" w:lineRule="atLeast"/>
+              <w:jc w:val="left"/>
+              <w:rPr>
+                <w:rFonts w:hint="default" w:ascii="Courier New" w:hAnsi="Courier New" w:eastAsia="Courier New" w:cs="Courier New"/>
+                <w:b w:val="0"/>
+                <w:bCs w:val="0"/>
+                <w:color w:val="000000"/>
+                <w:sz w:val="14"/>
+                <w:szCs w:val="14"/>
+              </w:rPr>
+            </w:pPr>
+            <w:r>
+              <w:rPr>
+                <w:rFonts w:hint="default" w:ascii="Courier New" w:hAnsi="Courier New" w:eastAsia="Courier New" w:cs="Courier New"/>
+                <w:b w:val="0"/>
+                <w:bCs w:val="0"/>
+                <w:color w:val="000000"/>
+                <w:kern w:val="0"/>
+                <w:sz w:val="14"/>
+                <w:szCs w:val="14"/>
+                <w:shd w:val="clear" w:fill="FFFFFF"/>
+                <w:lang w:val="en-US" w:eastAsia="zh-CN" w:bidi="ar"/>
+              </w:rPr>
+              <w:t>                        }</w:t>
+            </w:r>
+          </w:p>
+          <w:p>
+            <w:pPr>
+              <w:keepNext w:val="0"/>
+              <w:keepLines w:val="0"/>
+              <w:widowControl/>
+              <w:suppressLineNumbers w:val="0"/>
+              <w:shd w:val="clear" w:fill="FFFFFF"/>
+              <w:spacing w:line="216" w:lineRule="atLeast"/>
+              <w:jc w:val="left"/>
+              <w:rPr>
+                <w:rFonts w:hint="default" w:ascii="Courier New" w:hAnsi="Courier New" w:eastAsia="Courier New" w:cs="Courier New"/>
+                <w:b w:val="0"/>
+                <w:bCs w:val="0"/>
+                <w:color w:val="000000"/>
+                <w:sz w:val="14"/>
+                <w:szCs w:val="14"/>
+              </w:rPr>
+            </w:pPr>
+            <w:r>
+              <w:rPr>
+                <w:rFonts w:hint="default" w:ascii="Courier New" w:hAnsi="Courier New" w:eastAsia="Courier New" w:cs="Courier New"/>
+                <w:b w:val="0"/>
+                <w:bCs w:val="0"/>
+                <w:color w:val="000000"/>
+                <w:kern w:val="0"/>
+                <w:sz w:val="14"/>
+                <w:szCs w:val="14"/>
+                <w:shd w:val="clear" w:fill="FFFFFF"/>
+                <w:lang w:val="en-US" w:eastAsia="zh-CN" w:bidi="ar"/>
+              </w:rPr>
+              <w:t>                    ]</w:t>
+            </w:r>
+          </w:p>
+          <w:p>
+            <w:pPr>
+              <w:keepNext w:val="0"/>
+              <w:keepLines w:val="0"/>
+              <w:widowControl/>
+              <w:suppressLineNumbers w:val="0"/>
+              <w:shd w:val="clear" w:fill="FFFFFF"/>
+              <w:spacing w:line="216" w:lineRule="atLeast"/>
+              <w:jc w:val="left"/>
+              <w:rPr>
+                <w:rFonts w:hint="default" w:ascii="Courier New" w:hAnsi="Courier New" w:eastAsia="Courier New" w:cs="Courier New"/>
+                <w:b w:val="0"/>
+                <w:bCs w:val="0"/>
+                <w:color w:val="000000"/>
+                <w:sz w:val="14"/>
+                <w:szCs w:val="14"/>
+              </w:rPr>
+            </w:pPr>
+            <w:r>
+              <w:rPr>
+                <w:rFonts w:hint="default" w:ascii="Courier New" w:hAnsi="Courier New" w:eastAsia="Courier New" w:cs="Courier New"/>
+                <w:b w:val="0"/>
+                <w:bCs w:val="0"/>
+                <w:color w:val="000000"/>
+                <w:kern w:val="0"/>
+                <w:sz w:val="14"/>
+                <w:szCs w:val="14"/>
+                <w:shd w:val="clear" w:fill="FFFFFF"/>
+                <w:lang w:val="en-US" w:eastAsia="zh-CN" w:bidi="ar"/>
+              </w:rPr>
+              <w:t>                }</w:t>
+            </w:r>
+          </w:p>
+          <w:p>
+            <w:pPr>
+              <w:keepNext w:val="0"/>
+              <w:keepLines w:val="0"/>
+              <w:widowControl/>
+              <w:suppressLineNumbers w:val="0"/>
+              <w:shd w:val="clear" w:fill="FFFFFF"/>
+              <w:spacing w:line="216" w:lineRule="atLeast"/>
+              <w:jc w:val="left"/>
+              <w:rPr>
+                <w:rFonts w:hint="default" w:ascii="Courier New" w:hAnsi="Courier New" w:eastAsia="Courier New" w:cs="Courier New"/>
+                <w:b w:val="0"/>
+                <w:bCs w:val="0"/>
+                <w:color w:val="000000"/>
+                <w:sz w:val="14"/>
+                <w:szCs w:val="14"/>
+              </w:rPr>
+            </w:pPr>
+            <w:r>
+              <w:rPr>
+                <w:rFonts w:hint="default" w:ascii="Courier New" w:hAnsi="Courier New" w:eastAsia="Courier New" w:cs="Courier New"/>
+                <w:b w:val="0"/>
+                <w:bCs w:val="0"/>
+                <w:color w:val="000000"/>
+                <w:kern w:val="0"/>
+                <w:sz w:val="14"/>
+                <w:szCs w:val="14"/>
+                <w:shd w:val="clear" w:fill="FFFFFF"/>
+                <w:lang w:val="en-US" w:eastAsia="zh-CN" w:bidi="ar"/>
+              </w:rPr>
+              <w:t>            ]</w:t>
+            </w:r>
+          </w:p>
+          <w:p>
+            <w:pPr>
+              <w:keepNext w:val="0"/>
+              <w:keepLines w:val="0"/>
+              <w:widowControl/>
+              <w:suppressLineNumbers w:val="0"/>
+              <w:shd w:val="clear" w:fill="FFFFFF"/>
+              <w:spacing w:line="216" w:lineRule="atLeast"/>
+              <w:jc w:val="left"/>
+              <w:rPr>
+                <w:rFonts w:hint="default" w:ascii="Courier New" w:hAnsi="Courier New" w:eastAsia="Courier New" w:cs="Courier New"/>
+                <w:b w:val="0"/>
+                <w:bCs w:val="0"/>
+                <w:color w:val="000000"/>
+                <w:sz w:val="14"/>
+                <w:szCs w:val="14"/>
+              </w:rPr>
+            </w:pPr>
+            <w:r>
+              <w:rPr>
+                <w:rFonts w:hint="default" w:ascii="Courier New" w:hAnsi="Courier New" w:eastAsia="Courier New" w:cs="Courier New"/>
+                <w:b w:val="0"/>
+                <w:bCs w:val="0"/>
+                <w:color w:val="000000"/>
+                <w:kern w:val="0"/>
+                <w:sz w:val="14"/>
+                <w:szCs w:val="14"/>
+                <w:shd w:val="clear" w:fill="FFFFFF"/>
+                <w:lang w:val="en-US" w:eastAsia="zh-CN" w:bidi="ar"/>
+              </w:rPr>
+              <w:t>        }</w:t>
+            </w:r>
+          </w:p>
+          <w:p>
+            <w:pPr>
+              <w:keepNext w:val="0"/>
+              <w:keepLines w:val="0"/>
+              <w:widowControl/>
+              <w:suppressLineNumbers w:val="0"/>
+              <w:shd w:val="clear" w:fill="FFFFFF"/>
+              <w:spacing w:line="216" w:lineRule="atLeast"/>
+              <w:jc w:val="left"/>
+              <w:rPr>
+                <w:rFonts w:hint="default" w:ascii="Courier New" w:hAnsi="Courier New" w:eastAsia="Courier New" w:cs="Courier New"/>
+                <w:b w:val="0"/>
+                <w:bCs w:val="0"/>
+                <w:color w:val="000000"/>
+                <w:sz w:val="14"/>
+                <w:szCs w:val="14"/>
+              </w:rPr>
+            </w:pPr>
+            <w:r>
+              <w:rPr>
+                <w:rFonts w:hint="default" w:ascii="Courier New" w:hAnsi="Courier New" w:eastAsia="Courier New" w:cs="Courier New"/>
+                <w:b w:val="0"/>
+                <w:bCs w:val="0"/>
+                <w:color w:val="000000"/>
+                <w:kern w:val="0"/>
+                <w:sz w:val="14"/>
+                <w:szCs w:val="14"/>
+                <w:shd w:val="clear" w:fill="FFFFFF"/>
+                <w:lang w:val="en-US" w:eastAsia="zh-CN" w:bidi="ar"/>
+              </w:rPr>
+              <w:t>    ]</w:t>
+            </w:r>
+          </w:p>
+          <w:p>
+            <w:pPr>
+              <w:keepNext w:val="0"/>
+              <w:keepLines w:val="0"/>
+              <w:widowControl/>
+              <w:suppressLineNumbers w:val="0"/>
+              <w:shd w:val="clear" w:fill="FFFFFF"/>
+              <w:spacing w:line="216" w:lineRule="atLeast"/>
+              <w:jc w:val="left"/>
+              <w:rPr>
+                <w:rFonts w:hint="default" w:ascii="Courier New" w:hAnsi="Courier New" w:eastAsia="Courier New" w:cs="Courier New"/>
+                <w:b w:val="0"/>
+                <w:bCs w:val="0"/>
+                <w:color w:val="000000"/>
+                <w:sz w:val="14"/>
+                <w:szCs w:val="14"/>
+              </w:rPr>
+            </w:pPr>
+            <w:r>
+              <w:rPr>
+                <w:rFonts w:hint="default" w:ascii="Courier New" w:hAnsi="Courier New" w:eastAsia="Courier New" w:cs="Courier New"/>
+                <w:b w:val="0"/>
+                <w:bCs w:val="0"/>
+                <w:color w:val="000000"/>
+                <w:kern w:val="0"/>
+                <w:sz w:val="14"/>
+                <w:szCs w:val="14"/>
+                <w:shd w:val="clear" w:fill="FFFFFF"/>
+                <w:lang w:val="en-US" w:eastAsia="zh-CN" w:bidi="ar"/>
+              </w:rPr>
+              <w:t>}</w:t>
+            </w:r>
+          </w:p>
+          <w:p>
+            <w:pPr>
+              <w:keepNext w:val="0"/>
+              <w:keepLines w:val="0"/>
+              <w:pageBreakBefore w:val="0"/>
+              <w:widowControl/>
+              <w:suppressLineNumbers w:val="0"/>
+              <w:shd w:val="clear" w:fill="FFFFFF"/>
+              <w:kinsoku/>
+              <w:wordWrap/>
+              <w:overflowPunct/>
+              <w:topLinePunct w:val="0"/>
+              <w:autoSpaceDE/>
+              <w:autoSpaceDN/>
+              <w:bidi w:val="0"/>
+              <w:adjustRightInd/>
+              <w:snapToGrid/>
+              <w:spacing w:line="216" w:lineRule="atLeast"/>
+              <w:jc w:val="left"/>
+              <w:textAlignment w:val="auto"/>
+              <w:rPr>
+                <w:rFonts w:hint="eastAsia" w:ascii="黑体" w:hAnsi="黑体" w:eastAsia="黑体" w:cs="黑体"/>
+                <w:sz w:val="18"/>
+                <w:szCs w:val="18"/>
+                <w:vertAlign w:val="baseline"/>
+                <w:lang w:val="en-US" w:eastAsia="zh-CN"/>
+              </w:rPr>
+            </w:pPr>
+            <w:bookmarkStart w:id="0" w:name="_GoBack"/>
+            <w:bookmarkEnd w:id="0"/>
+          </w:p>
+        </w:tc>
+      </w:tr>
+    </w:tbl>
+    <w:p>
+      <w:pPr>
+        <w:rPr>
+          <w:rFonts w:hint="eastAsia" w:ascii="黑体" w:hAnsi="黑体" w:eastAsia="黑体" w:cs="黑体"/>
+          <w:color w:val="FF0000"/>
+          <w:sz w:val="24"/>
+          <w:szCs w:val="24"/>
+          <w:lang w:val="en-US" w:eastAsia="zh-CN"/>
+        </w:rPr>
+      </w:pPr>
+      <w:r>
+        <w:rPr>
+          <w:rFonts w:hint="eastAsia" w:ascii="黑体" w:hAnsi="黑体" w:eastAsia="黑体" w:cs="黑体"/>
+          <w:color w:val="FF0000"/>
+          <w:sz w:val="24"/>
+          <w:szCs w:val="24"/>
+          <w:lang w:val="en-US" w:eastAsia="zh-CN"/>
+        </w:rPr>
+        <w:br w:type="page"/>
+      </w:r>
     </w:p>
     <w:p>
       <w:pPr>
@@ -6509,8 +13339,6 @@
           <w:lang w:val="en-US" w:eastAsia="zh-CN"/>
         </w:rPr>
       </w:pPr>
-      <w:bookmarkStart w:id="0" w:name="_GoBack"/>
-      <w:bookmarkEnd w:id="0"/>
     </w:p>
     <w:sectPr>
       <w:pgSz w:w="11906" w:h="16838"/>
@@ -6527,7 +13355,7 @@
   <w:docDefaults>
     <w:rPrDefault>
       <w:rPr>
-        <w:rFonts w:asciiTheme="minorHAnsi" w:hAnsiTheme="minorHAnsi" w:eastAsiaTheme="minorEastAsia" w:cstheme="minorBidi"/>
+        <w:rFonts w:ascii="Times New Roman" w:hAnsi="Times New Roman" w:eastAsia="宋体" w:cs="Times New Roman"/>
       </w:rPr>
     </w:rPrDefault>
     <w:pPrDefault/>
